--- a/docs/РО БАСР.00360-01 34 01.docx
+++ b/docs/РО БАСР.00360-01 34 01.docx
@@ -85,7 +85,7 @@
               </wp:anchor>
             </w:drawing>
           </mc:Choice>
-          <mc:Fallback xmlns:oel="http://schemas.microsoft.com/office/2019/extlst" xmlns:w16du="http://schemas.microsoft.com/office/word/2023/wordml/word16du" xmlns:w16sdtfl="http://schemas.microsoft.com/office/word/2024/wordml/sdtformatlock">
+          <mc:Fallback xmlns:w16sdtfl="http://schemas.microsoft.com/office/word/2024/wordml/sdtformatlock" xmlns:w16du="http://schemas.microsoft.com/office/word/2023/wordml/word16du" xmlns:oel="http://schemas.microsoft.com/office/2019/extlst">
             <w:pict>
               <v:rect w14:anchorId="4587C1F2" id="Rectangle 30" o:spid="_x0000_s1026" style="position:absolute;margin-left:351pt;margin-top:-27pt;width:126pt;height:27pt;z-index:251659264;visibility:visible;mso-wrap-style:square;mso-width-percent:0;mso-height-percent:0;mso-wrap-distance-left:9pt;mso-wrap-distance-top:0;mso-wrap-distance-right:9pt;mso-wrap-distance-bottom:0;mso-position-horizontal:absolute;mso-position-horizontal-relative:text;mso-position-vertical:absolute;mso-position-vertical-relative:text;mso-width-percent:0;mso-height-percent:0;mso-width-relative:page;mso-height-relative:page;v-text-anchor:top" o:gfxdata="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" stroked="f"/>
             </w:pict>
@@ -3268,7 +3268,7 @@
       <w:r>
         <w:fldChar w:fldCharType="separate"/>
       </w:r>
-      <w:hyperlink w:anchor="_Toc214962565" w:history="1">
+      <w:hyperlink w:anchor="_Toc214963269" w:history="1">
         <w:r>
           <w:rPr>
             <w:rStyle w:val="af8"/>
@@ -3306,7 +3306,7 @@
           <w:rPr>
             <w:webHidden/>
           </w:rPr>
-          <w:instrText xml:space="preserve"> PAGEREF _Toc214962565 \h </w:instrText>
+          <w:instrText xml:space="preserve"> PAGEREF _Toc214963269 \h </w:instrText>
         </w:r>
         <w:r>
           <w:rPr>
@@ -3343,7 +3343,7 @@
           <w:szCs w:val="22"/>
         </w:rPr>
       </w:pPr>
-      <w:hyperlink w:anchor="_Toc214962566" w:history="1">
+      <w:hyperlink w:anchor="_Toc214963270" w:history="1">
         <w:r>
           <w:rPr>
             <w:rStyle w:val="af8"/>
@@ -3381,7 +3381,7 @@
           <w:rPr>
             <w:webHidden/>
           </w:rPr>
-          <w:instrText xml:space="preserve"> PAGEREF _Toc214962566 \h </w:instrText>
+          <w:instrText xml:space="preserve"> PAGEREF _Toc214963270 \h </w:instrText>
         </w:r>
         <w:r>
           <w:rPr>
@@ -3418,7 +3418,7 @@
           <w:szCs w:val="22"/>
         </w:rPr>
       </w:pPr>
-      <w:hyperlink w:anchor="_Toc214962567" w:history="1">
+      <w:hyperlink w:anchor="_Toc214963271" w:history="1">
         <w:r>
           <w:rPr>
             <w:rStyle w:val="af8"/>
@@ -3456,7 +3456,7 @@
           <w:rPr>
             <w:webHidden/>
           </w:rPr>
-          <w:instrText xml:space="preserve"> PAGEREF _Toc214962567 \h </w:instrText>
+          <w:instrText xml:space="preserve"> PAGEREF _Toc214963271 \h </w:instrText>
         </w:r>
         <w:r>
           <w:rPr>
@@ -3493,7 +3493,7 @@
           <w:szCs w:val="22"/>
         </w:rPr>
       </w:pPr>
-      <w:hyperlink w:anchor="_Toc214962568" w:history="1">
+      <w:hyperlink w:anchor="_Toc214963272" w:history="1">
         <w:r>
           <w:rPr>
             <w:rStyle w:val="af8"/>
@@ -3520,7 +3520,7 @@
             <w:noProof/>
             <w:webHidden/>
           </w:rPr>
-          <w:instrText xml:space="preserve"> PAGEREF _Toc214962568 \h </w:instrText>
+          <w:instrText xml:space="preserve"> PAGEREF _Toc214963272 \h </w:instrText>
         </w:r>
         <w:r>
           <w:rPr>
@@ -3561,7 +3561,7 @@
           <w:szCs w:val="22"/>
         </w:rPr>
       </w:pPr>
-      <w:hyperlink w:anchor="_Toc214962569" w:history="1">
+      <w:hyperlink w:anchor="_Toc214963273" w:history="1">
         <w:r>
           <w:rPr>
             <w:rStyle w:val="af8"/>
@@ -3588,7 +3588,7 @@
             <w:noProof/>
             <w:webHidden/>
           </w:rPr>
-          <w:instrText xml:space="preserve"> PAGEREF _Toc214962569 \h </w:instrText>
+          <w:instrText xml:space="preserve"> PAGEREF _Toc214963273 \h </w:instrText>
         </w:r>
         <w:r>
           <w:rPr>
@@ -3629,7 +3629,7 @@
           <w:szCs w:val="22"/>
         </w:rPr>
       </w:pPr>
-      <w:hyperlink w:anchor="_Toc214962570" w:history="1">
+      <w:hyperlink w:anchor="_Toc214963274" w:history="1">
         <w:r>
           <w:rPr>
             <w:rStyle w:val="af8"/>
@@ -3656,7 +3656,7 @@
             <w:noProof/>
             <w:webHidden/>
           </w:rPr>
-          <w:instrText xml:space="preserve"> PAGEREF _Toc214962570 \h </w:instrText>
+          <w:instrText xml:space="preserve"> PAGEREF _Toc214963274 \h </w:instrText>
         </w:r>
         <w:r>
           <w:rPr>
@@ -3697,7 +3697,7 @@
           <w:szCs w:val="22"/>
         </w:rPr>
       </w:pPr>
-      <w:hyperlink w:anchor="_Toc214962571" w:history="1">
+      <w:hyperlink w:anchor="_Toc214963275" w:history="1">
         <w:r>
           <w:rPr>
             <w:rStyle w:val="af8"/>
@@ -3740,7 +3740,7 @@
             <w:noProof/>
             <w:webHidden/>
           </w:rPr>
-          <w:instrText xml:space="preserve"> PAGEREF _Toc214962571 \h </w:instrText>
+          <w:instrText xml:space="preserve"> PAGEREF _Toc214963275 \h </w:instrText>
         </w:r>
         <w:r>
           <w:rPr>
@@ -3781,7 +3781,7 @@
           <w:szCs w:val="22"/>
         </w:rPr>
       </w:pPr>
-      <w:hyperlink w:anchor="_Toc214962572" w:history="1">
+      <w:hyperlink w:anchor="_Toc214963276" w:history="1">
         <w:r>
           <w:rPr>
             <w:rStyle w:val="af8"/>
@@ -3824,7 +3824,7 @@
             <w:noProof/>
             <w:webHidden/>
           </w:rPr>
-          <w:instrText xml:space="preserve"> PAGEREF _Toc214962572 \h </w:instrText>
+          <w:instrText xml:space="preserve"> PAGEREF _Toc214963276 \h </w:instrText>
         </w:r>
         <w:r>
           <w:rPr>
@@ -3865,7 +3865,7 @@
           <w:szCs w:val="22"/>
         </w:rPr>
       </w:pPr>
-      <w:hyperlink w:anchor="_Toc214962573" w:history="1">
+      <w:hyperlink w:anchor="_Toc214963277" w:history="1">
         <w:r>
           <w:rPr>
             <w:rStyle w:val="af8"/>
@@ -3903,7 +3903,7 @@
           <w:rPr>
             <w:webHidden/>
           </w:rPr>
-          <w:instrText xml:space="preserve"> PAGEREF _Toc214962573 \h </w:instrText>
+          <w:instrText xml:space="preserve"> PAGEREF _Toc214963277 \h </w:instrText>
         </w:r>
         <w:r>
           <w:rPr>
@@ -3932,426 +3932,6 @@
     </w:p>
     <w:p>
       <w:pPr>
-        <w:pStyle w:val="22"/>
-        <w:rPr>
-          <w:rFonts w:asciiTheme="minorHAnsi" w:eastAsiaTheme="minorEastAsia" w:hAnsiTheme="minorHAnsi" w:cstheme="minorBidi"/>
-          <w:noProof/>
-          <w:sz w:val="22"/>
-          <w:szCs w:val="22"/>
-        </w:rPr>
-      </w:pPr>
-      <w:hyperlink w:anchor="_Toc214962574" w:history="1">
-        <w:r>
-          <w:rPr>
-            <w:rStyle w:val="af8"/>
-            <w:noProof/>
-          </w:rPr>
-          <w:t>4.2</w:t>
-        </w:r>
-        <w:r>
-          <w:rPr>
-            <w:rFonts w:asciiTheme="minorHAnsi" w:eastAsiaTheme="minorEastAsia" w:hAnsiTheme="minorHAnsi" w:cstheme="minorBidi"/>
-            <w:noProof/>
-            <w:sz w:val="22"/>
-            <w:szCs w:val="22"/>
-          </w:rPr>
-          <w:tab/>
-        </w:r>
-        <w:r>
-          <w:rPr>
-            <w:rStyle w:val="af8"/>
-            <w:noProof/>
-          </w:rPr>
-          <w:t>Ошибки, возникающие при импортировании данных</w:t>
-        </w:r>
-        <w:r>
-          <w:rPr>
-            <w:noProof/>
-            <w:webHidden/>
-          </w:rPr>
-          <w:tab/>
-        </w:r>
-        <w:r>
-          <w:rPr>
-            <w:noProof/>
-            <w:webHidden/>
-          </w:rPr>
-          <w:fldChar w:fldCharType="begin"/>
-        </w:r>
-        <w:r>
-          <w:rPr>
-            <w:noProof/>
-            <w:webHidden/>
-          </w:rPr>
-          <w:instrText xml:space="preserve"> PAGEREF _Toc214962574 \h </w:instrText>
-        </w:r>
-        <w:r>
-          <w:rPr>
-            <w:noProof/>
-            <w:webHidden/>
-          </w:rPr>
-        </w:r>
-        <w:r>
-          <w:rPr>
-            <w:noProof/>
-            <w:webHidden/>
-          </w:rPr>
-          <w:fldChar w:fldCharType="separate"/>
-        </w:r>
-        <w:r>
-          <w:rPr>
-            <w:noProof/>
-            <w:webHidden/>
-          </w:rPr>
-          <w:t>12</w:t>
-        </w:r>
-        <w:r>
-          <w:rPr>
-            <w:noProof/>
-            <w:webHidden/>
-          </w:rPr>
-          <w:fldChar w:fldCharType="end"/>
-        </w:r>
-      </w:hyperlink>
-    </w:p>
-    <w:p>
-      <w:pPr>
-        <w:pStyle w:val="22"/>
-        <w:rPr>
-          <w:rFonts w:asciiTheme="minorHAnsi" w:eastAsiaTheme="minorEastAsia" w:hAnsiTheme="minorHAnsi" w:cstheme="minorBidi"/>
-          <w:noProof/>
-          <w:sz w:val="22"/>
-          <w:szCs w:val="22"/>
-        </w:rPr>
-      </w:pPr>
-      <w:hyperlink w:anchor="_Toc214962575" w:history="1">
-        <w:r>
-          <w:rPr>
-            <w:rStyle w:val="af8"/>
-            <w:noProof/>
-          </w:rPr>
-          <w:t>4.3</w:t>
-        </w:r>
-        <w:r>
-          <w:rPr>
-            <w:rFonts w:asciiTheme="minorHAnsi" w:eastAsiaTheme="minorEastAsia" w:hAnsiTheme="minorHAnsi" w:cstheme="minorBidi"/>
-            <w:noProof/>
-            <w:sz w:val="22"/>
-            <w:szCs w:val="22"/>
-          </w:rPr>
-          <w:tab/>
-        </w:r>
-        <w:r>
-          <w:rPr>
-            <w:rStyle w:val="af8"/>
-            <w:noProof/>
-          </w:rPr>
-          <w:t>Сообщения, возникающие при работе с классификацией</w:t>
-        </w:r>
-        <w:r>
-          <w:rPr>
-            <w:noProof/>
-            <w:webHidden/>
-          </w:rPr>
-          <w:tab/>
-        </w:r>
-        <w:r>
-          <w:rPr>
-            <w:noProof/>
-            <w:webHidden/>
-          </w:rPr>
-          <w:fldChar w:fldCharType="begin"/>
-        </w:r>
-        <w:r>
-          <w:rPr>
-            <w:noProof/>
-            <w:webHidden/>
-          </w:rPr>
-          <w:instrText xml:space="preserve"> PAGEREF _Toc214962575 \h </w:instrText>
-        </w:r>
-        <w:r>
-          <w:rPr>
-            <w:noProof/>
-            <w:webHidden/>
-          </w:rPr>
-        </w:r>
-        <w:r>
-          <w:rPr>
-            <w:noProof/>
-            <w:webHidden/>
-          </w:rPr>
-          <w:fldChar w:fldCharType="separate"/>
-        </w:r>
-        <w:r>
-          <w:rPr>
-            <w:noProof/>
-            <w:webHidden/>
-          </w:rPr>
-          <w:t>13</w:t>
-        </w:r>
-        <w:r>
-          <w:rPr>
-            <w:noProof/>
-            <w:webHidden/>
-          </w:rPr>
-          <w:fldChar w:fldCharType="end"/>
-        </w:r>
-      </w:hyperlink>
-    </w:p>
-    <w:p>
-      <w:pPr>
-        <w:pStyle w:val="22"/>
-        <w:rPr>
-          <w:rFonts w:asciiTheme="minorHAnsi" w:eastAsiaTheme="minorEastAsia" w:hAnsiTheme="minorHAnsi" w:cstheme="minorBidi"/>
-          <w:noProof/>
-          <w:sz w:val="22"/>
-          <w:szCs w:val="22"/>
-        </w:rPr>
-      </w:pPr>
-      <w:hyperlink w:anchor="_Toc214962576" w:history="1">
-        <w:r>
-          <w:rPr>
-            <w:rStyle w:val="af8"/>
-            <w:noProof/>
-          </w:rPr>
-          <w:t>4.4</w:t>
-        </w:r>
-        <w:r>
-          <w:rPr>
-            <w:rFonts w:asciiTheme="minorHAnsi" w:eastAsiaTheme="minorEastAsia" w:hAnsiTheme="minorHAnsi" w:cstheme="minorBidi"/>
-            <w:noProof/>
-            <w:sz w:val="22"/>
-            <w:szCs w:val="22"/>
-          </w:rPr>
-          <w:tab/>
-        </w:r>
-        <w:r>
-          <w:rPr>
-            <w:rStyle w:val="af8"/>
-            <w:noProof/>
-          </w:rPr>
-          <w:t>Ошибки, возникающие при вводе ошибочных путей при создании файла проекта</w:t>
-        </w:r>
-        <w:r>
-          <w:rPr>
-            <w:noProof/>
-            <w:webHidden/>
-          </w:rPr>
-          <w:tab/>
-        </w:r>
-        <w:r>
-          <w:rPr>
-            <w:noProof/>
-            <w:webHidden/>
-          </w:rPr>
-          <w:fldChar w:fldCharType="begin"/>
-        </w:r>
-        <w:r>
-          <w:rPr>
-            <w:noProof/>
-            <w:webHidden/>
-          </w:rPr>
-          <w:instrText xml:space="preserve"> PAGEREF _Toc214962576 \h </w:instrText>
-        </w:r>
-        <w:r>
-          <w:rPr>
-            <w:noProof/>
-            <w:webHidden/>
-          </w:rPr>
-        </w:r>
-        <w:r>
-          <w:rPr>
-            <w:noProof/>
-            <w:webHidden/>
-          </w:rPr>
-          <w:fldChar w:fldCharType="separate"/>
-        </w:r>
-        <w:r>
-          <w:rPr>
-            <w:noProof/>
-            <w:webHidden/>
-          </w:rPr>
-          <w:t>15</w:t>
-        </w:r>
-        <w:r>
-          <w:rPr>
-            <w:noProof/>
-            <w:webHidden/>
-          </w:rPr>
-          <w:fldChar w:fldCharType="end"/>
-        </w:r>
-      </w:hyperlink>
-    </w:p>
-    <w:p>
-      <w:pPr>
-        <w:pStyle w:val="22"/>
-        <w:rPr>
-          <w:rFonts w:asciiTheme="minorHAnsi" w:eastAsiaTheme="minorEastAsia" w:hAnsiTheme="minorHAnsi" w:cstheme="minorBidi"/>
-          <w:noProof/>
-          <w:sz w:val="22"/>
-          <w:szCs w:val="22"/>
-        </w:rPr>
-      </w:pPr>
-      <w:hyperlink w:anchor="_Toc214962577" w:history="1">
-        <w:r>
-          <w:rPr>
-            <w:rStyle w:val="af8"/>
-            <w:noProof/>
-          </w:rPr>
-          <w:t>4.5</w:t>
-        </w:r>
-        <w:r>
-          <w:rPr>
-            <w:rFonts w:asciiTheme="minorHAnsi" w:eastAsiaTheme="minorEastAsia" w:hAnsiTheme="minorHAnsi" w:cstheme="minorBidi"/>
-            <w:noProof/>
-            <w:sz w:val="22"/>
-            <w:szCs w:val="22"/>
-          </w:rPr>
-          <w:tab/>
-        </w:r>
-        <w:r>
-          <w:rPr>
-            <w:rStyle w:val="af8"/>
-            <w:noProof/>
-          </w:rPr>
-          <w:t>Ошибки, возникающие при загрузке данных гиперкуба</w:t>
-        </w:r>
-        <w:r>
-          <w:rPr>
-            <w:noProof/>
-            <w:webHidden/>
-          </w:rPr>
-          <w:tab/>
-        </w:r>
-        <w:r>
-          <w:rPr>
-            <w:noProof/>
-            <w:webHidden/>
-          </w:rPr>
-          <w:fldChar w:fldCharType="begin"/>
-        </w:r>
-        <w:r>
-          <w:rPr>
-            <w:noProof/>
-            <w:webHidden/>
-          </w:rPr>
-          <w:instrText xml:space="preserve"> PAGEREF _Toc214962577 \h </w:instrText>
-        </w:r>
-        <w:r>
-          <w:rPr>
-            <w:noProof/>
-            <w:webHidden/>
-          </w:rPr>
-        </w:r>
-        <w:r>
-          <w:rPr>
-            <w:noProof/>
-            <w:webHidden/>
-          </w:rPr>
-          <w:fldChar w:fldCharType="separate"/>
-        </w:r>
-        <w:r>
-          <w:rPr>
-            <w:noProof/>
-            <w:webHidden/>
-          </w:rPr>
-          <w:t>15</w:t>
-        </w:r>
-        <w:r>
-          <w:rPr>
-            <w:noProof/>
-            <w:webHidden/>
-          </w:rPr>
-          <w:fldChar w:fldCharType="end"/>
-        </w:r>
-      </w:hyperlink>
-    </w:p>
-    <w:p>
-      <w:pPr>
-        <w:pStyle w:val="22"/>
-        <w:rPr>
-          <w:rFonts w:asciiTheme="minorHAnsi" w:eastAsiaTheme="minorEastAsia" w:hAnsiTheme="minorHAnsi" w:cstheme="minorBidi"/>
-          <w:noProof/>
-          <w:sz w:val="22"/>
-          <w:szCs w:val="22"/>
-        </w:rPr>
-      </w:pPr>
-      <w:hyperlink w:anchor="_Toc214962578" w:history="1">
-        <w:r>
-          <w:rPr>
-            <w:rStyle w:val="af8"/>
-            <w:noProof/>
-          </w:rPr>
-          <w:t>4.6</w:t>
-        </w:r>
-        <w:r>
-          <w:rPr>
-            <w:rFonts w:asciiTheme="minorHAnsi" w:eastAsiaTheme="minorEastAsia" w:hAnsiTheme="minorHAnsi" w:cstheme="minorBidi"/>
-            <w:noProof/>
-            <w:sz w:val="22"/>
-            <w:szCs w:val="22"/>
-          </w:rPr>
-          <w:tab/>
-        </w:r>
-        <w:r>
-          <w:rPr>
-            <w:rStyle w:val="af8"/>
-            <w:noProof/>
-          </w:rPr>
-          <w:t>Ошибки, возникающие при загрузке спектральных кривых из библиотеки</w:t>
-        </w:r>
-        <w:r>
-          <w:rPr>
-            <w:noProof/>
-            <w:webHidden/>
-          </w:rPr>
-          <w:tab/>
-        </w:r>
-        <w:r>
-          <w:rPr>
-            <w:noProof/>
-            <w:webHidden/>
-          </w:rPr>
-          <w:fldChar w:fldCharType="begin"/>
-        </w:r>
-        <w:r>
-          <w:rPr>
-            <w:noProof/>
-            <w:webHidden/>
-          </w:rPr>
-          <w:instrText xml:space="preserve"> PAGEREF _Toc214962578 \h </w:instrText>
-        </w:r>
-        <w:r>
-          <w:rPr>
-            <w:noProof/>
-            <w:webHidden/>
-          </w:rPr>
-        </w:r>
-        <w:r>
-          <w:rPr>
-            <w:noProof/>
-            <w:webHidden/>
-          </w:rPr>
-          <w:fldChar w:fldCharType="separate"/>
-        </w:r>
-        <w:r>
-          <w:rPr>
-            <w:noProof/>
-            <w:webHidden/>
-          </w:rPr>
-          <w:t>18</w:t>
-        </w:r>
-        <w:r>
-          <w:rPr>
-            <w:noProof/>
-            <w:webHidden/>
-          </w:rPr>
-          <w:fldChar w:fldCharType="end"/>
-        </w:r>
-      </w:hyperlink>
-    </w:p>
-    <w:p>
-      <w:pPr>
         <w:pStyle w:val="12"/>
         <w:rPr>
           <w:rFonts w:asciiTheme="minorHAnsi" w:eastAsiaTheme="minorEastAsia" w:hAnsiTheme="minorHAnsi" w:cstheme="minorBidi"/>
@@ -4360,7 +3940,7 @@
           <w:szCs w:val="22"/>
         </w:rPr>
       </w:pPr>
-      <w:hyperlink w:anchor="_Toc214962579" w:history="1">
+      <w:hyperlink w:anchor="_Toc214963278" w:history="1">
         <w:r>
           <w:rPr>
             <w:rStyle w:val="af8"/>
@@ -4384,7 +3964,7 @@
           <w:rPr>
             <w:webHidden/>
           </w:rPr>
-          <w:instrText xml:space="preserve"> PAGEREF _Toc214962579 \h </w:instrText>
+          <w:instrText xml:space="preserve"> PAGEREF _Toc214963278 \h </w:instrText>
         </w:r>
         <w:r>
           <w:rPr>
@@ -4401,7 +3981,7 @@
           <w:rPr>
             <w:webHidden/>
           </w:rPr>
-          <w:t>19</w:t>
+          <w:t>13</w:t>
         </w:r>
         <w:r>
           <w:rPr>
@@ -4421,7 +4001,7 @@
           <w:szCs w:val="22"/>
         </w:rPr>
       </w:pPr>
-      <w:hyperlink w:anchor="_Toc214962580" w:history="1">
+      <w:hyperlink w:anchor="_Toc214963279" w:history="1">
         <w:r>
           <w:rPr>
             <w:rStyle w:val="af8"/>
@@ -4444,7 +4024,7 @@
           <w:rPr>
             <w:webHidden/>
           </w:rPr>
-          <w:instrText xml:space="preserve"> PAGEREF _Toc214962580 \h </w:instrText>
+          <w:instrText xml:space="preserve"> PAGEREF _Toc214963279 \h </w:instrText>
         </w:r>
         <w:r>
           <w:rPr>
@@ -4461,7 +4041,7 @@
           <w:rPr>
             <w:webHidden/>
           </w:rPr>
-          <w:t>21</w:t>
+          <w:t>14</w:t>
         </w:r>
         <w:r>
           <w:rPr>
@@ -4987,7 +4567,7 @@
           <w:numId w:val="6"/>
         </w:numPr>
       </w:pPr>
-      <w:bookmarkStart w:id="23" w:name="_Toc214962565"/>
+      <w:bookmarkStart w:id="23" w:name="_Toc214963269"/>
       <w:r>
         <w:t>НАЗНАЧЕНИЕ ПРОГРАММЫ</w:t>
       </w:r>
@@ -5102,7 +4682,7 @@
           <w:numId w:val="6"/>
         </w:numPr>
       </w:pPr>
-      <w:bookmarkStart w:id="24" w:name="_Toc214962566"/>
+      <w:bookmarkStart w:id="24" w:name="_Toc214963270"/>
       <w:r>
         <w:t>УСЛОВИЯ ВЫПОЛНЕНИЯ ПРОГРАММЫ</w:t>
       </w:r>
@@ -5568,7 +5148,7 @@
         </w:numPr>
         <w:ind w:left="0" w:firstLine="0"/>
       </w:pPr>
-      <w:bookmarkStart w:id="25" w:name="_Toc214962567"/>
+      <w:bookmarkStart w:id="25" w:name="_Toc214963271"/>
       <w:r>
         <w:lastRenderedPageBreak/>
         <w:t>ВЫПОЛНЕНИЕ ПРОГРАММЫ</w:t>
@@ -5584,7 +5164,7 @@
           <w:bCs w:val="0"/>
         </w:rPr>
       </w:pPr>
-      <w:bookmarkStart w:id="27" w:name="_Toc214962568"/>
+      <w:bookmarkStart w:id="27" w:name="_Toc214963272"/>
       <w:r>
         <w:rPr>
           <w:bCs w:val="0"/>
@@ -5870,7 +5450,7 @@
           <w:bCs w:val="0"/>
         </w:rPr>
       </w:pPr>
-      <w:bookmarkStart w:id="30" w:name="_Toc214962569"/>
+      <w:bookmarkStart w:id="30" w:name="_Toc214963273"/>
       <w:r>
         <w:rPr>
           <w:bCs w:val="0"/>
@@ -6933,7 +6513,7 @@
       <w:pPr>
         <w:pStyle w:val="3"/>
       </w:pPr>
-      <w:bookmarkStart w:id="31" w:name="_Toc214962570"/>
+      <w:bookmarkStart w:id="31" w:name="_Toc214963274"/>
       <w:r>
         <w:lastRenderedPageBreak/>
         <w:t>Выделение областей</w:t>
@@ -6977,6 +6557,7 @@
       </w:pPr>
       <w:r>
         <w:rPr>
+          <w:noProof/>
           <w:lang w:eastAsia="en-US"/>
         </w:rPr>
         <w:drawing>
@@ -7039,31 +6620,7 @@
         <w:rPr>
           <w:noProof/>
         </w:rPr>
-        <w:t>.</w:t>
-      </w:r>
-      <w:r>
-        <w:rPr>
-          <w:noProof/>
-        </w:rPr>
-        <w:t>6</w:t>
-      </w:r>
-      <w:r>
-        <w:rPr>
-          <w:noProof/>
-        </w:rPr>
-        <w:t xml:space="preserve"> – </w:t>
-      </w:r>
-      <w:r>
-        <w:rPr>
-          <w:noProof/>
-        </w:rPr>
-        <w:t>Область интереса</w:t>
-      </w:r>
-      <w:r>
-        <w:rPr>
-          <w:noProof/>
-        </w:rPr>
-        <w:t>.</w:t>
+        <w:t>.6 – Область интереса.</w:t>
       </w:r>
     </w:p>
     <w:p>
@@ -7090,7 +6647,7 @@
         </w:numPr>
         <w:ind w:left="1588" w:hanging="519"/>
       </w:pPr>
-      <w:bookmarkStart w:id="32" w:name="_Toc214962571"/>
+      <w:bookmarkStart w:id="32" w:name="_Toc214963275"/>
       <w:r>
         <w:t>Композиция спектральных каналов</w:t>
       </w:r>
@@ -7138,6 +6695,9 @@
         <w:ind w:firstLine="0"/>
       </w:pPr>
       <w:r>
+        <w:rPr>
+          <w:noProof/>
+        </w:rPr>
         <w:drawing>
           <wp:inline distT="0" distB="0" distL="0" distR="0" wp14:anchorId="1D954E7C" wp14:editId="44B6C9F8">
             <wp:extent cx="6120130" cy="1673860"/>
@@ -7445,7 +7005,7 @@
         </w:numPr>
         <w:ind w:left="1588" w:hanging="519"/>
       </w:pPr>
-      <w:bookmarkStart w:id="33" w:name="_Toc214962572"/>
+      <w:bookmarkStart w:id="33" w:name="_Toc214963276"/>
       <w:r>
         <w:t>Регулировка яркости и насыщенности</w:t>
       </w:r>
@@ -7505,6 +7065,7 @@
       </w:pPr>
       <w:r>
         <w:rPr>
+          <w:noProof/>
           <w:lang w:eastAsia="en-US"/>
         </w:rPr>
         <w:drawing>
@@ -7609,7 +7170,7 @@
           <w:numId w:val="29"/>
         </w:numPr>
       </w:pPr>
-      <w:bookmarkStart w:id="34" w:name="_Toc214962573"/>
+      <w:bookmarkStart w:id="34" w:name="_Toc214963277"/>
       <w:r>
         <w:t>СООБЩЕНИЯ ОПЕРАТОРУ</w:t>
       </w:r>
@@ -7638,790 +7199,12 @@
     </w:p>
     <w:p>
       <w:pPr>
-        <w:pStyle w:val="2a"/>
-        <w:numPr>
-          <w:ilvl w:val="1"/>
-          <w:numId w:val="29"/>
-        </w:numPr>
-        <w:ind w:left="1588" w:hanging="519"/>
-      </w:pPr>
-      <w:bookmarkStart w:id="35" w:name="_Toc214962574"/>
-      <w:r>
-        <w:t>Ошибки, возникающие при импортировании данных</w:t>
-      </w:r>
-      <w:bookmarkEnd w:id="35"/>
+        <w:ind w:firstLine="0"/>
+        <w:rPr>
+          <w:lang w:eastAsia="en-US"/>
+        </w:rPr>
+      </w:pPr>
     </w:p>
-    <w:p>
-      <w:pPr>
-        <w:rPr>
-          <w:lang w:eastAsia="en-US"/>
-        </w:rPr>
-      </w:pPr>
-    </w:p>
-    <w:p>
-      <w:pPr>
-        <w:rPr>
-          <w:lang w:eastAsia="en-US"/>
-        </w:rPr>
-      </w:pPr>
-      <w:r>
-        <w:rPr>
-          <w:lang w:eastAsia="en-US"/>
-        </w:rPr>
-        <w:t>Ошибки при импортировании данных представлены в таблице 4.1. Внешний вид сообщений об ошибке представлен в приложении А.</w:t>
-      </w:r>
-    </w:p>
-    <w:p>
-      <w:pPr>
-        <w:rPr>
-          <w:lang w:eastAsia="en-US"/>
-        </w:rPr>
-      </w:pPr>
-    </w:p>
-    <w:p>
-      <w:pPr>
-        <w:rPr>
-          <w:lang w:eastAsia="en-US"/>
-        </w:rPr>
-      </w:pPr>
-      <w:r>
-        <w:rPr>
-          <w:lang w:eastAsia="en-US"/>
-        </w:rPr>
-        <w:t>Таблица 4.1 – Импортирование данных</w:t>
-      </w:r>
-    </w:p>
-    <w:tbl>
-      <w:tblPr>
-        <w:tblW w:w="0" w:type="auto"/>
-        <w:tblBorders>
-          <w:top w:val="single" w:sz="4" w:space="0" w:color="auto"/>
-          <w:left w:val="single" w:sz="4" w:space="0" w:color="auto"/>
-          <w:bottom w:val="single" w:sz="4" w:space="0" w:color="auto"/>
-          <w:right w:val="single" w:sz="4" w:space="0" w:color="auto"/>
-          <w:insideH w:val="single" w:sz="4" w:space="0" w:color="auto"/>
-          <w:insideV w:val="single" w:sz="4" w:space="0" w:color="auto"/>
-        </w:tblBorders>
-        <w:tblLook w:val="04A0" w:firstRow="1" w:lastRow="0" w:firstColumn="1" w:lastColumn="0" w:noHBand="0" w:noVBand="1"/>
-      </w:tblPr>
-      <w:tblGrid>
-        <w:gridCol w:w="3957"/>
-        <w:gridCol w:w="3453"/>
-        <w:gridCol w:w="2218"/>
-      </w:tblGrid>
-      <w:tr>
-        <w:tc>
-          <w:tcPr>
-            <w:tcW w:w="3957" w:type="dxa"/>
-            <w:shd w:val="clear" w:color="auto" w:fill="auto"/>
-          </w:tcPr>
-          <w:p>
-            <w:pPr>
-              <w:ind w:firstLine="0"/>
-              <w:rPr>
-                <w:szCs w:val="26"/>
-                <w:lang w:eastAsia="en-US"/>
-              </w:rPr>
-            </w:pPr>
-            <w:r>
-              <w:rPr>
-                <w:szCs w:val="26"/>
-                <w:lang w:eastAsia="en-US"/>
-              </w:rPr>
-              <w:t>Действие оператора</w:t>
-            </w:r>
-          </w:p>
-        </w:tc>
-        <w:tc>
-          <w:tcPr>
-            <w:tcW w:w="3453" w:type="dxa"/>
-            <w:shd w:val="clear" w:color="auto" w:fill="auto"/>
-          </w:tcPr>
-          <w:p>
-            <w:pPr>
-              <w:ind w:firstLine="0"/>
-              <w:rPr>
-                <w:szCs w:val="26"/>
-                <w:lang w:eastAsia="en-US"/>
-              </w:rPr>
-            </w:pPr>
-            <w:r>
-              <w:rPr>
-                <w:szCs w:val="26"/>
-                <w:lang w:eastAsia="en-US"/>
-              </w:rPr>
-              <w:t>Текст сообщения</w:t>
-            </w:r>
-          </w:p>
-        </w:tc>
-        <w:tc>
-          <w:tcPr>
-            <w:tcW w:w="2218" w:type="dxa"/>
-            <w:shd w:val="clear" w:color="auto" w:fill="auto"/>
-          </w:tcPr>
-          <w:p>
-            <w:pPr>
-              <w:ind w:firstLine="0"/>
-              <w:rPr>
-                <w:szCs w:val="26"/>
-                <w:lang w:eastAsia="en-US"/>
-              </w:rPr>
-            </w:pPr>
-            <w:r>
-              <w:rPr>
-                <w:szCs w:val="26"/>
-                <w:lang w:eastAsia="en-US"/>
-              </w:rPr>
-              <w:t>Внешний вид (приложение А)</w:t>
-            </w:r>
-          </w:p>
-        </w:tc>
-      </w:tr>
-      <w:tr>
-        <w:tc>
-          <w:tcPr>
-            <w:tcW w:w="3957" w:type="dxa"/>
-            <w:shd w:val="clear" w:color="auto" w:fill="auto"/>
-          </w:tcPr>
-          <w:p>
-            <w:pPr>
-              <w:ind w:firstLine="0"/>
-              <w:rPr>
-                <w:szCs w:val="26"/>
-                <w:lang w:eastAsia="en-US"/>
-              </w:rPr>
-            </w:pPr>
-            <w:r>
-              <w:rPr>
-                <w:szCs w:val="26"/>
-                <w:lang w:eastAsia="en-US"/>
-              </w:rPr>
-              <w:lastRenderedPageBreak/>
-              <w:t>Загрузка файла с данными ВСС при отсутствующих спектральных данных в выбранной директории</w:t>
-            </w:r>
-          </w:p>
-        </w:tc>
-        <w:tc>
-          <w:tcPr>
-            <w:tcW w:w="3453" w:type="dxa"/>
-            <w:shd w:val="clear" w:color="auto" w:fill="auto"/>
-          </w:tcPr>
-          <w:p>
-            <w:pPr>
-              <w:ind w:firstLine="0"/>
-              <w:rPr>
-                <w:szCs w:val="26"/>
-                <w:lang w:eastAsia="en-US"/>
-              </w:rPr>
-            </w:pPr>
-            <w:r>
-              <w:rPr>
-                <w:szCs w:val="26"/>
-                <w:lang w:eastAsia="en-US"/>
-              </w:rPr>
-              <w:t>Не удается открыть файл со спектрами…</w:t>
-            </w:r>
-          </w:p>
-        </w:tc>
-        <w:tc>
-          <w:tcPr>
-            <w:tcW w:w="2218" w:type="dxa"/>
-            <w:shd w:val="clear" w:color="auto" w:fill="auto"/>
-          </w:tcPr>
-          <w:p>
-            <w:pPr>
-              <w:ind w:firstLine="0"/>
-              <w:rPr>
-                <w:szCs w:val="26"/>
-                <w:lang w:eastAsia="en-US"/>
-              </w:rPr>
-            </w:pPr>
-            <w:r>
-              <w:rPr>
-                <w:szCs w:val="26"/>
-                <w:lang w:eastAsia="en-US"/>
-              </w:rPr>
-              <w:t>Рисунок А</w:t>
-            </w:r>
-            <w:r>
-              <w:rPr>
-                <w:szCs w:val="26"/>
-                <w:lang w:eastAsia="en-US"/>
-              </w:rPr>
-              <w:t>1</w:t>
-            </w:r>
-          </w:p>
-        </w:tc>
-      </w:tr>
-      <w:tr>
-        <w:tc>
-          <w:tcPr>
-            <w:tcW w:w="3957" w:type="dxa"/>
-            <w:tcBorders>
-              <w:bottom w:val="single" w:sz="4" w:space="0" w:color="auto"/>
-            </w:tcBorders>
-            <w:shd w:val="clear" w:color="auto" w:fill="auto"/>
-          </w:tcPr>
-          <w:p>
-            <w:pPr>
-              <w:ind w:firstLine="0"/>
-              <w:rPr>
-                <w:szCs w:val="26"/>
-                <w:lang w:eastAsia="en-US"/>
-              </w:rPr>
-            </w:pPr>
-            <w:r>
-              <w:rPr>
-                <w:szCs w:val="26"/>
-                <w:lang w:eastAsia="en-US"/>
-              </w:rPr>
-              <w:t>Загрузка неверного калибровочного файла</w:t>
-            </w:r>
-          </w:p>
-        </w:tc>
-        <w:tc>
-          <w:tcPr>
-            <w:tcW w:w="3453" w:type="dxa"/>
-            <w:tcBorders>
-              <w:bottom w:val="single" w:sz="4" w:space="0" w:color="auto"/>
-            </w:tcBorders>
-            <w:shd w:val="clear" w:color="auto" w:fill="auto"/>
-          </w:tcPr>
-          <w:p>
-            <w:pPr>
-              <w:ind w:firstLine="0"/>
-              <w:rPr>
-                <w:szCs w:val="26"/>
-                <w:lang w:eastAsia="en-US"/>
-              </w:rPr>
-            </w:pPr>
-            <w:r>
-              <w:rPr>
-                <w:szCs w:val="26"/>
-                <w:lang w:eastAsia="en-US"/>
-              </w:rPr>
-              <w:t xml:space="preserve">Не удается открыть калибровочный файл… </w:t>
-            </w:r>
-          </w:p>
-        </w:tc>
-        <w:tc>
-          <w:tcPr>
-            <w:tcW w:w="2218" w:type="dxa"/>
-            <w:tcBorders>
-              <w:bottom w:val="single" w:sz="4" w:space="0" w:color="auto"/>
-            </w:tcBorders>
-            <w:shd w:val="clear" w:color="auto" w:fill="auto"/>
-          </w:tcPr>
-          <w:p>
-            <w:pPr>
-              <w:ind w:firstLine="0"/>
-              <w:rPr>
-                <w:szCs w:val="26"/>
-                <w:lang w:eastAsia="en-US"/>
-              </w:rPr>
-            </w:pPr>
-            <w:r>
-              <w:rPr>
-                <w:szCs w:val="26"/>
-                <w:lang w:eastAsia="en-US"/>
-              </w:rPr>
-              <w:t>Рисунок А</w:t>
-            </w:r>
-            <w:r>
-              <w:rPr>
-                <w:szCs w:val="26"/>
-                <w:lang w:eastAsia="en-US"/>
-              </w:rPr>
-              <w:t>2</w:t>
-            </w:r>
-          </w:p>
-        </w:tc>
-      </w:tr>
-      <w:tr>
-        <w:tc>
-          <w:tcPr>
-            <w:tcW w:w="3957" w:type="dxa"/>
-            <w:shd w:val="clear" w:color="auto" w:fill="auto"/>
-          </w:tcPr>
-          <w:p>
-            <w:pPr>
-              <w:ind w:firstLine="0"/>
-              <w:rPr>
-                <w:szCs w:val="26"/>
-                <w:lang w:eastAsia="en-US"/>
-              </w:rPr>
-            </w:pPr>
-            <w:r>
-              <w:rPr>
-                <w:szCs w:val="26"/>
-                <w:lang w:eastAsia="en-US"/>
-              </w:rPr>
-              <w:t>Загрузка спектра неизвестного формата</w:t>
-            </w:r>
-          </w:p>
-        </w:tc>
-        <w:tc>
-          <w:tcPr>
-            <w:tcW w:w="3453" w:type="dxa"/>
-            <w:shd w:val="clear" w:color="auto" w:fill="auto"/>
-          </w:tcPr>
-          <w:p>
-            <w:pPr>
-              <w:ind w:firstLine="0"/>
-              <w:rPr>
-                <w:szCs w:val="26"/>
-                <w:lang w:eastAsia="en-US"/>
-              </w:rPr>
-            </w:pPr>
-            <w:r>
-              <w:rPr>
-                <w:szCs w:val="26"/>
-                <w:lang w:eastAsia="en-US"/>
-              </w:rPr>
-              <w:t>Неизвестный формат данных</w:t>
-            </w:r>
-          </w:p>
-        </w:tc>
-        <w:tc>
-          <w:tcPr>
-            <w:tcW w:w="2218" w:type="dxa"/>
-            <w:shd w:val="clear" w:color="auto" w:fill="auto"/>
-          </w:tcPr>
-          <w:p>
-            <w:pPr>
-              <w:ind w:firstLine="0"/>
-              <w:rPr>
-                <w:szCs w:val="26"/>
-                <w:lang w:eastAsia="en-US"/>
-              </w:rPr>
-            </w:pPr>
-            <w:r>
-              <w:rPr>
-                <w:szCs w:val="26"/>
-                <w:lang w:eastAsia="en-US"/>
-              </w:rPr>
-              <w:t>Рисунок А</w:t>
-            </w:r>
-            <w:r>
-              <w:rPr>
-                <w:szCs w:val="26"/>
-                <w:lang w:eastAsia="en-US"/>
-              </w:rPr>
-              <w:t>3</w:t>
-            </w:r>
-          </w:p>
-        </w:tc>
-      </w:tr>
-    </w:tbl>
-    <w:p>
-      <w:pPr>
-        <w:ind w:firstLine="0"/>
-        <w:rPr>
-          <w:szCs w:val="26"/>
-          <w:lang w:eastAsia="en-US"/>
-        </w:rPr>
-      </w:pPr>
-    </w:p>
-    <w:p>
-      <w:pPr>
-        <w:pStyle w:val="2a"/>
-        <w:numPr>
-          <w:ilvl w:val="1"/>
-          <w:numId w:val="29"/>
-        </w:numPr>
-        <w:ind w:left="1588" w:hanging="519"/>
-      </w:pPr>
-      <w:bookmarkStart w:id="36" w:name="_Toc214962575"/>
-      <w:r>
-        <w:t>Сообщения</w:t>
-      </w:r>
-      <w:r>
-        <w:t xml:space="preserve">, возникающие </w:t>
-      </w:r>
-      <w:r>
-        <w:t>при работе с классификацией</w:t>
-      </w:r>
-      <w:bookmarkEnd w:id="36"/>
-    </w:p>
-    <w:p>
-      <w:pPr>
-        <w:rPr>
-          <w:lang w:eastAsia="en-US"/>
-        </w:rPr>
-      </w:pPr>
-      <w:r>
-        <w:rPr>
-          <w:lang w:eastAsia="en-US"/>
-        </w:rPr>
-        <w:t>Сообщения при работе с модулем классификации представлены в таблице 4.3. Внешний вид сообщений представлен в приложении А.</w:t>
-      </w:r>
-    </w:p>
-    <w:p>
-      <w:pPr>
-        <w:rPr>
-          <w:lang w:eastAsia="en-US"/>
-        </w:rPr>
-      </w:pPr>
-    </w:p>
-    <w:p>
-      <w:pPr>
-        <w:rPr>
-          <w:lang w:eastAsia="en-US"/>
-        </w:rPr>
-      </w:pPr>
-      <w:r>
-        <w:rPr>
-          <w:lang w:eastAsia="en-US"/>
-        </w:rPr>
-        <w:t>Таблица 4.3 – Работа с модулем классификации</w:t>
-      </w:r>
-    </w:p>
-    <w:tbl>
-      <w:tblPr>
-        <w:tblW w:w="0" w:type="auto"/>
-        <w:tblBorders>
-          <w:top w:val="single" w:sz="4" w:space="0" w:color="auto"/>
-          <w:left w:val="single" w:sz="4" w:space="0" w:color="auto"/>
-          <w:bottom w:val="single" w:sz="4" w:space="0" w:color="auto"/>
-          <w:right w:val="single" w:sz="4" w:space="0" w:color="auto"/>
-          <w:insideH w:val="single" w:sz="4" w:space="0" w:color="auto"/>
-          <w:insideV w:val="single" w:sz="4" w:space="0" w:color="auto"/>
-        </w:tblBorders>
-        <w:tblLook w:val="04A0" w:firstRow="1" w:lastRow="0" w:firstColumn="1" w:lastColumn="0" w:noHBand="0" w:noVBand="1"/>
-      </w:tblPr>
-      <w:tblGrid>
-        <w:gridCol w:w="3958"/>
-        <w:gridCol w:w="3451"/>
-        <w:gridCol w:w="2219"/>
-      </w:tblGrid>
-      <w:tr>
-        <w:tc>
-          <w:tcPr>
-            <w:tcW w:w="4077" w:type="dxa"/>
-            <w:shd w:val="clear" w:color="auto" w:fill="auto"/>
-          </w:tcPr>
-          <w:p>
-            <w:pPr>
-              <w:ind w:firstLine="0"/>
-              <w:rPr>
-                <w:szCs w:val="26"/>
-                <w:lang w:eastAsia="en-US"/>
-              </w:rPr>
-            </w:pPr>
-            <w:r>
-              <w:rPr>
-                <w:szCs w:val="26"/>
-                <w:lang w:eastAsia="en-US"/>
-              </w:rPr>
-              <w:t>Действие оператора</w:t>
-            </w:r>
-          </w:p>
-        </w:tc>
-        <w:tc>
-          <w:tcPr>
-            <w:tcW w:w="3544" w:type="dxa"/>
-            <w:shd w:val="clear" w:color="auto" w:fill="auto"/>
-          </w:tcPr>
-          <w:p>
-            <w:pPr>
-              <w:ind w:firstLine="0"/>
-              <w:rPr>
-                <w:szCs w:val="26"/>
-                <w:lang w:eastAsia="en-US"/>
-              </w:rPr>
-            </w:pPr>
-            <w:r>
-              <w:rPr>
-                <w:szCs w:val="26"/>
-                <w:lang w:eastAsia="en-US"/>
-              </w:rPr>
-              <w:t>Текст сообщения</w:t>
-            </w:r>
-          </w:p>
-        </w:tc>
-        <w:tc>
-          <w:tcPr>
-            <w:tcW w:w="2268" w:type="dxa"/>
-            <w:shd w:val="clear" w:color="auto" w:fill="auto"/>
-          </w:tcPr>
-          <w:p>
-            <w:pPr>
-              <w:ind w:firstLine="0"/>
-              <w:rPr>
-                <w:szCs w:val="26"/>
-                <w:lang w:eastAsia="en-US"/>
-              </w:rPr>
-            </w:pPr>
-            <w:r>
-              <w:rPr>
-                <w:szCs w:val="26"/>
-                <w:lang w:eastAsia="en-US"/>
-              </w:rPr>
-              <w:t>Внешний вид (приложение А)</w:t>
-            </w:r>
-          </w:p>
-        </w:tc>
-      </w:tr>
-      <w:tr>
-        <w:tc>
-          <w:tcPr>
-            <w:tcW w:w="4077" w:type="dxa"/>
-            <w:shd w:val="clear" w:color="auto" w:fill="auto"/>
-          </w:tcPr>
-          <w:p>
-            <w:pPr>
-              <w:ind w:firstLine="0"/>
-              <w:rPr>
-                <w:szCs w:val="26"/>
-                <w:lang w:eastAsia="en-US"/>
-              </w:rPr>
-            </w:pPr>
-            <w:r>
-              <w:rPr>
-                <w:szCs w:val="26"/>
-                <w:lang w:eastAsia="en-US"/>
-              </w:rPr>
-              <w:t>Попытка запустить классификацию с обучением без обучающей выборки</w:t>
-            </w:r>
-          </w:p>
-        </w:tc>
-        <w:tc>
-          <w:tcPr>
-            <w:tcW w:w="3544" w:type="dxa"/>
-            <w:shd w:val="clear" w:color="auto" w:fill="auto"/>
-          </w:tcPr>
-          <w:p>
-            <w:pPr>
-              <w:ind w:firstLine="0"/>
-              <w:rPr>
-                <w:szCs w:val="26"/>
-                <w:lang w:eastAsia="en-US"/>
-              </w:rPr>
-            </w:pPr>
-            <w:r>
-              <w:rPr>
-                <w:szCs w:val="26"/>
-                <w:lang w:eastAsia="en-US"/>
-              </w:rPr>
-              <w:t xml:space="preserve">Перед запуском обучающей классификации создайте обучающую выборку (создайте регионы в окне с изображением: Регионы </w:t>
-            </w:r>
-            <w:proofErr w:type="gramStart"/>
-            <w:r>
-              <w:rPr>
-                <w:szCs w:val="26"/>
-                <w:lang w:eastAsia="en-US"/>
-              </w:rPr>
-              <w:t>интереса &gt;</w:t>
-            </w:r>
-            <w:proofErr w:type="gramEnd"/>
-            <w:r>
-              <w:rPr>
-                <w:szCs w:val="26"/>
-                <w:lang w:eastAsia="en-US"/>
-              </w:rPr>
-              <w:t xml:space="preserve"> добавить регионы интереса по количеству классов и обвести полигонами соответствующие классам области) Размер выборки должен быть больше 1 пикселя.</w:t>
-            </w:r>
-          </w:p>
-        </w:tc>
-        <w:tc>
-          <w:tcPr>
-            <w:tcW w:w="2268" w:type="dxa"/>
-            <w:shd w:val="clear" w:color="auto" w:fill="auto"/>
-          </w:tcPr>
-          <w:p>
-            <w:pPr>
-              <w:ind w:firstLine="0"/>
-              <w:rPr>
-                <w:szCs w:val="26"/>
-                <w:lang w:eastAsia="en-US"/>
-              </w:rPr>
-            </w:pPr>
-            <w:r>
-              <w:rPr>
-                <w:szCs w:val="26"/>
-                <w:lang w:eastAsia="en-US"/>
-              </w:rPr>
-              <w:t>Рисунок А</w:t>
-            </w:r>
-            <w:r>
-              <w:rPr>
-                <w:szCs w:val="26"/>
-                <w:lang w:eastAsia="en-US"/>
-              </w:rPr>
-              <w:t>4</w:t>
-            </w:r>
-          </w:p>
-        </w:tc>
-      </w:tr>
-      <w:tr>
-        <w:tc>
-          <w:tcPr>
-            <w:tcW w:w="4077" w:type="dxa"/>
-            <w:shd w:val="clear" w:color="auto" w:fill="auto"/>
-          </w:tcPr>
-          <w:p>
-            <w:pPr>
-              <w:ind w:firstLine="0"/>
-              <w:rPr>
-                <w:szCs w:val="26"/>
-                <w:lang w:eastAsia="en-US"/>
-              </w:rPr>
-            </w:pPr>
-            <w:r>
-              <w:rPr>
-                <w:szCs w:val="26"/>
-                <w:lang w:eastAsia="en-US"/>
-              </w:rPr>
-              <w:t xml:space="preserve">Попытка запустить классификацию с обучением с </w:t>
-            </w:r>
-            <w:r>
-              <w:rPr>
-                <w:szCs w:val="26"/>
-                <w:lang w:eastAsia="en-US"/>
-              </w:rPr>
-              <w:lastRenderedPageBreak/>
-              <w:t>регионами интересов, размер которых не превышает одного пикселя</w:t>
-            </w:r>
-          </w:p>
-        </w:tc>
-        <w:tc>
-          <w:tcPr>
-            <w:tcW w:w="3544" w:type="dxa"/>
-            <w:shd w:val="clear" w:color="auto" w:fill="auto"/>
-          </w:tcPr>
-          <w:p>
-            <w:pPr>
-              <w:ind w:firstLine="0"/>
-              <w:rPr>
-                <w:szCs w:val="26"/>
-                <w:lang w:eastAsia="en-US"/>
-              </w:rPr>
-            </w:pPr>
-            <w:r>
-              <w:rPr>
-                <w:szCs w:val="26"/>
-                <w:lang w:eastAsia="en-US"/>
-              </w:rPr>
-              <w:lastRenderedPageBreak/>
-              <w:t xml:space="preserve">Обучающая выборка для класса должна состоять из </w:t>
-            </w:r>
-            <w:r>
-              <w:rPr>
-                <w:szCs w:val="26"/>
-                <w:lang w:eastAsia="en-US"/>
-              </w:rPr>
-              <w:lastRenderedPageBreak/>
-              <w:t>более чем 1 пикселя. Данный регион НЕ будет включен в обучающую выборку"</w:t>
-            </w:r>
-          </w:p>
-        </w:tc>
-        <w:tc>
-          <w:tcPr>
-            <w:tcW w:w="2268" w:type="dxa"/>
-            <w:shd w:val="clear" w:color="auto" w:fill="auto"/>
-          </w:tcPr>
-          <w:p>
-            <w:pPr>
-              <w:ind w:firstLine="0"/>
-              <w:rPr>
-                <w:szCs w:val="26"/>
-                <w:lang w:eastAsia="en-US"/>
-              </w:rPr>
-            </w:pPr>
-            <w:r>
-              <w:rPr>
-                <w:szCs w:val="26"/>
-                <w:lang w:eastAsia="en-US"/>
-              </w:rPr>
-              <w:lastRenderedPageBreak/>
-              <w:t>Рисунок А</w:t>
-            </w:r>
-            <w:r>
-              <w:rPr>
-                <w:szCs w:val="26"/>
-                <w:lang w:eastAsia="en-US"/>
-              </w:rPr>
-              <w:t>5</w:t>
-            </w:r>
-          </w:p>
-        </w:tc>
-      </w:tr>
-      <w:tr>
-        <w:tc>
-          <w:tcPr>
-            <w:tcW w:w="4077" w:type="dxa"/>
-            <w:shd w:val="clear" w:color="auto" w:fill="auto"/>
-          </w:tcPr>
-          <w:p>
-            <w:pPr>
-              <w:ind w:firstLine="0"/>
-              <w:rPr>
-                <w:szCs w:val="26"/>
-                <w:lang w:eastAsia="en-US"/>
-              </w:rPr>
-            </w:pPr>
-            <w:r>
-              <w:rPr>
-                <w:szCs w:val="26"/>
-                <w:lang w:eastAsia="en-US"/>
-              </w:rPr>
-              <w:t>Попытка открыть еще одно главное окно модуля классификации</w:t>
-            </w:r>
-          </w:p>
-        </w:tc>
-        <w:tc>
-          <w:tcPr>
-            <w:tcW w:w="3544" w:type="dxa"/>
-            <w:shd w:val="clear" w:color="auto" w:fill="auto"/>
-          </w:tcPr>
-          <w:p>
-            <w:pPr>
-              <w:ind w:firstLine="0"/>
-              <w:rPr>
-                <w:szCs w:val="26"/>
-                <w:lang w:eastAsia="en-US"/>
-              </w:rPr>
-            </w:pPr>
-            <w:r>
-              <w:rPr>
-                <w:szCs w:val="26"/>
-                <w:lang w:eastAsia="en-US"/>
-              </w:rPr>
-              <w:t>Открытое окно с классифицируемым изображением будет закрыто. Продолжить?</w:t>
-            </w:r>
-          </w:p>
-        </w:tc>
-        <w:tc>
-          <w:tcPr>
-            <w:tcW w:w="2268" w:type="dxa"/>
-            <w:shd w:val="clear" w:color="auto" w:fill="auto"/>
-          </w:tcPr>
-          <w:p>
-            <w:pPr>
-              <w:ind w:firstLine="0"/>
-              <w:rPr>
-                <w:szCs w:val="26"/>
-                <w:lang w:eastAsia="en-US"/>
-              </w:rPr>
-            </w:pPr>
-            <w:r>
-              <w:rPr>
-                <w:szCs w:val="26"/>
-                <w:lang w:eastAsia="en-US"/>
-              </w:rPr>
-              <w:t>Рисунок А</w:t>
-            </w:r>
-            <w:r>
-              <w:rPr>
-                <w:szCs w:val="26"/>
-                <w:lang w:eastAsia="en-US"/>
-              </w:rPr>
-              <w:t>6</w:t>
-            </w:r>
-          </w:p>
-        </w:tc>
-      </w:tr>
-    </w:tbl>
     <w:p>
       <w:pPr>
         <w:rPr>
@@ -8458,3575 +7241,12 @@
     </w:p>
     <w:p>
       <w:pPr>
-        <w:pStyle w:val="2a"/>
-        <w:numPr>
-          <w:ilvl w:val="1"/>
-          <w:numId w:val="29"/>
-        </w:numPr>
-        <w:ind w:left="1588" w:hanging="519"/>
-      </w:pPr>
-      <w:bookmarkStart w:id="37" w:name="_Toc214962576"/>
-      <w:r>
-        <w:t>Ошибки</w:t>
-      </w:r>
-      <w:r>
-        <w:t>, возникающие</w:t>
-      </w:r>
-      <w:r>
-        <w:t xml:space="preserve"> при вводе ошибочных путей при создании файла</w:t>
-      </w:r>
-      <w:r>
-        <w:t xml:space="preserve"> </w:t>
-      </w:r>
-      <w:r>
-        <w:t>проекта</w:t>
-      </w:r>
-      <w:bookmarkEnd w:id="37"/>
-    </w:p>
-    <w:p>
-      <w:pPr>
-        <w:rPr>
-          <w:lang w:eastAsia="en-US"/>
-        </w:rPr>
-      </w:pPr>
-      <w:r>
-        <w:rPr>
-          <w:lang w:eastAsia="en-US"/>
-        </w:rPr>
-        <w:t xml:space="preserve">Таблица 4.4 – </w:t>
-      </w:r>
-      <w:r>
-        <w:t>Загрузка файла-проекта</w:t>
-      </w:r>
-    </w:p>
-    <w:tbl>
-      <w:tblPr>
-        <w:tblW w:w="0" w:type="auto"/>
-        <w:tblBorders>
-          <w:top w:val="single" w:sz="4" w:space="0" w:color="auto"/>
-          <w:left w:val="single" w:sz="4" w:space="0" w:color="auto"/>
-          <w:bottom w:val="single" w:sz="4" w:space="0" w:color="auto"/>
-          <w:right w:val="single" w:sz="4" w:space="0" w:color="auto"/>
-          <w:insideH w:val="single" w:sz="4" w:space="0" w:color="auto"/>
-          <w:insideV w:val="single" w:sz="4" w:space="0" w:color="auto"/>
-        </w:tblBorders>
-        <w:tblLook w:val="04A0" w:firstRow="1" w:lastRow="0" w:firstColumn="1" w:lastColumn="0" w:noHBand="0" w:noVBand="1"/>
-      </w:tblPr>
-      <w:tblGrid>
-        <w:gridCol w:w="5081"/>
-        <w:gridCol w:w="4241"/>
-      </w:tblGrid>
-      <w:tr>
-        <w:tc>
-          <w:tcPr>
-            <w:tcW w:w="5081" w:type="dxa"/>
-            <w:shd w:val="clear" w:color="auto" w:fill="auto"/>
-          </w:tcPr>
-          <w:p>
-            <w:r>
-              <w:t>Действие</w:t>
-            </w:r>
-          </w:p>
-        </w:tc>
-        <w:tc>
-          <w:tcPr>
-            <w:tcW w:w="4241" w:type="dxa"/>
-            <w:shd w:val="clear" w:color="auto" w:fill="auto"/>
-          </w:tcPr>
-          <w:p>
-            <w:pPr>
-              <w:jc w:val="center"/>
-            </w:pPr>
-            <w:r>
-              <w:t>Текст ошибки</w:t>
-            </w:r>
-          </w:p>
-        </w:tc>
-      </w:tr>
-      <w:tr>
-        <w:tc>
-          <w:tcPr>
-            <w:tcW w:w="5081" w:type="dxa"/>
-            <w:shd w:val="clear" w:color="auto" w:fill="auto"/>
-          </w:tcPr>
-          <w:p>
-            <w:pPr>
-              <w:ind w:firstLine="0"/>
-              <w:jc w:val="left"/>
-            </w:pPr>
-            <w:r>
-              <w:t>Нажатие кнопки «загрузить гиперкуб» без предварительно выбранного файла проекта</w:t>
-            </w:r>
-          </w:p>
-        </w:tc>
-        <w:tc>
-          <w:tcPr>
-            <w:tcW w:w="4241" w:type="dxa"/>
-            <w:shd w:val="clear" w:color="auto" w:fill="auto"/>
-          </w:tcPr>
-          <w:p>
-            <w:pPr>
-              <w:ind w:firstLine="0"/>
-              <w:jc w:val="left"/>
-            </w:pPr>
-            <w:r>
-              <w:t>Файл-заголовок не может быть пустым</w:t>
-            </w:r>
-          </w:p>
-        </w:tc>
-      </w:tr>
-      <w:tr>
-        <w:tc>
-          <w:tcPr>
-            <w:tcW w:w="5081" w:type="dxa"/>
-            <w:shd w:val="clear" w:color="auto" w:fill="auto"/>
-          </w:tcPr>
-          <w:p>
-            <w:pPr>
-              <w:ind w:firstLine="0"/>
-              <w:jc w:val="left"/>
-            </w:pPr>
-            <w:r>
-              <w:t>Открытие проекта файлом неверного формата</w:t>
-            </w:r>
-          </w:p>
-        </w:tc>
-        <w:tc>
-          <w:tcPr>
-            <w:tcW w:w="4241" w:type="dxa"/>
-            <w:shd w:val="clear" w:color="auto" w:fill="auto"/>
-          </w:tcPr>
-          <w:p>
-            <w:pPr>
-              <w:ind w:firstLine="0"/>
-              <w:jc w:val="left"/>
-            </w:pPr>
-            <w:r>
-              <w:t>Неверный формат файла-проекта</w:t>
-            </w:r>
-          </w:p>
-        </w:tc>
-      </w:tr>
-    </w:tbl>
-    <w:p>
-      <w:pPr>
-        <w:rPr>
-          <w:lang w:eastAsia="en-US"/>
-        </w:rPr>
-      </w:pPr>
-    </w:p>
-    <w:p>
-      <w:pPr>
-        <w:pStyle w:val="2a"/>
-        <w:numPr>
-          <w:ilvl w:val="1"/>
-          <w:numId w:val="29"/>
-        </w:numPr>
-        <w:ind w:left="1588" w:hanging="519"/>
-      </w:pPr>
-      <w:bookmarkStart w:id="38" w:name="_Toc214962577"/>
-      <w:r>
-        <w:t>Ошибки, возникающие при загрузке данных гиперкуба</w:t>
-      </w:r>
-      <w:bookmarkEnd w:id="38"/>
-    </w:p>
-    <w:p>
-      <w:r>
-        <w:t xml:space="preserve">Таблица </w:t>
-      </w:r>
-      <w:r>
-        <w:t>4.5 –</w:t>
-      </w:r>
-      <w:r>
-        <w:t xml:space="preserve"> </w:t>
-      </w:r>
-      <w:r>
-        <w:t>Ошибки, возникающие при чтении</w:t>
-      </w:r>
-      <w:r>
-        <w:t xml:space="preserve"> файла-заголовка</w:t>
-      </w:r>
-    </w:p>
-    <w:tbl>
-      <w:tblPr>
-        <w:tblW w:w="0" w:type="auto"/>
-        <w:tblBorders>
-          <w:top w:val="single" w:sz="4" w:space="0" w:color="auto"/>
-          <w:left w:val="single" w:sz="4" w:space="0" w:color="auto"/>
-          <w:bottom w:val="single" w:sz="4" w:space="0" w:color="auto"/>
-          <w:right w:val="single" w:sz="4" w:space="0" w:color="auto"/>
-          <w:insideH w:val="single" w:sz="4" w:space="0" w:color="auto"/>
-          <w:insideV w:val="single" w:sz="4" w:space="0" w:color="auto"/>
-        </w:tblBorders>
-        <w:tblLook w:val="04A0" w:firstRow="1" w:lastRow="0" w:firstColumn="1" w:lastColumn="0" w:noHBand="0" w:noVBand="1"/>
-      </w:tblPr>
-      <w:tblGrid>
-        <w:gridCol w:w="2294"/>
-        <w:gridCol w:w="2721"/>
-        <w:gridCol w:w="4329"/>
-      </w:tblGrid>
-      <w:tr>
-        <w:tc>
-          <w:tcPr>
-            <w:tcW w:w="2294" w:type="dxa"/>
-            <w:shd w:val="clear" w:color="auto" w:fill="auto"/>
-          </w:tcPr>
-          <w:p>
-            <w:pPr>
-              <w:ind w:firstLine="0"/>
-              <w:jc w:val="center"/>
-              <w:rPr>
-                <w:szCs w:val="28"/>
-              </w:rPr>
-            </w:pPr>
-            <w:r>
-              <w:rPr>
-                <w:szCs w:val="28"/>
-              </w:rPr>
-              <w:t>Входной параметр</w:t>
-            </w:r>
-          </w:p>
-        </w:tc>
-        <w:tc>
-          <w:tcPr>
-            <w:tcW w:w="2721" w:type="dxa"/>
-            <w:shd w:val="clear" w:color="auto" w:fill="auto"/>
-          </w:tcPr>
-          <w:p>
-            <w:pPr>
-              <w:ind w:firstLine="0"/>
-              <w:jc w:val="center"/>
-              <w:rPr>
-                <w:szCs w:val="28"/>
-              </w:rPr>
-            </w:pPr>
-            <w:r>
-              <w:rPr>
-                <w:szCs w:val="28"/>
-              </w:rPr>
-              <w:t>Значение</w:t>
-            </w:r>
-          </w:p>
-        </w:tc>
-        <w:tc>
-          <w:tcPr>
-            <w:tcW w:w="4329" w:type="dxa"/>
-            <w:shd w:val="clear" w:color="auto" w:fill="auto"/>
-          </w:tcPr>
-          <w:p>
-            <w:pPr>
-              <w:ind w:firstLine="0"/>
-              <w:jc w:val="center"/>
-              <w:rPr>
-                <w:szCs w:val="28"/>
-              </w:rPr>
-            </w:pPr>
-            <w:r>
-              <w:rPr>
-                <w:szCs w:val="28"/>
-              </w:rPr>
-              <w:t>Результат</w:t>
-            </w:r>
-          </w:p>
-        </w:tc>
-      </w:tr>
-      <w:tr>
-        <w:tc>
-          <w:tcPr>
-            <w:tcW w:w="2294" w:type="dxa"/>
-            <w:vMerge w:val="restart"/>
-            <w:shd w:val="clear" w:color="auto" w:fill="auto"/>
-          </w:tcPr>
-          <w:p>
-            <w:pPr>
-              <w:ind w:firstLine="0"/>
-              <w:jc w:val="left"/>
-              <w:rPr>
-                <w:szCs w:val="28"/>
-              </w:rPr>
-            </w:pPr>
-            <w:proofErr w:type="spellStart"/>
-            <w:r>
-              <w:rPr>
-                <w:szCs w:val="28"/>
-              </w:rPr>
-              <w:t>samples</w:t>
-            </w:r>
-            <w:proofErr w:type="spellEnd"/>
-          </w:p>
-        </w:tc>
-        <w:tc>
-          <w:tcPr>
-            <w:tcW w:w="2721" w:type="dxa"/>
-            <w:shd w:val="clear" w:color="auto" w:fill="auto"/>
-          </w:tcPr>
-          <w:p>
-            <w:pPr>
-              <w:ind w:firstLine="0"/>
-              <w:jc w:val="center"/>
-              <w:rPr>
-                <w:szCs w:val="28"/>
-              </w:rPr>
-            </w:pPr>
-            <w:r>
-              <w:rPr>
-                <w:szCs w:val="28"/>
-              </w:rPr>
-              <w:t>728</w:t>
-            </w:r>
-          </w:p>
-        </w:tc>
-        <w:tc>
-          <w:tcPr>
-            <w:tcW w:w="4329" w:type="dxa"/>
-            <w:shd w:val="clear" w:color="auto" w:fill="auto"/>
-          </w:tcPr>
-          <w:p>
-            <w:pPr>
-              <w:ind w:firstLine="0"/>
-              <w:jc w:val="left"/>
-              <w:rPr>
-                <w:szCs w:val="28"/>
-              </w:rPr>
-            </w:pPr>
-            <w:r>
-              <w:rPr>
-                <w:szCs w:val="28"/>
-              </w:rPr>
-              <w:t>Успешная загрузка</w:t>
-            </w:r>
-          </w:p>
-        </w:tc>
-      </w:tr>
-      <w:tr>
-        <w:tc>
-          <w:tcPr>
-            <w:tcW w:w="2294" w:type="dxa"/>
-            <w:vMerge/>
-            <w:shd w:val="clear" w:color="auto" w:fill="auto"/>
-          </w:tcPr>
-          <w:p>
-            <w:pPr>
-              <w:ind w:firstLine="0"/>
-              <w:jc w:val="left"/>
-              <w:rPr>
-                <w:szCs w:val="28"/>
-              </w:rPr>
-            </w:pPr>
-          </w:p>
-        </w:tc>
-        <w:tc>
-          <w:tcPr>
-            <w:tcW w:w="2721" w:type="dxa"/>
-            <w:shd w:val="clear" w:color="auto" w:fill="auto"/>
-          </w:tcPr>
-          <w:p>
-            <w:pPr>
-              <w:ind w:firstLine="0"/>
-              <w:jc w:val="center"/>
-              <w:rPr>
-                <w:szCs w:val="28"/>
-              </w:rPr>
-            </w:pPr>
-            <w:r>
-              <w:rPr>
-                <w:szCs w:val="28"/>
-              </w:rPr>
-              <w:t>0</w:t>
-            </w:r>
-          </w:p>
-        </w:tc>
-        <w:tc>
-          <w:tcPr>
-            <w:tcW w:w="4329" w:type="dxa"/>
-            <w:shd w:val="clear" w:color="auto" w:fill="auto"/>
-          </w:tcPr>
-          <w:p>
-            <w:pPr>
-              <w:ind w:firstLine="0"/>
-              <w:jc w:val="left"/>
-              <w:rPr>
-                <w:szCs w:val="28"/>
-              </w:rPr>
-            </w:pPr>
-            <w:r>
-              <w:rPr>
-                <w:szCs w:val="28"/>
-              </w:rPr>
-              <w:t>Ошибка: "Не задано число столбцов"</w:t>
-            </w:r>
-          </w:p>
-        </w:tc>
-      </w:tr>
-      <w:tr>
-        <w:tc>
-          <w:tcPr>
-            <w:tcW w:w="2294" w:type="dxa"/>
-            <w:vMerge/>
-            <w:shd w:val="clear" w:color="auto" w:fill="auto"/>
-          </w:tcPr>
-          <w:p>
-            <w:pPr>
-              <w:ind w:firstLine="0"/>
-              <w:jc w:val="left"/>
-              <w:rPr>
-                <w:szCs w:val="28"/>
-              </w:rPr>
-            </w:pPr>
-          </w:p>
-        </w:tc>
-        <w:tc>
-          <w:tcPr>
-            <w:tcW w:w="2721" w:type="dxa"/>
-            <w:shd w:val="clear" w:color="auto" w:fill="auto"/>
-          </w:tcPr>
-          <w:p>
-            <w:pPr>
-              <w:ind w:firstLine="0"/>
-              <w:jc w:val="center"/>
-              <w:rPr>
-                <w:szCs w:val="28"/>
-              </w:rPr>
-            </w:pPr>
-            <w:proofErr w:type="gramStart"/>
-            <w:r>
-              <w:rPr>
-                <w:szCs w:val="28"/>
-              </w:rPr>
-              <w:t>« »</w:t>
-            </w:r>
-            <w:proofErr w:type="gramEnd"/>
-            <w:r>
-              <w:rPr>
-                <w:szCs w:val="28"/>
-              </w:rPr>
-              <w:t xml:space="preserve"> (пустое поле)</w:t>
-            </w:r>
-          </w:p>
-        </w:tc>
-        <w:tc>
-          <w:tcPr>
-            <w:tcW w:w="4329" w:type="dxa"/>
-            <w:shd w:val="clear" w:color="auto" w:fill="auto"/>
-          </w:tcPr>
-          <w:p>
-            <w:pPr>
-              <w:ind w:firstLine="0"/>
-              <w:jc w:val="left"/>
-              <w:rPr>
-                <w:szCs w:val="28"/>
-              </w:rPr>
-            </w:pPr>
-            <w:r>
-              <w:rPr>
-                <w:szCs w:val="28"/>
-              </w:rPr>
-              <w:t>Ошибка: "Не задано число столбцов"</w:t>
-            </w:r>
-          </w:p>
-        </w:tc>
-      </w:tr>
-      <w:tr>
-        <w:tc>
-          <w:tcPr>
-            <w:tcW w:w="2294" w:type="dxa"/>
-            <w:vMerge w:val="restart"/>
-            <w:shd w:val="clear" w:color="auto" w:fill="auto"/>
-          </w:tcPr>
-          <w:p>
-            <w:pPr>
-              <w:ind w:firstLine="0"/>
-              <w:jc w:val="left"/>
-              <w:rPr>
-                <w:szCs w:val="28"/>
-              </w:rPr>
-            </w:pPr>
-            <w:proofErr w:type="spellStart"/>
-            <w:r>
-              <w:rPr>
-                <w:szCs w:val="28"/>
-              </w:rPr>
-              <w:t>lines</w:t>
-            </w:r>
-            <w:proofErr w:type="spellEnd"/>
-          </w:p>
-        </w:tc>
-        <w:tc>
-          <w:tcPr>
-            <w:tcW w:w="2721" w:type="dxa"/>
-            <w:shd w:val="clear" w:color="auto" w:fill="auto"/>
-          </w:tcPr>
-          <w:p>
-            <w:pPr>
-              <w:ind w:firstLine="0"/>
-              <w:jc w:val="center"/>
-              <w:rPr>
-                <w:szCs w:val="28"/>
-              </w:rPr>
-            </w:pPr>
-            <w:r>
-              <w:rPr>
-                <w:szCs w:val="28"/>
-              </w:rPr>
-              <w:t>1582</w:t>
-            </w:r>
-          </w:p>
-        </w:tc>
-        <w:tc>
-          <w:tcPr>
-            <w:tcW w:w="4329" w:type="dxa"/>
-            <w:shd w:val="clear" w:color="auto" w:fill="auto"/>
-          </w:tcPr>
-          <w:p>
-            <w:pPr>
-              <w:ind w:firstLine="0"/>
-              <w:jc w:val="left"/>
-              <w:rPr>
-                <w:szCs w:val="28"/>
-              </w:rPr>
-            </w:pPr>
-            <w:r>
-              <w:rPr>
-                <w:szCs w:val="28"/>
-              </w:rPr>
-              <w:t>Успешная загрузка</w:t>
-            </w:r>
-          </w:p>
-        </w:tc>
-      </w:tr>
-      <w:tr>
-        <w:tc>
-          <w:tcPr>
-            <w:tcW w:w="2294" w:type="dxa"/>
-            <w:vMerge/>
-            <w:shd w:val="clear" w:color="auto" w:fill="auto"/>
-          </w:tcPr>
-          <w:p>
-            <w:pPr>
-              <w:ind w:firstLine="0"/>
-              <w:jc w:val="left"/>
-              <w:rPr>
-                <w:szCs w:val="28"/>
-              </w:rPr>
-            </w:pPr>
-          </w:p>
-        </w:tc>
-        <w:tc>
-          <w:tcPr>
-            <w:tcW w:w="2721" w:type="dxa"/>
-            <w:shd w:val="clear" w:color="auto" w:fill="auto"/>
-          </w:tcPr>
-          <w:p>
-            <w:pPr>
-              <w:ind w:firstLine="0"/>
-              <w:jc w:val="center"/>
-              <w:rPr>
-                <w:szCs w:val="28"/>
-              </w:rPr>
-            </w:pPr>
-          </w:p>
-        </w:tc>
-        <w:tc>
-          <w:tcPr>
-            <w:tcW w:w="4329" w:type="dxa"/>
-            <w:shd w:val="clear" w:color="auto" w:fill="auto"/>
-          </w:tcPr>
-          <w:p>
-            <w:pPr>
-              <w:ind w:firstLine="0"/>
-              <w:jc w:val="left"/>
-              <w:rPr>
-                <w:szCs w:val="28"/>
-              </w:rPr>
-            </w:pPr>
-            <w:r>
-              <w:rPr>
-                <w:szCs w:val="28"/>
-              </w:rPr>
-              <w:t>Ошибка: "Не задано число строк"</w:t>
-            </w:r>
-          </w:p>
-        </w:tc>
-      </w:tr>
-      <w:tr>
-        <w:tc>
-          <w:tcPr>
-            <w:tcW w:w="2294" w:type="dxa"/>
-            <w:vMerge/>
-            <w:shd w:val="clear" w:color="auto" w:fill="auto"/>
-          </w:tcPr>
-          <w:p>
-            <w:pPr>
-              <w:ind w:firstLine="0"/>
-              <w:jc w:val="left"/>
-              <w:rPr>
-                <w:szCs w:val="28"/>
-              </w:rPr>
-            </w:pPr>
-          </w:p>
-        </w:tc>
-        <w:tc>
-          <w:tcPr>
-            <w:tcW w:w="2721" w:type="dxa"/>
-            <w:shd w:val="clear" w:color="auto" w:fill="auto"/>
-          </w:tcPr>
-          <w:p>
-            <w:pPr>
-              <w:ind w:firstLine="0"/>
-              <w:jc w:val="center"/>
-              <w:rPr>
-                <w:szCs w:val="28"/>
-              </w:rPr>
-            </w:pPr>
-            <w:proofErr w:type="gramStart"/>
-            <w:r>
-              <w:rPr>
-                <w:szCs w:val="28"/>
-              </w:rPr>
-              <w:t>« »</w:t>
-            </w:r>
-            <w:proofErr w:type="gramEnd"/>
-            <w:r>
-              <w:rPr>
-                <w:szCs w:val="28"/>
-              </w:rPr>
-              <w:t xml:space="preserve"> (пустое поле)</w:t>
-            </w:r>
-          </w:p>
-        </w:tc>
-        <w:tc>
-          <w:tcPr>
-            <w:tcW w:w="4329" w:type="dxa"/>
-            <w:shd w:val="clear" w:color="auto" w:fill="auto"/>
-          </w:tcPr>
-          <w:p>
-            <w:pPr>
-              <w:ind w:firstLine="0"/>
-              <w:jc w:val="left"/>
-              <w:rPr>
-                <w:szCs w:val="28"/>
-              </w:rPr>
-            </w:pPr>
-            <w:r>
-              <w:rPr>
-                <w:szCs w:val="28"/>
-              </w:rPr>
-              <w:t>Ошибка: "Не задано число строк"</w:t>
-            </w:r>
-          </w:p>
-        </w:tc>
-      </w:tr>
-      <w:tr>
-        <w:tc>
-          <w:tcPr>
-            <w:tcW w:w="2294" w:type="dxa"/>
-            <w:vMerge w:val="restart"/>
-            <w:shd w:val="clear" w:color="auto" w:fill="auto"/>
-          </w:tcPr>
-          <w:p>
-            <w:pPr>
-              <w:ind w:firstLine="0"/>
-              <w:jc w:val="left"/>
-              <w:rPr>
-                <w:szCs w:val="28"/>
-              </w:rPr>
-            </w:pPr>
-            <w:proofErr w:type="spellStart"/>
-            <w:r>
-              <w:rPr>
-                <w:szCs w:val="28"/>
-              </w:rPr>
-              <w:t>bands</w:t>
-            </w:r>
-            <w:proofErr w:type="spellEnd"/>
-          </w:p>
-        </w:tc>
-        <w:tc>
-          <w:tcPr>
-            <w:tcW w:w="2721" w:type="dxa"/>
-            <w:shd w:val="clear" w:color="auto" w:fill="auto"/>
-          </w:tcPr>
-          <w:p>
-            <w:pPr>
-              <w:ind w:firstLine="0"/>
-              <w:jc w:val="center"/>
-              <w:rPr>
-                <w:szCs w:val="28"/>
-              </w:rPr>
-            </w:pPr>
-            <w:r>
-              <w:rPr>
-                <w:szCs w:val="28"/>
-              </w:rPr>
-              <w:t>224</w:t>
-            </w:r>
-          </w:p>
-        </w:tc>
-        <w:tc>
-          <w:tcPr>
-            <w:tcW w:w="4329" w:type="dxa"/>
-            <w:shd w:val="clear" w:color="auto" w:fill="auto"/>
-          </w:tcPr>
-          <w:p>
-            <w:pPr>
-              <w:ind w:firstLine="0"/>
-              <w:jc w:val="left"/>
-              <w:rPr>
-                <w:szCs w:val="28"/>
-              </w:rPr>
-            </w:pPr>
-            <w:r>
-              <w:rPr>
-                <w:szCs w:val="28"/>
-              </w:rPr>
-              <w:t>Успешная загрузка</w:t>
-            </w:r>
-          </w:p>
-        </w:tc>
-      </w:tr>
-      <w:tr>
-        <w:tc>
-          <w:tcPr>
-            <w:tcW w:w="2294" w:type="dxa"/>
-            <w:vMerge/>
-            <w:shd w:val="clear" w:color="auto" w:fill="auto"/>
-          </w:tcPr>
-          <w:p>
-            <w:pPr>
-              <w:ind w:firstLine="0"/>
-              <w:jc w:val="left"/>
-              <w:rPr>
-                <w:szCs w:val="28"/>
-              </w:rPr>
-            </w:pPr>
-          </w:p>
-        </w:tc>
-        <w:tc>
-          <w:tcPr>
-            <w:tcW w:w="2721" w:type="dxa"/>
-            <w:shd w:val="clear" w:color="auto" w:fill="auto"/>
-          </w:tcPr>
-          <w:p>
-            <w:pPr>
-              <w:ind w:firstLine="0"/>
-              <w:jc w:val="center"/>
-              <w:rPr>
-                <w:szCs w:val="28"/>
-              </w:rPr>
-            </w:pPr>
-            <w:r>
-              <w:rPr>
-                <w:szCs w:val="28"/>
-              </w:rPr>
-              <w:t>1</w:t>
-            </w:r>
-          </w:p>
-        </w:tc>
-        <w:tc>
-          <w:tcPr>
-            <w:tcW w:w="4329" w:type="dxa"/>
-            <w:shd w:val="clear" w:color="auto" w:fill="auto"/>
-          </w:tcPr>
-          <w:p>
-            <w:pPr>
-              <w:ind w:firstLine="0"/>
-              <w:jc w:val="left"/>
-              <w:rPr>
-                <w:szCs w:val="28"/>
-              </w:rPr>
-            </w:pPr>
-            <w:r>
-              <w:rPr>
-                <w:szCs w:val="28"/>
-              </w:rPr>
-              <w:t>Ошибка: "Не задано число каналов"</w:t>
-            </w:r>
-          </w:p>
-        </w:tc>
-      </w:tr>
-      <w:tr>
-        <w:tc>
-          <w:tcPr>
-            <w:tcW w:w="2294" w:type="dxa"/>
-            <w:vMerge/>
-            <w:shd w:val="clear" w:color="auto" w:fill="auto"/>
-          </w:tcPr>
-          <w:p>
-            <w:pPr>
-              <w:ind w:firstLine="0"/>
-              <w:jc w:val="left"/>
-              <w:rPr>
-                <w:szCs w:val="28"/>
-              </w:rPr>
-            </w:pPr>
-          </w:p>
-        </w:tc>
-        <w:tc>
-          <w:tcPr>
-            <w:tcW w:w="2721" w:type="dxa"/>
-            <w:shd w:val="clear" w:color="auto" w:fill="auto"/>
-          </w:tcPr>
-          <w:p>
-            <w:pPr>
-              <w:ind w:firstLine="0"/>
-              <w:jc w:val="center"/>
-              <w:rPr>
-                <w:szCs w:val="28"/>
-              </w:rPr>
-            </w:pPr>
-            <w:proofErr w:type="gramStart"/>
-            <w:r>
-              <w:rPr>
-                <w:szCs w:val="28"/>
-              </w:rPr>
-              <w:t>« »</w:t>
-            </w:r>
-            <w:proofErr w:type="gramEnd"/>
-            <w:r>
-              <w:rPr>
-                <w:szCs w:val="28"/>
-              </w:rPr>
-              <w:t xml:space="preserve"> (пустое поле)</w:t>
-            </w:r>
-          </w:p>
-        </w:tc>
-        <w:tc>
-          <w:tcPr>
-            <w:tcW w:w="4329" w:type="dxa"/>
-            <w:shd w:val="clear" w:color="auto" w:fill="auto"/>
-          </w:tcPr>
-          <w:p>
-            <w:pPr>
-              <w:ind w:firstLine="0"/>
-              <w:jc w:val="left"/>
-              <w:rPr>
-                <w:szCs w:val="28"/>
-              </w:rPr>
-            </w:pPr>
-            <w:r>
-              <w:rPr>
-                <w:szCs w:val="28"/>
-              </w:rPr>
-              <w:t>Ошибка: "Не задано число каналов"</w:t>
-            </w:r>
-          </w:p>
-        </w:tc>
-      </w:tr>
-      <w:tr>
-        <w:tc>
-          <w:tcPr>
-            <w:tcW w:w="2294" w:type="dxa"/>
-            <w:vMerge w:val="restart"/>
-            <w:shd w:val="clear" w:color="auto" w:fill="auto"/>
-          </w:tcPr>
-          <w:p>
-            <w:pPr>
-              <w:ind w:firstLine="0"/>
-              <w:jc w:val="left"/>
-              <w:rPr>
-                <w:szCs w:val="28"/>
-              </w:rPr>
-            </w:pPr>
-            <w:proofErr w:type="spellStart"/>
-            <w:r>
-              <w:rPr>
-                <w:szCs w:val="28"/>
-              </w:rPr>
-              <w:t>byte</w:t>
-            </w:r>
-            <w:proofErr w:type="spellEnd"/>
-            <w:r>
-              <w:rPr>
-                <w:szCs w:val="28"/>
-              </w:rPr>
-              <w:t xml:space="preserve"> </w:t>
-            </w:r>
-            <w:proofErr w:type="spellStart"/>
-            <w:r>
-              <w:rPr>
-                <w:szCs w:val="28"/>
-              </w:rPr>
-              <w:t>order</w:t>
-            </w:r>
-            <w:proofErr w:type="spellEnd"/>
-          </w:p>
-        </w:tc>
-        <w:tc>
-          <w:tcPr>
-            <w:tcW w:w="2721" w:type="dxa"/>
-            <w:shd w:val="clear" w:color="auto" w:fill="auto"/>
-          </w:tcPr>
-          <w:p>
-            <w:pPr>
-              <w:ind w:firstLine="0"/>
-              <w:jc w:val="center"/>
-              <w:rPr>
-                <w:szCs w:val="28"/>
-              </w:rPr>
-            </w:pPr>
-            <w:r>
-              <w:rPr>
-                <w:szCs w:val="28"/>
-              </w:rPr>
-              <w:t>0/1</w:t>
-            </w:r>
-          </w:p>
-        </w:tc>
-        <w:tc>
-          <w:tcPr>
-            <w:tcW w:w="4329" w:type="dxa"/>
-            <w:shd w:val="clear" w:color="auto" w:fill="auto"/>
-          </w:tcPr>
-          <w:p>
-            <w:pPr>
-              <w:ind w:firstLine="0"/>
-              <w:jc w:val="left"/>
-              <w:rPr>
-                <w:szCs w:val="28"/>
-              </w:rPr>
-            </w:pPr>
-            <w:r>
-              <w:rPr>
-                <w:szCs w:val="28"/>
-              </w:rPr>
-              <w:t>Успешная загрузка</w:t>
-            </w:r>
-          </w:p>
-        </w:tc>
-      </w:tr>
-      <w:tr>
-        <w:tc>
-          <w:tcPr>
-            <w:tcW w:w="2294" w:type="dxa"/>
-            <w:vMerge/>
-            <w:shd w:val="clear" w:color="auto" w:fill="auto"/>
-          </w:tcPr>
-          <w:p>
-            <w:pPr>
-              <w:ind w:firstLine="0"/>
-              <w:jc w:val="left"/>
-              <w:rPr>
-                <w:szCs w:val="28"/>
-              </w:rPr>
-            </w:pPr>
-          </w:p>
-        </w:tc>
-        <w:tc>
-          <w:tcPr>
-            <w:tcW w:w="2721" w:type="dxa"/>
-            <w:shd w:val="clear" w:color="auto" w:fill="auto"/>
-          </w:tcPr>
-          <w:p>
-            <w:pPr>
-              <w:ind w:firstLine="0"/>
-              <w:jc w:val="center"/>
-              <w:rPr>
-                <w:szCs w:val="28"/>
-              </w:rPr>
-            </w:pPr>
-            <w:r>
-              <w:rPr>
-                <w:szCs w:val="28"/>
-              </w:rPr>
-              <w:t>-1</w:t>
-            </w:r>
-          </w:p>
-        </w:tc>
-        <w:tc>
-          <w:tcPr>
-            <w:tcW w:w="4329" w:type="dxa"/>
-            <w:shd w:val="clear" w:color="auto" w:fill="auto"/>
-          </w:tcPr>
-          <w:p>
-            <w:pPr>
-              <w:ind w:firstLine="0"/>
-              <w:jc w:val="left"/>
-              <w:rPr>
-                <w:szCs w:val="28"/>
-              </w:rPr>
-            </w:pPr>
-            <w:r>
-              <w:rPr>
-                <w:szCs w:val="28"/>
-              </w:rPr>
-              <w:t>Ошибка: "Неверно задан порядок записи байтов"</w:t>
-            </w:r>
-          </w:p>
-        </w:tc>
-      </w:tr>
-      <w:tr>
-        <w:tc>
-          <w:tcPr>
-            <w:tcW w:w="2294" w:type="dxa"/>
-            <w:vMerge/>
-            <w:shd w:val="clear" w:color="auto" w:fill="auto"/>
-          </w:tcPr>
-          <w:p>
-            <w:pPr>
-              <w:ind w:firstLine="0"/>
-              <w:jc w:val="left"/>
-              <w:rPr>
-                <w:szCs w:val="28"/>
-              </w:rPr>
-            </w:pPr>
-          </w:p>
-        </w:tc>
-        <w:tc>
-          <w:tcPr>
-            <w:tcW w:w="2721" w:type="dxa"/>
-            <w:shd w:val="clear" w:color="auto" w:fill="auto"/>
-          </w:tcPr>
-          <w:p>
-            <w:pPr>
-              <w:ind w:firstLine="0"/>
-              <w:jc w:val="center"/>
-              <w:rPr>
-                <w:szCs w:val="28"/>
-              </w:rPr>
-            </w:pPr>
-            <w:proofErr w:type="gramStart"/>
-            <w:r>
-              <w:rPr>
-                <w:szCs w:val="28"/>
-              </w:rPr>
-              <w:t>« »</w:t>
-            </w:r>
-            <w:proofErr w:type="gramEnd"/>
-            <w:r>
-              <w:rPr>
-                <w:szCs w:val="28"/>
-              </w:rPr>
-              <w:t xml:space="preserve"> (пустое поле)</w:t>
-            </w:r>
-          </w:p>
-        </w:tc>
-        <w:tc>
-          <w:tcPr>
-            <w:tcW w:w="4329" w:type="dxa"/>
-            <w:shd w:val="clear" w:color="auto" w:fill="auto"/>
-          </w:tcPr>
-          <w:p>
-            <w:pPr>
-              <w:ind w:firstLine="0"/>
-              <w:jc w:val="left"/>
-              <w:rPr>
-                <w:szCs w:val="28"/>
-              </w:rPr>
-            </w:pPr>
-            <w:r>
-              <w:rPr>
-                <w:szCs w:val="28"/>
-              </w:rPr>
-              <w:t>Ошибка: "Неверно задан порядок записи байтов"</w:t>
-            </w:r>
-          </w:p>
-        </w:tc>
-      </w:tr>
-      <w:tr>
-        <w:tc>
-          <w:tcPr>
-            <w:tcW w:w="2294" w:type="dxa"/>
-            <w:vMerge w:val="restart"/>
-            <w:shd w:val="clear" w:color="auto" w:fill="auto"/>
-          </w:tcPr>
-          <w:p>
-            <w:pPr>
-              <w:ind w:firstLine="0"/>
-              <w:jc w:val="left"/>
-              <w:rPr>
-                <w:szCs w:val="28"/>
-              </w:rPr>
-            </w:pPr>
-            <w:proofErr w:type="spellStart"/>
-            <w:r>
-              <w:rPr>
-                <w:szCs w:val="28"/>
-              </w:rPr>
-              <w:t>data</w:t>
-            </w:r>
-            <w:proofErr w:type="spellEnd"/>
-            <w:r>
-              <w:rPr>
-                <w:szCs w:val="28"/>
-              </w:rPr>
-              <w:t xml:space="preserve"> </w:t>
-            </w:r>
-            <w:proofErr w:type="spellStart"/>
-            <w:r>
-              <w:rPr>
-                <w:szCs w:val="28"/>
-              </w:rPr>
-              <w:t>type</w:t>
-            </w:r>
-            <w:proofErr w:type="spellEnd"/>
-          </w:p>
-        </w:tc>
-        <w:tc>
-          <w:tcPr>
-            <w:tcW w:w="2721" w:type="dxa"/>
-            <w:shd w:val="clear" w:color="auto" w:fill="auto"/>
-          </w:tcPr>
-          <w:p>
-            <w:pPr>
-              <w:ind w:firstLine="0"/>
-              <w:jc w:val="center"/>
-              <w:rPr>
-                <w:szCs w:val="28"/>
-              </w:rPr>
-            </w:pPr>
-            <w:r>
-              <w:rPr>
-                <w:szCs w:val="28"/>
-              </w:rPr>
-              <w:t>"int16"</w:t>
-            </w:r>
-          </w:p>
-        </w:tc>
-        <w:tc>
-          <w:tcPr>
-            <w:tcW w:w="4329" w:type="dxa"/>
-            <w:shd w:val="clear" w:color="auto" w:fill="auto"/>
-          </w:tcPr>
-          <w:p>
-            <w:pPr>
-              <w:ind w:firstLine="0"/>
-              <w:jc w:val="left"/>
-              <w:rPr>
-                <w:szCs w:val="28"/>
-              </w:rPr>
-            </w:pPr>
-            <w:r>
-              <w:rPr>
-                <w:szCs w:val="28"/>
-              </w:rPr>
-              <w:t>Успешная загрузка</w:t>
-            </w:r>
-          </w:p>
-        </w:tc>
-      </w:tr>
-      <w:tr>
-        <w:tc>
-          <w:tcPr>
-            <w:tcW w:w="2294" w:type="dxa"/>
-            <w:vMerge/>
-            <w:shd w:val="clear" w:color="auto" w:fill="auto"/>
-          </w:tcPr>
-          <w:p>
-            <w:pPr>
-              <w:ind w:firstLine="0"/>
-              <w:jc w:val="left"/>
-              <w:rPr>
-                <w:szCs w:val="28"/>
-              </w:rPr>
-            </w:pPr>
-          </w:p>
-        </w:tc>
-        <w:tc>
-          <w:tcPr>
-            <w:tcW w:w="2721" w:type="dxa"/>
-            <w:shd w:val="clear" w:color="auto" w:fill="auto"/>
-          </w:tcPr>
-          <w:p>
-            <w:pPr>
-              <w:ind w:firstLine="0"/>
-              <w:jc w:val="center"/>
-              <w:rPr>
-                <w:szCs w:val="28"/>
-              </w:rPr>
-            </w:pPr>
-            <w:r>
-              <w:rPr>
-                <w:szCs w:val="28"/>
-              </w:rPr>
-              <w:t>"inta16"</w:t>
-            </w:r>
-          </w:p>
-        </w:tc>
-        <w:tc>
-          <w:tcPr>
-            <w:tcW w:w="4329" w:type="dxa"/>
-            <w:shd w:val="clear" w:color="auto" w:fill="auto"/>
-          </w:tcPr>
-          <w:p>
-            <w:pPr>
-              <w:ind w:firstLine="0"/>
-              <w:jc w:val="left"/>
-              <w:rPr>
-                <w:szCs w:val="28"/>
-              </w:rPr>
-            </w:pPr>
-            <w:r>
-              <w:rPr>
-                <w:szCs w:val="28"/>
-              </w:rPr>
-              <w:t>Ошибка: «Неизвестный тип данных»</w:t>
-            </w:r>
-          </w:p>
-        </w:tc>
-      </w:tr>
-      <w:tr>
-        <w:tc>
-          <w:tcPr>
-            <w:tcW w:w="2294" w:type="dxa"/>
-            <w:vMerge/>
-            <w:shd w:val="clear" w:color="auto" w:fill="auto"/>
-          </w:tcPr>
-          <w:p>
-            <w:pPr>
-              <w:ind w:firstLine="0"/>
-              <w:jc w:val="left"/>
-              <w:rPr>
-                <w:szCs w:val="28"/>
-              </w:rPr>
-            </w:pPr>
-          </w:p>
-        </w:tc>
-        <w:tc>
-          <w:tcPr>
-            <w:tcW w:w="2721" w:type="dxa"/>
-            <w:shd w:val="clear" w:color="auto" w:fill="auto"/>
-          </w:tcPr>
-          <w:p>
-            <w:pPr>
-              <w:ind w:firstLine="0"/>
-              <w:jc w:val="center"/>
-              <w:rPr>
-                <w:szCs w:val="28"/>
-              </w:rPr>
-            </w:pPr>
-            <w:proofErr w:type="gramStart"/>
-            <w:r>
-              <w:rPr>
-                <w:szCs w:val="28"/>
-              </w:rPr>
-              <w:t>« »</w:t>
-            </w:r>
-            <w:proofErr w:type="gramEnd"/>
-            <w:r>
-              <w:rPr>
-                <w:szCs w:val="28"/>
-              </w:rPr>
-              <w:t xml:space="preserve"> (пустое поле)</w:t>
-            </w:r>
-          </w:p>
-        </w:tc>
-        <w:tc>
-          <w:tcPr>
-            <w:tcW w:w="4329" w:type="dxa"/>
-            <w:shd w:val="clear" w:color="auto" w:fill="auto"/>
-          </w:tcPr>
-          <w:p>
-            <w:pPr>
-              <w:ind w:firstLine="0"/>
-              <w:jc w:val="left"/>
-              <w:rPr>
-                <w:szCs w:val="28"/>
-              </w:rPr>
-            </w:pPr>
-            <w:r>
-              <w:rPr>
-                <w:szCs w:val="28"/>
-              </w:rPr>
-              <w:t>Ошибка "Ошибка чтения типа данных гиперкуба"</w:t>
-            </w:r>
-          </w:p>
-          <w:p>
-            <w:pPr>
-              <w:ind w:firstLine="0"/>
-              <w:jc w:val="left"/>
-              <w:rPr>
-                <w:szCs w:val="28"/>
-              </w:rPr>
-            </w:pPr>
-          </w:p>
-          <w:p>
-            <w:pPr>
-              <w:ind w:firstLine="0"/>
-              <w:jc w:val="left"/>
-              <w:rPr>
-                <w:szCs w:val="28"/>
-              </w:rPr>
-            </w:pPr>
-          </w:p>
-        </w:tc>
-      </w:tr>
-      <w:tr>
-        <w:tc>
-          <w:tcPr>
-            <w:tcW w:w="2294" w:type="dxa"/>
-            <w:vMerge w:val="restart"/>
-            <w:shd w:val="clear" w:color="auto" w:fill="auto"/>
-          </w:tcPr>
-          <w:p>
-            <w:pPr>
-              <w:ind w:firstLine="0"/>
-              <w:jc w:val="left"/>
-              <w:rPr>
-                <w:szCs w:val="28"/>
-              </w:rPr>
-            </w:pPr>
-            <w:proofErr w:type="spellStart"/>
-            <w:r>
-              <w:rPr>
-                <w:szCs w:val="28"/>
-              </w:rPr>
-              <w:t>date</w:t>
-            </w:r>
-            <w:proofErr w:type="spellEnd"/>
-          </w:p>
-        </w:tc>
-        <w:tc>
-          <w:tcPr>
-            <w:tcW w:w="2721" w:type="dxa"/>
-            <w:shd w:val="clear" w:color="auto" w:fill="auto"/>
-          </w:tcPr>
-          <w:p>
-            <w:pPr>
-              <w:ind w:firstLine="0"/>
-              <w:jc w:val="center"/>
-              <w:rPr>
-                <w:szCs w:val="28"/>
-              </w:rPr>
-            </w:pPr>
-            <w:r>
-              <w:rPr>
-                <w:szCs w:val="28"/>
-              </w:rPr>
-              <w:t>09/07/2008</w:t>
-            </w:r>
-          </w:p>
-        </w:tc>
-        <w:tc>
-          <w:tcPr>
-            <w:tcW w:w="4329" w:type="dxa"/>
-            <w:shd w:val="clear" w:color="auto" w:fill="auto"/>
-          </w:tcPr>
-          <w:p>
-            <w:pPr>
-              <w:ind w:firstLine="0"/>
-              <w:jc w:val="left"/>
-              <w:rPr>
-                <w:szCs w:val="28"/>
-              </w:rPr>
-            </w:pPr>
-            <w:r>
-              <w:rPr>
-                <w:szCs w:val="28"/>
-              </w:rPr>
-              <w:t>Успешная загрузка</w:t>
-            </w:r>
-          </w:p>
-        </w:tc>
-      </w:tr>
-      <w:tr>
-        <w:tc>
-          <w:tcPr>
-            <w:tcW w:w="2294" w:type="dxa"/>
-            <w:vMerge/>
-            <w:shd w:val="clear" w:color="auto" w:fill="auto"/>
-          </w:tcPr>
-          <w:p>
-            <w:pPr>
-              <w:ind w:firstLine="0"/>
-              <w:jc w:val="left"/>
-              <w:rPr>
-                <w:szCs w:val="28"/>
-              </w:rPr>
-            </w:pPr>
-          </w:p>
-        </w:tc>
-        <w:tc>
-          <w:tcPr>
-            <w:tcW w:w="2721" w:type="dxa"/>
-            <w:shd w:val="clear" w:color="auto" w:fill="auto"/>
-          </w:tcPr>
-          <w:p>
-            <w:pPr>
-              <w:ind w:firstLine="0"/>
-              <w:jc w:val="center"/>
-              <w:rPr>
-                <w:szCs w:val="28"/>
-              </w:rPr>
-            </w:pPr>
-            <w:proofErr w:type="gramStart"/>
-            <w:r>
-              <w:rPr>
-                <w:szCs w:val="28"/>
-              </w:rPr>
-              <w:t>« »</w:t>
-            </w:r>
-            <w:proofErr w:type="gramEnd"/>
-            <w:r>
-              <w:rPr>
-                <w:szCs w:val="28"/>
-              </w:rPr>
-              <w:t xml:space="preserve"> (пустое поле)</w:t>
-            </w:r>
-          </w:p>
-        </w:tc>
-        <w:tc>
-          <w:tcPr>
-            <w:tcW w:w="4329" w:type="dxa"/>
-            <w:shd w:val="clear" w:color="auto" w:fill="auto"/>
-          </w:tcPr>
-          <w:p>
-            <w:pPr>
-              <w:ind w:firstLine="0"/>
-              <w:jc w:val="left"/>
-              <w:rPr>
-                <w:szCs w:val="28"/>
-              </w:rPr>
-            </w:pPr>
-            <w:r>
-              <w:rPr>
-                <w:szCs w:val="28"/>
-              </w:rPr>
-              <w:t>Ошибка «Ошибка чтения даты съемки»</w:t>
-            </w:r>
-          </w:p>
-        </w:tc>
-      </w:tr>
-      <w:tr>
-        <w:tc>
-          <w:tcPr>
-            <w:tcW w:w="2294" w:type="dxa"/>
-            <w:vMerge w:val="restart"/>
-            <w:shd w:val="clear" w:color="auto" w:fill="auto"/>
-          </w:tcPr>
-          <w:p>
-            <w:pPr>
-              <w:ind w:firstLine="0"/>
-              <w:jc w:val="left"/>
-              <w:rPr>
-                <w:szCs w:val="28"/>
-              </w:rPr>
-            </w:pPr>
-            <w:proofErr w:type="spellStart"/>
-            <w:r>
-              <w:rPr>
-                <w:szCs w:val="28"/>
-              </w:rPr>
-              <w:t>time</w:t>
-            </w:r>
-            <w:proofErr w:type="spellEnd"/>
-          </w:p>
-        </w:tc>
-        <w:tc>
-          <w:tcPr>
-            <w:tcW w:w="2721" w:type="dxa"/>
-            <w:shd w:val="clear" w:color="auto" w:fill="auto"/>
-          </w:tcPr>
-          <w:p>
-            <w:pPr>
-              <w:ind w:firstLine="0"/>
-              <w:jc w:val="center"/>
-              <w:rPr>
-                <w:szCs w:val="28"/>
-              </w:rPr>
-            </w:pPr>
-            <w:r>
-              <w:rPr>
-                <w:szCs w:val="28"/>
-              </w:rPr>
-              <w:t>16:38:00</w:t>
-            </w:r>
-          </w:p>
-        </w:tc>
-        <w:tc>
-          <w:tcPr>
-            <w:tcW w:w="4329" w:type="dxa"/>
-            <w:shd w:val="clear" w:color="auto" w:fill="auto"/>
-          </w:tcPr>
-          <w:p>
-            <w:pPr>
-              <w:ind w:firstLine="0"/>
-              <w:jc w:val="left"/>
-              <w:rPr>
-                <w:szCs w:val="28"/>
-              </w:rPr>
-            </w:pPr>
-            <w:r>
-              <w:rPr>
-                <w:szCs w:val="28"/>
-              </w:rPr>
-              <w:t>Успешная загрузка</w:t>
-            </w:r>
-          </w:p>
-        </w:tc>
-      </w:tr>
-      <w:tr>
-        <w:tc>
-          <w:tcPr>
-            <w:tcW w:w="2294" w:type="dxa"/>
-            <w:vMerge/>
-            <w:shd w:val="clear" w:color="auto" w:fill="auto"/>
-          </w:tcPr>
-          <w:p>
-            <w:pPr>
-              <w:ind w:firstLine="0"/>
-              <w:jc w:val="left"/>
-              <w:rPr>
-                <w:szCs w:val="28"/>
-              </w:rPr>
-            </w:pPr>
-          </w:p>
-        </w:tc>
-        <w:tc>
-          <w:tcPr>
-            <w:tcW w:w="2721" w:type="dxa"/>
-            <w:shd w:val="clear" w:color="auto" w:fill="auto"/>
-          </w:tcPr>
-          <w:p>
-            <w:pPr>
-              <w:ind w:firstLine="0"/>
-              <w:jc w:val="center"/>
-              <w:rPr>
-                <w:szCs w:val="28"/>
-              </w:rPr>
-            </w:pPr>
-            <w:proofErr w:type="gramStart"/>
-            <w:r>
-              <w:rPr>
-                <w:szCs w:val="28"/>
-              </w:rPr>
-              <w:t>« »</w:t>
-            </w:r>
-            <w:proofErr w:type="gramEnd"/>
-            <w:r>
-              <w:rPr>
-                <w:szCs w:val="28"/>
-              </w:rPr>
-              <w:t xml:space="preserve"> (пустое поле)</w:t>
-            </w:r>
-          </w:p>
-        </w:tc>
-        <w:tc>
-          <w:tcPr>
-            <w:tcW w:w="4329" w:type="dxa"/>
-            <w:shd w:val="clear" w:color="auto" w:fill="auto"/>
-          </w:tcPr>
-          <w:p>
-            <w:pPr>
-              <w:ind w:firstLine="0"/>
-              <w:jc w:val="left"/>
-              <w:rPr>
-                <w:szCs w:val="28"/>
-              </w:rPr>
-            </w:pPr>
-            <w:r>
-              <w:rPr>
-                <w:szCs w:val="28"/>
-              </w:rPr>
-              <w:t>Ошибка «Ошибка чтения времени съемки»</w:t>
-            </w:r>
-          </w:p>
-        </w:tc>
-      </w:tr>
-      <w:tr>
-        <w:tc>
-          <w:tcPr>
-            <w:tcW w:w="2294" w:type="dxa"/>
-            <w:vMerge w:val="restart"/>
-            <w:shd w:val="clear" w:color="auto" w:fill="auto"/>
-          </w:tcPr>
-          <w:p>
-            <w:pPr>
-              <w:ind w:firstLine="0"/>
-              <w:jc w:val="left"/>
-              <w:rPr>
-                <w:szCs w:val="28"/>
-              </w:rPr>
-            </w:pPr>
-            <w:proofErr w:type="spellStart"/>
-            <w:r>
-              <w:rPr>
-                <w:szCs w:val="28"/>
-              </w:rPr>
-              <w:t>pixel</w:t>
-            </w:r>
-            <w:proofErr w:type="spellEnd"/>
-            <w:r>
-              <w:rPr>
-                <w:szCs w:val="28"/>
-              </w:rPr>
-              <w:t xml:space="preserve"> </w:t>
-            </w:r>
-            <w:proofErr w:type="spellStart"/>
-            <w:r>
-              <w:rPr>
-                <w:szCs w:val="28"/>
-              </w:rPr>
-              <w:t>size</w:t>
-            </w:r>
-            <w:proofErr w:type="spellEnd"/>
-          </w:p>
-        </w:tc>
-        <w:tc>
-          <w:tcPr>
-            <w:tcW w:w="2721" w:type="dxa"/>
-            <w:shd w:val="clear" w:color="auto" w:fill="auto"/>
-          </w:tcPr>
-          <w:p>
-            <w:pPr>
-              <w:ind w:firstLine="0"/>
-              <w:jc w:val="center"/>
-              <w:rPr>
-                <w:szCs w:val="28"/>
-              </w:rPr>
-            </w:pPr>
-            <w:r>
-              <w:rPr>
-                <w:szCs w:val="28"/>
-              </w:rPr>
-              <w:t>16.9</w:t>
-            </w:r>
-          </w:p>
-        </w:tc>
-        <w:tc>
-          <w:tcPr>
-            <w:tcW w:w="4329" w:type="dxa"/>
-            <w:shd w:val="clear" w:color="auto" w:fill="auto"/>
-          </w:tcPr>
-          <w:p>
-            <w:pPr>
-              <w:ind w:firstLine="0"/>
-              <w:jc w:val="left"/>
-              <w:rPr>
-                <w:szCs w:val="28"/>
-              </w:rPr>
-            </w:pPr>
-            <w:r>
-              <w:rPr>
-                <w:szCs w:val="28"/>
-              </w:rPr>
-              <w:t>Успешная загрузка</w:t>
-            </w:r>
-          </w:p>
-        </w:tc>
-      </w:tr>
-      <w:tr>
-        <w:tc>
-          <w:tcPr>
-            <w:tcW w:w="2294" w:type="dxa"/>
-            <w:vMerge/>
-            <w:shd w:val="clear" w:color="auto" w:fill="auto"/>
-          </w:tcPr>
-          <w:p>
-            <w:pPr>
-              <w:ind w:firstLine="0"/>
-              <w:jc w:val="left"/>
-              <w:rPr>
-                <w:szCs w:val="28"/>
-              </w:rPr>
-            </w:pPr>
-          </w:p>
-        </w:tc>
-        <w:tc>
-          <w:tcPr>
-            <w:tcW w:w="2721" w:type="dxa"/>
-            <w:shd w:val="clear" w:color="auto" w:fill="auto"/>
-          </w:tcPr>
-          <w:p>
-            <w:pPr>
-              <w:ind w:firstLine="0"/>
-              <w:jc w:val="center"/>
-              <w:rPr>
-                <w:szCs w:val="28"/>
-              </w:rPr>
-            </w:pPr>
-            <w:r>
-              <w:rPr>
-                <w:szCs w:val="28"/>
-              </w:rPr>
-              <w:t>16</w:t>
-            </w:r>
-          </w:p>
-        </w:tc>
-        <w:tc>
-          <w:tcPr>
-            <w:tcW w:w="4329" w:type="dxa"/>
-            <w:shd w:val="clear" w:color="auto" w:fill="auto"/>
-          </w:tcPr>
-          <w:p>
-            <w:pPr>
-              <w:ind w:firstLine="0"/>
-              <w:jc w:val="left"/>
-              <w:rPr>
-                <w:szCs w:val="28"/>
-              </w:rPr>
-            </w:pPr>
-            <w:r>
-              <w:rPr>
-                <w:szCs w:val="28"/>
-              </w:rPr>
-              <w:t>Успешная загрузка</w:t>
-            </w:r>
-          </w:p>
-        </w:tc>
-      </w:tr>
-      <w:tr>
-        <w:tc>
-          <w:tcPr>
-            <w:tcW w:w="2294" w:type="dxa"/>
-            <w:vMerge/>
-            <w:shd w:val="clear" w:color="auto" w:fill="auto"/>
-          </w:tcPr>
-          <w:p>
-            <w:pPr>
-              <w:ind w:firstLine="0"/>
-              <w:jc w:val="left"/>
-              <w:rPr>
-                <w:szCs w:val="28"/>
-              </w:rPr>
-            </w:pPr>
-          </w:p>
-        </w:tc>
-        <w:tc>
-          <w:tcPr>
-            <w:tcW w:w="2721" w:type="dxa"/>
-            <w:shd w:val="clear" w:color="auto" w:fill="auto"/>
-          </w:tcPr>
-          <w:p>
-            <w:pPr>
-              <w:ind w:firstLine="0"/>
-              <w:jc w:val="center"/>
-              <w:rPr>
-                <w:szCs w:val="28"/>
-              </w:rPr>
-            </w:pPr>
-            <w:r>
-              <w:rPr>
-                <w:szCs w:val="28"/>
-              </w:rPr>
-              <w:t>-1</w:t>
-            </w:r>
-          </w:p>
-        </w:tc>
-        <w:tc>
-          <w:tcPr>
-            <w:tcW w:w="4329" w:type="dxa"/>
-            <w:shd w:val="clear" w:color="auto" w:fill="auto"/>
-          </w:tcPr>
-          <w:p>
-            <w:pPr>
-              <w:ind w:firstLine="0"/>
-              <w:jc w:val="left"/>
-              <w:rPr>
-                <w:szCs w:val="28"/>
-              </w:rPr>
-            </w:pPr>
-            <w:r>
-              <w:rPr>
-                <w:szCs w:val="28"/>
-              </w:rPr>
-              <w:t>Ошибка: "Не задан размер одного пикселя"</w:t>
-            </w:r>
-          </w:p>
-        </w:tc>
-      </w:tr>
-      <w:tr>
-        <w:tc>
-          <w:tcPr>
-            <w:tcW w:w="2294" w:type="dxa"/>
-            <w:vMerge/>
-            <w:shd w:val="clear" w:color="auto" w:fill="auto"/>
-          </w:tcPr>
-          <w:p>
-            <w:pPr>
-              <w:ind w:firstLine="0"/>
-              <w:jc w:val="left"/>
-              <w:rPr>
-                <w:szCs w:val="28"/>
-              </w:rPr>
-            </w:pPr>
-          </w:p>
-        </w:tc>
-        <w:tc>
-          <w:tcPr>
-            <w:tcW w:w="2721" w:type="dxa"/>
-            <w:shd w:val="clear" w:color="auto" w:fill="auto"/>
-          </w:tcPr>
-          <w:p>
-            <w:pPr>
-              <w:ind w:firstLine="0"/>
-              <w:jc w:val="center"/>
-              <w:rPr>
-                <w:szCs w:val="28"/>
-              </w:rPr>
-            </w:pPr>
-            <w:proofErr w:type="gramStart"/>
-            <w:r>
-              <w:rPr>
-                <w:szCs w:val="28"/>
-              </w:rPr>
-              <w:t>« »</w:t>
-            </w:r>
-            <w:proofErr w:type="gramEnd"/>
-            <w:r>
-              <w:rPr>
-                <w:szCs w:val="28"/>
-              </w:rPr>
-              <w:t xml:space="preserve"> (пустое поле)</w:t>
-            </w:r>
-          </w:p>
-        </w:tc>
-        <w:tc>
-          <w:tcPr>
-            <w:tcW w:w="4329" w:type="dxa"/>
-            <w:shd w:val="clear" w:color="auto" w:fill="auto"/>
-          </w:tcPr>
-          <w:p>
-            <w:pPr>
-              <w:ind w:firstLine="0"/>
-              <w:jc w:val="left"/>
-              <w:rPr>
-                <w:szCs w:val="28"/>
-              </w:rPr>
-            </w:pPr>
-            <w:r>
-              <w:rPr>
-                <w:szCs w:val="28"/>
-              </w:rPr>
-              <w:t>Ошибка: "Не задан размер одного пикселя"</w:t>
-            </w:r>
-          </w:p>
-        </w:tc>
-      </w:tr>
-      <w:tr>
-        <w:tc>
-          <w:tcPr>
-            <w:tcW w:w="2294" w:type="dxa"/>
-            <w:vMerge w:val="restart"/>
-            <w:shd w:val="clear" w:color="auto" w:fill="auto"/>
-          </w:tcPr>
-          <w:p>
-            <w:pPr>
-              <w:ind w:firstLine="0"/>
-              <w:jc w:val="left"/>
-              <w:rPr>
-                <w:szCs w:val="28"/>
-              </w:rPr>
-            </w:pPr>
-            <w:proofErr w:type="spellStart"/>
-            <w:r>
-              <w:rPr>
-                <w:szCs w:val="28"/>
-              </w:rPr>
-              <w:t>altitude</w:t>
-            </w:r>
-            <w:proofErr w:type="spellEnd"/>
-          </w:p>
-        </w:tc>
-        <w:tc>
-          <w:tcPr>
-            <w:tcW w:w="2721" w:type="dxa"/>
-            <w:shd w:val="clear" w:color="auto" w:fill="auto"/>
-          </w:tcPr>
-          <w:p>
-            <w:pPr>
-              <w:ind w:firstLine="0"/>
-              <w:jc w:val="center"/>
-              <w:rPr>
-                <w:szCs w:val="28"/>
-              </w:rPr>
-            </w:pPr>
-            <w:r>
-              <w:rPr>
-                <w:szCs w:val="28"/>
-              </w:rPr>
-              <w:t>20</w:t>
-            </w:r>
-          </w:p>
-        </w:tc>
-        <w:tc>
-          <w:tcPr>
-            <w:tcW w:w="4329" w:type="dxa"/>
-            <w:shd w:val="clear" w:color="auto" w:fill="auto"/>
-          </w:tcPr>
-          <w:p>
-            <w:pPr>
-              <w:ind w:firstLine="0"/>
-              <w:jc w:val="left"/>
-              <w:rPr>
-                <w:szCs w:val="28"/>
-              </w:rPr>
-            </w:pPr>
-            <w:r>
-              <w:rPr>
-                <w:szCs w:val="28"/>
-              </w:rPr>
-              <w:t>Успешная загрузка</w:t>
-            </w:r>
-          </w:p>
-        </w:tc>
-      </w:tr>
-      <w:tr>
-        <w:tc>
-          <w:tcPr>
-            <w:tcW w:w="2294" w:type="dxa"/>
-            <w:vMerge/>
-            <w:shd w:val="clear" w:color="auto" w:fill="auto"/>
-          </w:tcPr>
-          <w:p>
-            <w:pPr>
-              <w:ind w:firstLine="0"/>
-              <w:jc w:val="left"/>
-              <w:rPr>
-                <w:szCs w:val="28"/>
-              </w:rPr>
-            </w:pPr>
-          </w:p>
-        </w:tc>
-        <w:tc>
-          <w:tcPr>
-            <w:tcW w:w="2721" w:type="dxa"/>
-            <w:shd w:val="clear" w:color="auto" w:fill="auto"/>
-          </w:tcPr>
-          <w:p>
-            <w:pPr>
-              <w:ind w:firstLine="0"/>
-              <w:jc w:val="center"/>
-              <w:rPr>
-                <w:szCs w:val="28"/>
-              </w:rPr>
-            </w:pPr>
-            <w:r>
-              <w:rPr>
-                <w:szCs w:val="28"/>
-              </w:rPr>
-              <w:t>25</w:t>
-            </w:r>
-          </w:p>
-        </w:tc>
-        <w:tc>
-          <w:tcPr>
-            <w:tcW w:w="4329" w:type="dxa"/>
-            <w:shd w:val="clear" w:color="auto" w:fill="auto"/>
-          </w:tcPr>
-          <w:p>
-            <w:pPr>
-              <w:ind w:firstLine="0"/>
-              <w:jc w:val="left"/>
-              <w:rPr>
-                <w:szCs w:val="28"/>
-              </w:rPr>
-            </w:pPr>
-            <w:r>
-              <w:rPr>
-                <w:szCs w:val="28"/>
-              </w:rPr>
-              <w:t>Успешная загрузка</w:t>
-            </w:r>
-          </w:p>
-        </w:tc>
-      </w:tr>
-      <w:tr>
-        <w:tc>
-          <w:tcPr>
-            <w:tcW w:w="2294" w:type="dxa"/>
-            <w:vMerge/>
-            <w:shd w:val="clear" w:color="auto" w:fill="auto"/>
-          </w:tcPr>
-          <w:p>
-            <w:pPr>
-              <w:ind w:firstLine="0"/>
-              <w:jc w:val="left"/>
-              <w:rPr>
-                <w:szCs w:val="28"/>
-              </w:rPr>
-            </w:pPr>
-          </w:p>
-        </w:tc>
-        <w:tc>
-          <w:tcPr>
-            <w:tcW w:w="2721" w:type="dxa"/>
-            <w:shd w:val="clear" w:color="auto" w:fill="auto"/>
-          </w:tcPr>
-          <w:p>
-            <w:pPr>
-              <w:ind w:firstLine="0"/>
-              <w:jc w:val="center"/>
-              <w:rPr>
-                <w:szCs w:val="28"/>
-              </w:rPr>
-            </w:pPr>
-            <w:r>
-              <w:rPr>
-                <w:szCs w:val="28"/>
-              </w:rPr>
-              <w:t>-1</w:t>
-            </w:r>
-          </w:p>
-        </w:tc>
-        <w:tc>
-          <w:tcPr>
-            <w:tcW w:w="4329" w:type="dxa"/>
-            <w:shd w:val="clear" w:color="auto" w:fill="auto"/>
-          </w:tcPr>
-          <w:p>
-            <w:pPr>
-              <w:ind w:firstLine="0"/>
-              <w:jc w:val="left"/>
-              <w:rPr>
-                <w:szCs w:val="28"/>
-              </w:rPr>
-            </w:pPr>
-            <w:r>
-              <w:rPr>
-                <w:szCs w:val="28"/>
-              </w:rPr>
-              <w:t>Ошибка: "Не задана высота над уровнем моря"</w:t>
-            </w:r>
-          </w:p>
-        </w:tc>
-      </w:tr>
-      <w:tr>
-        <w:tc>
-          <w:tcPr>
-            <w:tcW w:w="2294" w:type="dxa"/>
-            <w:vMerge/>
-            <w:shd w:val="clear" w:color="auto" w:fill="auto"/>
-          </w:tcPr>
-          <w:p>
-            <w:pPr>
-              <w:ind w:firstLine="0"/>
-              <w:jc w:val="left"/>
-              <w:rPr>
-                <w:szCs w:val="28"/>
-              </w:rPr>
-            </w:pPr>
-          </w:p>
-        </w:tc>
-        <w:tc>
-          <w:tcPr>
-            <w:tcW w:w="2721" w:type="dxa"/>
-            <w:shd w:val="clear" w:color="auto" w:fill="auto"/>
-          </w:tcPr>
-          <w:p>
-            <w:pPr>
-              <w:ind w:firstLine="0"/>
-              <w:jc w:val="center"/>
-              <w:rPr>
-                <w:szCs w:val="28"/>
-              </w:rPr>
-            </w:pPr>
-            <w:proofErr w:type="gramStart"/>
-            <w:r>
-              <w:rPr>
-                <w:szCs w:val="28"/>
-              </w:rPr>
-              <w:t>« »</w:t>
-            </w:r>
-            <w:proofErr w:type="gramEnd"/>
-            <w:r>
-              <w:rPr>
-                <w:szCs w:val="28"/>
-              </w:rPr>
-              <w:t xml:space="preserve"> (пустое поле)</w:t>
-            </w:r>
-          </w:p>
-        </w:tc>
-        <w:tc>
-          <w:tcPr>
-            <w:tcW w:w="4329" w:type="dxa"/>
-            <w:shd w:val="clear" w:color="auto" w:fill="auto"/>
-          </w:tcPr>
-          <w:p>
-            <w:pPr>
-              <w:ind w:firstLine="0"/>
-              <w:jc w:val="left"/>
-              <w:rPr>
-                <w:szCs w:val="28"/>
-              </w:rPr>
-            </w:pPr>
-            <w:r>
-              <w:rPr>
-                <w:szCs w:val="28"/>
-              </w:rPr>
-              <w:t>Ошибка: "Не задана высота над уровнем моря"</w:t>
-            </w:r>
-          </w:p>
-        </w:tc>
-      </w:tr>
-      <w:tr>
-        <w:trPr>
-          <w:trHeight w:val="976"/>
-        </w:trPr>
-        <w:tc>
-          <w:tcPr>
-            <w:tcW w:w="2294" w:type="dxa"/>
-            <w:vMerge w:val="restart"/>
-            <w:shd w:val="clear" w:color="auto" w:fill="auto"/>
-          </w:tcPr>
-          <w:p>
-            <w:pPr>
-              <w:ind w:firstLine="0"/>
-              <w:jc w:val="left"/>
-              <w:rPr>
-                <w:szCs w:val="28"/>
-              </w:rPr>
-            </w:pPr>
-            <w:proofErr w:type="spellStart"/>
-            <w:r>
-              <w:rPr>
-                <w:szCs w:val="28"/>
-              </w:rPr>
-              <w:lastRenderedPageBreak/>
-              <w:t>viewing</w:t>
-            </w:r>
-            <w:proofErr w:type="spellEnd"/>
-            <w:r>
-              <w:rPr>
-                <w:szCs w:val="28"/>
-              </w:rPr>
-              <w:t xml:space="preserve"> </w:t>
-            </w:r>
-            <w:proofErr w:type="spellStart"/>
-            <w:r>
-              <w:rPr>
-                <w:szCs w:val="28"/>
-              </w:rPr>
-              <w:t>direction</w:t>
-            </w:r>
-            <w:proofErr w:type="spellEnd"/>
-          </w:p>
-        </w:tc>
-        <w:tc>
-          <w:tcPr>
-            <w:tcW w:w="2721" w:type="dxa"/>
-            <w:shd w:val="clear" w:color="auto" w:fill="auto"/>
-          </w:tcPr>
-          <w:p>
-            <w:pPr>
-              <w:ind w:firstLine="0"/>
-              <w:jc w:val="center"/>
-              <w:rPr>
-                <w:szCs w:val="28"/>
-              </w:rPr>
-            </w:pPr>
-            <w:r>
-              <w:rPr>
-                <w:szCs w:val="28"/>
-              </w:rPr>
-              <w:t>0</w:t>
-            </w:r>
-          </w:p>
-        </w:tc>
-        <w:tc>
-          <w:tcPr>
-            <w:tcW w:w="4329" w:type="dxa"/>
-            <w:shd w:val="clear" w:color="auto" w:fill="auto"/>
-          </w:tcPr>
-          <w:p>
-            <w:pPr>
-              <w:ind w:firstLine="0"/>
-              <w:jc w:val="left"/>
-              <w:rPr>
-                <w:szCs w:val="28"/>
-              </w:rPr>
-            </w:pPr>
-            <w:r>
-              <w:rPr>
-                <w:szCs w:val="28"/>
-              </w:rPr>
-              <w:t>Успешная загрузка</w:t>
-            </w:r>
-          </w:p>
-        </w:tc>
-      </w:tr>
-      <w:tr>
-        <w:tc>
-          <w:tcPr>
-            <w:tcW w:w="2294" w:type="dxa"/>
-            <w:vMerge/>
-            <w:shd w:val="clear" w:color="auto" w:fill="auto"/>
-          </w:tcPr>
-          <w:p>
-            <w:pPr>
-              <w:ind w:firstLine="0"/>
-              <w:jc w:val="left"/>
-              <w:rPr>
-                <w:szCs w:val="28"/>
-              </w:rPr>
-            </w:pPr>
-          </w:p>
-        </w:tc>
-        <w:tc>
-          <w:tcPr>
-            <w:tcW w:w="2721" w:type="dxa"/>
-            <w:shd w:val="clear" w:color="auto" w:fill="auto"/>
-          </w:tcPr>
-          <w:p>
-            <w:pPr>
-              <w:ind w:firstLine="0"/>
-              <w:jc w:val="center"/>
-              <w:rPr>
-                <w:szCs w:val="28"/>
-              </w:rPr>
-            </w:pPr>
-            <w:proofErr w:type="gramStart"/>
-            <w:r>
-              <w:rPr>
-                <w:szCs w:val="28"/>
-              </w:rPr>
-              <w:t>« »</w:t>
-            </w:r>
-            <w:proofErr w:type="gramEnd"/>
-            <w:r>
-              <w:rPr>
-                <w:szCs w:val="28"/>
-              </w:rPr>
-              <w:t xml:space="preserve"> (пустое поле)</w:t>
-            </w:r>
-          </w:p>
-        </w:tc>
-        <w:tc>
-          <w:tcPr>
-            <w:tcW w:w="4329" w:type="dxa"/>
-            <w:shd w:val="clear" w:color="auto" w:fill="auto"/>
-          </w:tcPr>
-          <w:p>
-            <w:pPr>
-              <w:ind w:firstLine="0"/>
-              <w:jc w:val="left"/>
-              <w:rPr>
-                <w:szCs w:val="28"/>
-              </w:rPr>
-            </w:pPr>
-            <w:r>
-              <w:rPr>
-                <w:szCs w:val="28"/>
-              </w:rPr>
-              <w:t>Ошибка: "Не задано направление визирования объекта"</w:t>
-            </w:r>
-          </w:p>
-        </w:tc>
-      </w:tr>
-      <w:tr>
-        <w:tc>
-          <w:tcPr>
-            <w:tcW w:w="2294" w:type="dxa"/>
-            <w:vMerge w:val="restart"/>
-            <w:shd w:val="clear" w:color="auto" w:fill="auto"/>
-          </w:tcPr>
-          <w:p>
-            <w:pPr>
-              <w:ind w:firstLine="0"/>
-              <w:jc w:val="left"/>
-              <w:rPr>
-                <w:szCs w:val="28"/>
-              </w:rPr>
-            </w:pPr>
-            <w:proofErr w:type="spellStart"/>
-            <w:r>
-              <w:rPr>
-                <w:szCs w:val="28"/>
-              </w:rPr>
-              <w:t>aperture</w:t>
-            </w:r>
-            <w:proofErr w:type="spellEnd"/>
-          </w:p>
-        </w:tc>
-        <w:tc>
-          <w:tcPr>
-            <w:tcW w:w="2721" w:type="dxa"/>
-            <w:shd w:val="clear" w:color="auto" w:fill="auto"/>
-          </w:tcPr>
-          <w:p>
-            <w:pPr>
-              <w:ind w:firstLine="0"/>
-              <w:jc w:val="center"/>
-              <w:rPr>
-                <w:szCs w:val="28"/>
-              </w:rPr>
-            </w:pPr>
-            <w:r>
-              <w:rPr>
-                <w:szCs w:val="28"/>
-              </w:rPr>
-              <w:t>-1</w:t>
-            </w:r>
-          </w:p>
-        </w:tc>
-        <w:tc>
-          <w:tcPr>
-            <w:tcW w:w="4329" w:type="dxa"/>
-            <w:shd w:val="clear" w:color="auto" w:fill="auto"/>
-          </w:tcPr>
-          <w:p>
-            <w:pPr>
-              <w:ind w:firstLine="0"/>
-              <w:jc w:val="left"/>
-              <w:rPr>
-                <w:szCs w:val="28"/>
-              </w:rPr>
-            </w:pPr>
-            <w:r>
-              <w:rPr>
-                <w:szCs w:val="28"/>
-              </w:rPr>
-              <w:t>Успешная загрузка</w:t>
-            </w:r>
-          </w:p>
-        </w:tc>
-      </w:tr>
-      <w:tr>
-        <w:tc>
-          <w:tcPr>
-            <w:tcW w:w="2294" w:type="dxa"/>
-            <w:vMerge/>
-            <w:shd w:val="clear" w:color="auto" w:fill="auto"/>
-          </w:tcPr>
-          <w:p>
-            <w:pPr>
-              <w:ind w:firstLine="0"/>
-              <w:jc w:val="left"/>
-              <w:rPr>
-                <w:szCs w:val="28"/>
-              </w:rPr>
-            </w:pPr>
-          </w:p>
-        </w:tc>
-        <w:tc>
-          <w:tcPr>
-            <w:tcW w:w="2721" w:type="dxa"/>
-            <w:shd w:val="clear" w:color="auto" w:fill="auto"/>
-          </w:tcPr>
-          <w:p>
-            <w:pPr>
-              <w:ind w:firstLine="0"/>
-              <w:jc w:val="center"/>
-              <w:rPr>
-                <w:szCs w:val="28"/>
-              </w:rPr>
-            </w:pPr>
-            <w:r>
-              <w:rPr>
-                <w:szCs w:val="28"/>
-              </w:rPr>
-              <w:t>2</w:t>
-            </w:r>
-          </w:p>
-        </w:tc>
-        <w:tc>
-          <w:tcPr>
-            <w:tcW w:w="4329" w:type="dxa"/>
-            <w:shd w:val="clear" w:color="auto" w:fill="auto"/>
-          </w:tcPr>
-          <w:p>
-            <w:pPr>
-              <w:ind w:firstLine="0"/>
-              <w:jc w:val="left"/>
-              <w:rPr>
-                <w:szCs w:val="28"/>
-              </w:rPr>
-            </w:pPr>
-            <w:r>
-              <w:rPr>
-                <w:szCs w:val="28"/>
-              </w:rPr>
-              <w:t>Ошибка: "Неверно задана апертура входного объекта"</w:t>
-            </w:r>
-          </w:p>
-        </w:tc>
-      </w:tr>
-      <w:tr>
-        <w:tc>
-          <w:tcPr>
-            <w:tcW w:w="2294" w:type="dxa"/>
-            <w:vMerge/>
-            <w:shd w:val="clear" w:color="auto" w:fill="auto"/>
-          </w:tcPr>
-          <w:p>
-            <w:pPr>
-              <w:ind w:firstLine="0"/>
-              <w:jc w:val="left"/>
-              <w:rPr>
-                <w:szCs w:val="28"/>
-              </w:rPr>
-            </w:pPr>
-          </w:p>
-        </w:tc>
-        <w:tc>
-          <w:tcPr>
-            <w:tcW w:w="2721" w:type="dxa"/>
-            <w:shd w:val="clear" w:color="auto" w:fill="auto"/>
-          </w:tcPr>
-          <w:p>
-            <w:pPr>
-              <w:ind w:firstLine="0"/>
-              <w:jc w:val="center"/>
-              <w:rPr>
-                <w:szCs w:val="28"/>
-              </w:rPr>
-            </w:pPr>
-            <w:proofErr w:type="gramStart"/>
-            <w:r>
-              <w:rPr>
-                <w:szCs w:val="28"/>
-              </w:rPr>
-              <w:t>« »</w:t>
-            </w:r>
-            <w:proofErr w:type="gramEnd"/>
-            <w:r>
-              <w:rPr>
-                <w:szCs w:val="28"/>
-              </w:rPr>
-              <w:t xml:space="preserve"> (пустое поле)</w:t>
-            </w:r>
-          </w:p>
-        </w:tc>
-        <w:tc>
-          <w:tcPr>
-            <w:tcW w:w="4329" w:type="dxa"/>
-            <w:shd w:val="clear" w:color="auto" w:fill="auto"/>
-          </w:tcPr>
-          <w:p>
-            <w:pPr>
-              <w:ind w:firstLine="0"/>
-              <w:jc w:val="left"/>
-              <w:rPr>
-                <w:szCs w:val="28"/>
-              </w:rPr>
-            </w:pPr>
-            <w:r>
-              <w:rPr>
-                <w:szCs w:val="28"/>
-              </w:rPr>
-              <w:t>Ошибка: "Неверно задана апертура входного объекта"</w:t>
-            </w:r>
-          </w:p>
-          <w:p>
-            <w:pPr>
-              <w:ind w:firstLine="0"/>
-              <w:jc w:val="left"/>
-              <w:rPr>
-                <w:szCs w:val="28"/>
-              </w:rPr>
-            </w:pPr>
-          </w:p>
-          <w:p>
-            <w:pPr>
-              <w:ind w:firstLine="0"/>
-              <w:jc w:val="left"/>
-              <w:rPr>
-                <w:szCs w:val="28"/>
-              </w:rPr>
-            </w:pPr>
-          </w:p>
-        </w:tc>
-      </w:tr>
-      <w:tr>
-        <w:tc>
-          <w:tcPr>
-            <w:tcW w:w="2294" w:type="dxa"/>
-            <w:vMerge w:val="restart"/>
-            <w:shd w:val="clear" w:color="auto" w:fill="auto"/>
-          </w:tcPr>
-          <w:p>
-            <w:pPr>
-              <w:ind w:firstLine="0"/>
-              <w:jc w:val="left"/>
-              <w:rPr>
-                <w:szCs w:val="28"/>
-              </w:rPr>
-            </w:pPr>
-            <w:proofErr w:type="spellStart"/>
-            <w:r>
-              <w:rPr>
-                <w:szCs w:val="28"/>
-              </w:rPr>
-              <w:t>rotation</w:t>
-            </w:r>
-            <w:proofErr w:type="spellEnd"/>
-            <w:r>
-              <w:rPr>
-                <w:szCs w:val="28"/>
-              </w:rPr>
-              <w:t xml:space="preserve"> </w:t>
-            </w:r>
-            <w:proofErr w:type="spellStart"/>
-            <w:r>
-              <w:rPr>
-                <w:szCs w:val="28"/>
-              </w:rPr>
-              <w:t>angle</w:t>
-            </w:r>
-            <w:proofErr w:type="spellEnd"/>
-          </w:p>
-        </w:tc>
-        <w:tc>
-          <w:tcPr>
-            <w:tcW w:w="2721" w:type="dxa"/>
-            <w:shd w:val="clear" w:color="auto" w:fill="auto"/>
-          </w:tcPr>
-          <w:p>
-            <w:pPr>
-              <w:ind w:firstLine="0"/>
-              <w:jc w:val="center"/>
-              <w:rPr>
-                <w:szCs w:val="28"/>
-              </w:rPr>
-            </w:pPr>
-            <w:r>
-              <w:rPr>
-                <w:szCs w:val="28"/>
-              </w:rPr>
-              <w:t>30</w:t>
-            </w:r>
-          </w:p>
-        </w:tc>
-        <w:tc>
-          <w:tcPr>
-            <w:tcW w:w="4329" w:type="dxa"/>
-            <w:shd w:val="clear" w:color="auto" w:fill="auto"/>
-          </w:tcPr>
-          <w:p>
-            <w:pPr>
-              <w:ind w:firstLine="0"/>
-              <w:jc w:val="left"/>
-              <w:rPr>
-                <w:szCs w:val="28"/>
-              </w:rPr>
-            </w:pPr>
-            <w:r>
-              <w:rPr>
-                <w:szCs w:val="28"/>
-              </w:rPr>
-              <w:t>Успешная загрузка</w:t>
-            </w:r>
-          </w:p>
-        </w:tc>
-      </w:tr>
-      <w:tr>
-        <w:tc>
-          <w:tcPr>
-            <w:tcW w:w="2294" w:type="dxa"/>
-            <w:vMerge/>
-            <w:shd w:val="clear" w:color="auto" w:fill="auto"/>
-          </w:tcPr>
-          <w:p>
-            <w:pPr>
-              <w:ind w:firstLine="0"/>
-              <w:jc w:val="left"/>
-              <w:rPr>
-                <w:szCs w:val="28"/>
-              </w:rPr>
-            </w:pPr>
-          </w:p>
-        </w:tc>
-        <w:tc>
-          <w:tcPr>
-            <w:tcW w:w="2721" w:type="dxa"/>
-            <w:shd w:val="clear" w:color="auto" w:fill="auto"/>
-          </w:tcPr>
-          <w:p>
-            <w:pPr>
-              <w:ind w:firstLine="0"/>
-              <w:jc w:val="center"/>
-              <w:rPr>
-                <w:szCs w:val="28"/>
-              </w:rPr>
-            </w:pPr>
-            <w:r>
-              <w:rPr>
-                <w:szCs w:val="28"/>
-              </w:rPr>
-              <w:t>-460</w:t>
-            </w:r>
-          </w:p>
-        </w:tc>
-        <w:tc>
-          <w:tcPr>
-            <w:tcW w:w="4329" w:type="dxa"/>
-            <w:shd w:val="clear" w:color="auto" w:fill="auto"/>
-          </w:tcPr>
-          <w:p>
-            <w:pPr>
-              <w:ind w:firstLine="0"/>
-              <w:jc w:val="left"/>
-              <w:rPr>
-                <w:szCs w:val="28"/>
-              </w:rPr>
-            </w:pPr>
-            <w:r>
-              <w:rPr>
-                <w:szCs w:val="28"/>
-              </w:rPr>
-              <w:t>Ошибка: "Неверно задан угол поворота изображения относительно севера"</w:t>
-            </w:r>
-          </w:p>
-        </w:tc>
-      </w:tr>
-      <w:tr>
-        <w:tc>
-          <w:tcPr>
-            <w:tcW w:w="2294" w:type="dxa"/>
-            <w:vMerge/>
-            <w:shd w:val="clear" w:color="auto" w:fill="auto"/>
-          </w:tcPr>
-          <w:p>
-            <w:pPr>
-              <w:ind w:firstLine="0"/>
-              <w:jc w:val="left"/>
-              <w:rPr>
-                <w:szCs w:val="28"/>
-              </w:rPr>
-            </w:pPr>
-          </w:p>
-        </w:tc>
-        <w:tc>
-          <w:tcPr>
-            <w:tcW w:w="2721" w:type="dxa"/>
-            <w:shd w:val="clear" w:color="auto" w:fill="auto"/>
-          </w:tcPr>
-          <w:p>
-            <w:pPr>
-              <w:ind w:firstLine="0"/>
-              <w:jc w:val="center"/>
-              <w:rPr>
-                <w:szCs w:val="28"/>
-              </w:rPr>
-            </w:pPr>
-            <w:proofErr w:type="gramStart"/>
-            <w:r>
-              <w:rPr>
-                <w:szCs w:val="28"/>
-              </w:rPr>
-              <w:t>« »</w:t>
-            </w:r>
-            <w:proofErr w:type="gramEnd"/>
-            <w:r>
-              <w:rPr>
-                <w:szCs w:val="28"/>
-              </w:rPr>
-              <w:t xml:space="preserve"> (пустое поле)</w:t>
-            </w:r>
-          </w:p>
-        </w:tc>
-        <w:tc>
-          <w:tcPr>
-            <w:tcW w:w="4329" w:type="dxa"/>
-            <w:shd w:val="clear" w:color="auto" w:fill="auto"/>
-          </w:tcPr>
-          <w:p>
-            <w:pPr>
-              <w:ind w:firstLine="0"/>
-              <w:jc w:val="left"/>
-              <w:rPr>
-                <w:szCs w:val="28"/>
-              </w:rPr>
-            </w:pPr>
-            <w:r>
-              <w:rPr>
-                <w:szCs w:val="28"/>
-              </w:rPr>
-              <w:t>Ошибка: "Неверно задан угол поворота изображения относительно севера"</w:t>
-            </w:r>
-          </w:p>
-        </w:tc>
-      </w:tr>
-      <w:tr>
-        <w:tc>
-          <w:tcPr>
-            <w:tcW w:w="2294" w:type="dxa"/>
-            <w:vMerge w:val="restart"/>
-            <w:shd w:val="clear" w:color="auto" w:fill="auto"/>
-          </w:tcPr>
-          <w:p>
-            <w:pPr>
-              <w:ind w:firstLine="0"/>
-              <w:jc w:val="left"/>
-              <w:rPr>
-                <w:szCs w:val="28"/>
-              </w:rPr>
-            </w:pPr>
-            <w:proofErr w:type="spellStart"/>
-            <w:r>
-              <w:rPr>
-                <w:szCs w:val="28"/>
-              </w:rPr>
-              <w:t>leftTop</w:t>
-            </w:r>
-            <w:proofErr w:type="spellEnd"/>
-            <w:r>
-              <w:rPr>
-                <w:szCs w:val="28"/>
-              </w:rPr>
-              <w:t xml:space="preserve"> </w:t>
-            </w:r>
-            <w:proofErr w:type="spellStart"/>
-            <w:r>
-              <w:rPr>
-                <w:szCs w:val="28"/>
-              </w:rPr>
-              <w:t>CornerCoord</w:t>
-            </w:r>
-            <w:proofErr w:type="spellEnd"/>
-          </w:p>
-        </w:tc>
-        <w:tc>
-          <w:tcPr>
-            <w:tcW w:w="2721" w:type="dxa"/>
-            <w:shd w:val="clear" w:color="auto" w:fill="auto"/>
-          </w:tcPr>
-          <w:p>
-            <w:pPr>
-              <w:ind w:firstLine="0"/>
-              <w:jc w:val="center"/>
-              <w:rPr>
-                <w:szCs w:val="28"/>
-              </w:rPr>
-            </w:pPr>
-            <w:r>
-              <w:rPr>
-                <w:szCs w:val="28"/>
-              </w:rPr>
-              <w:t>{25.4523, -135.2323}</w:t>
-            </w:r>
-          </w:p>
-        </w:tc>
-        <w:tc>
-          <w:tcPr>
-            <w:tcW w:w="4329" w:type="dxa"/>
-            <w:shd w:val="clear" w:color="auto" w:fill="auto"/>
-          </w:tcPr>
-          <w:p>
-            <w:pPr>
-              <w:ind w:firstLine="0"/>
-              <w:jc w:val="left"/>
-              <w:rPr>
-                <w:szCs w:val="28"/>
-              </w:rPr>
-            </w:pPr>
-            <w:r>
-              <w:rPr>
-                <w:szCs w:val="28"/>
-              </w:rPr>
-              <w:t>Успешная загрузка</w:t>
-            </w:r>
-          </w:p>
-        </w:tc>
-      </w:tr>
-      <w:tr>
-        <w:tc>
-          <w:tcPr>
-            <w:tcW w:w="2294" w:type="dxa"/>
-            <w:vMerge/>
-            <w:shd w:val="clear" w:color="auto" w:fill="auto"/>
-          </w:tcPr>
-          <w:p>
-            <w:pPr>
-              <w:ind w:firstLine="0"/>
-              <w:jc w:val="left"/>
-              <w:rPr>
-                <w:szCs w:val="28"/>
-              </w:rPr>
-            </w:pPr>
-          </w:p>
-        </w:tc>
-        <w:tc>
-          <w:tcPr>
-            <w:tcW w:w="2721" w:type="dxa"/>
-            <w:shd w:val="clear" w:color="auto" w:fill="auto"/>
-          </w:tcPr>
-          <w:p>
-            <w:pPr>
-              <w:ind w:firstLine="0"/>
-              <w:jc w:val="center"/>
-              <w:rPr>
-                <w:szCs w:val="28"/>
-              </w:rPr>
-            </w:pPr>
-            <w:r>
-              <w:rPr>
-                <w:szCs w:val="28"/>
-              </w:rPr>
-              <w:t>{, }</w:t>
-            </w:r>
-          </w:p>
-        </w:tc>
-        <w:tc>
-          <w:tcPr>
-            <w:tcW w:w="4329" w:type="dxa"/>
-            <w:shd w:val="clear" w:color="auto" w:fill="auto"/>
-          </w:tcPr>
-          <w:p>
-            <w:pPr>
-              <w:ind w:firstLine="0"/>
-              <w:jc w:val="left"/>
-              <w:rPr>
-                <w:szCs w:val="28"/>
-              </w:rPr>
-            </w:pPr>
-            <w:r>
-              <w:rPr>
-                <w:szCs w:val="28"/>
-              </w:rPr>
-              <w:t>Ошибка: "Невозможно прочитать географические координаты"</w:t>
-            </w:r>
-          </w:p>
-        </w:tc>
-      </w:tr>
-      <w:tr>
-        <w:tc>
-          <w:tcPr>
-            <w:tcW w:w="2294" w:type="dxa"/>
-            <w:vMerge/>
-            <w:shd w:val="clear" w:color="auto" w:fill="auto"/>
-          </w:tcPr>
-          <w:p>
-            <w:pPr>
-              <w:ind w:firstLine="0"/>
-              <w:jc w:val="left"/>
-              <w:rPr>
-                <w:szCs w:val="28"/>
-              </w:rPr>
-            </w:pPr>
-          </w:p>
-        </w:tc>
-        <w:tc>
-          <w:tcPr>
-            <w:tcW w:w="2721" w:type="dxa"/>
-            <w:shd w:val="clear" w:color="auto" w:fill="auto"/>
-          </w:tcPr>
-          <w:p>
-            <w:pPr>
-              <w:ind w:firstLine="0"/>
-              <w:jc w:val="center"/>
-              <w:rPr>
-                <w:szCs w:val="28"/>
-              </w:rPr>
-            </w:pPr>
-            <w:proofErr w:type="gramStart"/>
-            <w:r>
-              <w:rPr>
-                <w:szCs w:val="28"/>
-              </w:rPr>
-              <w:t>« »</w:t>
-            </w:r>
-            <w:proofErr w:type="gramEnd"/>
-            <w:r>
-              <w:rPr>
-                <w:szCs w:val="28"/>
-              </w:rPr>
-              <w:t xml:space="preserve"> (пустое поле)</w:t>
-            </w:r>
-          </w:p>
-        </w:tc>
-        <w:tc>
-          <w:tcPr>
-            <w:tcW w:w="4329" w:type="dxa"/>
-            <w:shd w:val="clear" w:color="auto" w:fill="auto"/>
-          </w:tcPr>
-          <w:p>
-            <w:pPr>
-              <w:ind w:firstLine="0"/>
-              <w:jc w:val="left"/>
-              <w:rPr>
-                <w:szCs w:val="28"/>
-              </w:rPr>
-            </w:pPr>
-            <w:r>
-              <w:rPr>
-                <w:szCs w:val="28"/>
-              </w:rPr>
-              <w:t>Ошибка: "Невозможно прочитать географические координаты"</w:t>
-            </w:r>
-          </w:p>
-        </w:tc>
-      </w:tr>
-      <w:tr>
-        <w:tc>
-          <w:tcPr>
-            <w:tcW w:w="2294" w:type="dxa"/>
-            <w:vMerge w:val="restart"/>
-            <w:shd w:val="clear" w:color="auto" w:fill="auto"/>
-          </w:tcPr>
-          <w:p>
-            <w:pPr>
-              <w:ind w:firstLine="0"/>
-              <w:jc w:val="left"/>
-              <w:rPr>
-                <w:szCs w:val="28"/>
-              </w:rPr>
-            </w:pPr>
-            <w:proofErr w:type="spellStart"/>
-            <w:r>
-              <w:rPr>
-                <w:szCs w:val="28"/>
-              </w:rPr>
-              <w:t>rightTop</w:t>
-            </w:r>
-            <w:proofErr w:type="spellEnd"/>
-            <w:r>
-              <w:rPr>
-                <w:szCs w:val="28"/>
-              </w:rPr>
-              <w:t xml:space="preserve"> </w:t>
-            </w:r>
-            <w:proofErr w:type="spellStart"/>
-            <w:r>
-              <w:rPr>
-                <w:szCs w:val="28"/>
-              </w:rPr>
-              <w:t>CornerCoord</w:t>
-            </w:r>
-            <w:proofErr w:type="spellEnd"/>
-          </w:p>
-        </w:tc>
-        <w:tc>
-          <w:tcPr>
-            <w:tcW w:w="2721" w:type="dxa"/>
-            <w:shd w:val="clear" w:color="auto" w:fill="auto"/>
-          </w:tcPr>
-          <w:p>
-            <w:pPr>
-              <w:ind w:firstLine="0"/>
-              <w:jc w:val="center"/>
-              <w:rPr>
-                <w:szCs w:val="28"/>
-              </w:rPr>
-            </w:pPr>
-            <w:r>
-              <w:rPr>
-                <w:szCs w:val="28"/>
-              </w:rPr>
-              <w:t>{25.4523, -130.2323}</w:t>
-            </w:r>
-          </w:p>
-        </w:tc>
-        <w:tc>
-          <w:tcPr>
-            <w:tcW w:w="4329" w:type="dxa"/>
-            <w:shd w:val="clear" w:color="auto" w:fill="auto"/>
-          </w:tcPr>
-          <w:p>
-            <w:pPr>
-              <w:ind w:firstLine="0"/>
-              <w:jc w:val="left"/>
-              <w:rPr>
-                <w:szCs w:val="28"/>
-              </w:rPr>
-            </w:pPr>
-            <w:r>
-              <w:rPr>
-                <w:szCs w:val="28"/>
-              </w:rPr>
-              <w:t>Успешная загрузка</w:t>
-            </w:r>
-          </w:p>
-        </w:tc>
-      </w:tr>
-      <w:tr>
-        <w:tc>
-          <w:tcPr>
-            <w:tcW w:w="2294" w:type="dxa"/>
-            <w:vMerge/>
-            <w:shd w:val="clear" w:color="auto" w:fill="auto"/>
-          </w:tcPr>
-          <w:p>
-            <w:pPr>
-              <w:ind w:firstLine="0"/>
-              <w:jc w:val="left"/>
-              <w:rPr>
-                <w:szCs w:val="28"/>
-              </w:rPr>
-            </w:pPr>
-          </w:p>
-        </w:tc>
-        <w:tc>
-          <w:tcPr>
-            <w:tcW w:w="2721" w:type="dxa"/>
-            <w:shd w:val="clear" w:color="auto" w:fill="auto"/>
-          </w:tcPr>
-          <w:p>
-            <w:pPr>
-              <w:ind w:firstLine="0"/>
-              <w:jc w:val="center"/>
-              <w:rPr>
-                <w:szCs w:val="28"/>
-              </w:rPr>
-            </w:pPr>
-            <w:r>
-              <w:rPr>
-                <w:szCs w:val="28"/>
-              </w:rPr>
-              <w:t>{, }</w:t>
-            </w:r>
-          </w:p>
-        </w:tc>
-        <w:tc>
-          <w:tcPr>
-            <w:tcW w:w="4329" w:type="dxa"/>
-            <w:shd w:val="clear" w:color="auto" w:fill="auto"/>
-          </w:tcPr>
-          <w:p>
-            <w:pPr>
-              <w:ind w:firstLine="0"/>
-              <w:jc w:val="left"/>
-              <w:rPr>
-                <w:szCs w:val="28"/>
-              </w:rPr>
-            </w:pPr>
-            <w:r>
-              <w:rPr>
-                <w:szCs w:val="28"/>
-              </w:rPr>
-              <w:t>Ошибка: "Невозможно прочитать географические координаты"</w:t>
-            </w:r>
-          </w:p>
-        </w:tc>
-      </w:tr>
-      <w:tr>
-        <w:tc>
-          <w:tcPr>
-            <w:tcW w:w="2294" w:type="dxa"/>
-            <w:vMerge/>
-            <w:shd w:val="clear" w:color="auto" w:fill="auto"/>
-          </w:tcPr>
-          <w:p>
-            <w:pPr>
-              <w:ind w:firstLine="0"/>
-              <w:jc w:val="left"/>
-              <w:rPr>
-                <w:szCs w:val="28"/>
-              </w:rPr>
-            </w:pPr>
-          </w:p>
-        </w:tc>
-        <w:tc>
-          <w:tcPr>
-            <w:tcW w:w="2721" w:type="dxa"/>
-            <w:shd w:val="clear" w:color="auto" w:fill="auto"/>
-          </w:tcPr>
-          <w:p>
-            <w:pPr>
-              <w:ind w:firstLine="0"/>
-              <w:jc w:val="center"/>
-              <w:rPr>
-                <w:szCs w:val="28"/>
-              </w:rPr>
-            </w:pPr>
-            <w:proofErr w:type="gramStart"/>
-            <w:r>
-              <w:rPr>
-                <w:szCs w:val="28"/>
-              </w:rPr>
-              <w:t>« »</w:t>
-            </w:r>
-            <w:proofErr w:type="gramEnd"/>
-            <w:r>
-              <w:rPr>
-                <w:szCs w:val="28"/>
-              </w:rPr>
-              <w:t xml:space="preserve"> (пустое поле)</w:t>
-            </w:r>
-          </w:p>
-        </w:tc>
-        <w:tc>
-          <w:tcPr>
-            <w:tcW w:w="4329" w:type="dxa"/>
-            <w:shd w:val="clear" w:color="auto" w:fill="auto"/>
-          </w:tcPr>
-          <w:p>
-            <w:pPr>
-              <w:ind w:firstLine="0"/>
-              <w:jc w:val="left"/>
-              <w:rPr>
-                <w:szCs w:val="28"/>
-              </w:rPr>
-            </w:pPr>
-            <w:r>
-              <w:rPr>
-                <w:szCs w:val="28"/>
-              </w:rPr>
-              <w:t>Ошибка: "Невозможно прочитать географические координаты"</w:t>
-            </w:r>
-          </w:p>
-        </w:tc>
-      </w:tr>
-      <w:tr>
-        <w:tc>
-          <w:tcPr>
-            <w:tcW w:w="2294" w:type="dxa"/>
-            <w:vMerge w:val="restart"/>
-            <w:shd w:val="clear" w:color="auto" w:fill="auto"/>
-          </w:tcPr>
-          <w:p>
-            <w:pPr>
-              <w:ind w:firstLine="0"/>
-              <w:jc w:val="left"/>
-              <w:rPr>
-                <w:szCs w:val="28"/>
-              </w:rPr>
-            </w:pPr>
-            <w:proofErr w:type="spellStart"/>
-            <w:r>
-              <w:rPr>
-                <w:szCs w:val="28"/>
-              </w:rPr>
-              <w:t>leftBottom</w:t>
-            </w:r>
-            <w:proofErr w:type="spellEnd"/>
-            <w:r>
-              <w:rPr>
-                <w:szCs w:val="28"/>
-              </w:rPr>
-              <w:t xml:space="preserve"> </w:t>
-            </w:r>
-            <w:proofErr w:type="spellStart"/>
-            <w:r>
-              <w:rPr>
-                <w:szCs w:val="28"/>
-              </w:rPr>
-              <w:t>CornerCoord</w:t>
-            </w:r>
-            <w:proofErr w:type="spellEnd"/>
-          </w:p>
-        </w:tc>
-        <w:tc>
-          <w:tcPr>
-            <w:tcW w:w="2721" w:type="dxa"/>
-            <w:shd w:val="clear" w:color="auto" w:fill="auto"/>
-          </w:tcPr>
-          <w:p>
-            <w:pPr>
-              <w:ind w:firstLine="0"/>
-              <w:jc w:val="center"/>
-              <w:rPr>
-                <w:szCs w:val="28"/>
-              </w:rPr>
-            </w:pPr>
-            <w:r>
-              <w:rPr>
-                <w:szCs w:val="28"/>
-              </w:rPr>
-              <w:t>{20.4523, -135.2323}</w:t>
-            </w:r>
-          </w:p>
-        </w:tc>
-        <w:tc>
-          <w:tcPr>
-            <w:tcW w:w="4329" w:type="dxa"/>
-            <w:shd w:val="clear" w:color="auto" w:fill="auto"/>
-          </w:tcPr>
-          <w:p>
-            <w:pPr>
-              <w:ind w:firstLine="0"/>
-              <w:jc w:val="left"/>
-              <w:rPr>
-                <w:szCs w:val="28"/>
-              </w:rPr>
-            </w:pPr>
-            <w:r>
-              <w:rPr>
-                <w:szCs w:val="28"/>
-              </w:rPr>
-              <w:t>Успешная загрузка</w:t>
-            </w:r>
-          </w:p>
-        </w:tc>
-      </w:tr>
-      <w:tr>
-        <w:tc>
-          <w:tcPr>
-            <w:tcW w:w="2294" w:type="dxa"/>
-            <w:vMerge/>
-            <w:shd w:val="clear" w:color="auto" w:fill="auto"/>
-          </w:tcPr>
-          <w:p>
-            <w:pPr>
-              <w:ind w:firstLine="0"/>
-              <w:jc w:val="left"/>
-              <w:rPr>
-                <w:szCs w:val="28"/>
-              </w:rPr>
-            </w:pPr>
-          </w:p>
-        </w:tc>
-        <w:tc>
-          <w:tcPr>
-            <w:tcW w:w="2721" w:type="dxa"/>
-            <w:shd w:val="clear" w:color="auto" w:fill="auto"/>
-          </w:tcPr>
-          <w:p>
-            <w:pPr>
-              <w:ind w:firstLine="0"/>
-              <w:jc w:val="center"/>
-              <w:rPr>
-                <w:szCs w:val="28"/>
-              </w:rPr>
-            </w:pPr>
-            <w:r>
-              <w:rPr>
-                <w:szCs w:val="28"/>
-              </w:rPr>
-              <w:t>{, }</w:t>
-            </w:r>
-          </w:p>
-        </w:tc>
-        <w:tc>
-          <w:tcPr>
-            <w:tcW w:w="4329" w:type="dxa"/>
-            <w:shd w:val="clear" w:color="auto" w:fill="auto"/>
-          </w:tcPr>
-          <w:p>
-            <w:pPr>
-              <w:ind w:firstLine="0"/>
-              <w:jc w:val="left"/>
-              <w:rPr>
-                <w:szCs w:val="28"/>
-              </w:rPr>
-            </w:pPr>
-            <w:r>
-              <w:rPr>
-                <w:szCs w:val="28"/>
-              </w:rPr>
-              <w:t>Ошибка: "Невозможно прочитать географические координаты"</w:t>
-            </w:r>
-          </w:p>
-        </w:tc>
-      </w:tr>
-      <w:tr>
-        <w:tc>
-          <w:tcPr>
-            <w:tcW w:w="2294" w:type="dxa"/>
-            <w:vMerge/>
-            <w:shd w:val="clear" w:color="auto" w:fill="auto"/>
-          </w:tcPr>
-          <w:p>
-            <w:pPr>
-              <w:ind w:firstLine="0"/>
-              <w:jc w:val="left"/>
-              <w:rPr>
-                <w:szCs w:val="28"/>
-              </w:rPr>
-            </w:pPr>
-          </w:p>
-        </w:tc>
-        <w:tc>
-          <w:tcPr>
-            <w:tcW w:w="2721" w:type="dxa"/>
-            <w:shd w:val="clear" w:color="auto" w:fill="auto"/>
-          </w:tcPr>
-          <w:p>
-            <w:pPr>
-              <w:ind w:firstLine="0"/>
-              <w:jc w:val="center"/>
-              <w:rPr>
-                <w:szCs w:val="28"/>
-              </w:rPr>
-            </w:pPr>
-            <w:proofErr w:type="gramStart"/>
-            <w:r>
-              <w:rPr>
-                <w:szCs w:val="28"/>
-              </w:rPr>
-              <w:t>« »</w:t>
-            </w:r>
-            <w:proofErr w:type="gramEnd"/>
-            <w:r>
-              <w:rPr>
-                <w:szCs w:val="28"/>
-              </w:rPr>
-              <w:t xml:space="preserve"> (пустое поле)</w:t>
-            </w:r>
-          </w:p>
-        </w:tc>
-        <w:tc>
-          <w:tcPr>
-            <w:tcW w:w="4329" w:type="dxa"/>
-            <w:shd w:val="clear" w:color="auto" w:fill="auto"/>
-          </w:tcPr>
-          <w:p>
-            <w:pPr>
-              <w:ind w:firstLine="0"/>
-              <w:jc w:val="left"/>
-              <w:rPr>
-                <w:szCs w:val="28"/>
-              </w:rPr>
-            </w:pPr>
-            <w:r>
-              <w:rPr>
-                <w:szCs w:val="28"/>
-              </w:rPr>
-              <w:t>Ошибка: "Невозможно прочитать географические координаты"</w:t>
-            </w:r>
-          </w:p>
-        </w:tc>
-      </w:tr>
-      <w:tr>
-        <w:tc>
-          <w:tcPr>
-            <w:tcW w:w="2294" w:type="dxa"/>
-            <w:vMerge w:val="restart"/>
-            <w:shd w:val="clear" w:color="auto" w:fill="auto"/>
-          </w:tcPr>
-          <w:p>
-            <w:pPr>
-              <w:ind w:firstLine="0"/>
-              <w:jc w:val="left"/>
-              <w:rPr>
-                <w:szCs w:val="28"/>
-              </w:rPr>
-            </w:pPr>
-            <w:proofErr w:type="spellStart"/>
-            <w:r>
-              <w:rPr>
-                <w:szCs w:val="28"/>
-              </w:rPr>
-              <w:t>rightBottom</w:t>
-            </w:r>
-            <w:proofErr w:type="spellEnd"/>
-            <w:r>
-              <w:rPr>
-                <w:szCs w:val="28"/>
-              </w:rPr>
-              <w:t xml:space="preserve"> </w:t>
-            </w:r>
-            <w:proofErr w:type="spellStart"/>
-            <w:r>
-              <w:rPr>
-                <w:szCs w:val="28"/>
-              </w:rPr>
-              <w:t>CornerCoord</w:t>
-            </w:r>
-            <w:proofErr w:type="spellEnd"/>
-          </w:p>
-        </w:tc>
-        <w:tc>
-          <w:tcPr>
-            <w:tcW w:w="2721" w:type="dxa"/>
-            <w:shd w:val="clear" w:color="auto" w:fill="auto"/>
-          </w:tcPr>
-          <w:p>
-            <w:pPr>
-              <w:tabs>
-                <w:tab w:val="left" w:pos="720"/>
-              </w:tabs>
-              <w:ind w:firstLine="0"/>
-              <w:jc w:val="left"/>
-              <w:rPr>
-                <w:szCs w:val="28"/>
-              </w:rPr>
-            </w:pPr>
-            <w:r>
-              <w:rPr>
-                <w:szCs w:val="28"/>
-              </w:rPr>
-              <w:t>{20.4523, -130.2323}</w:t>
-            </w:r>
-          </w:p>
-        </w:tc>
-        <w:tc>
-          <w:tcPr>
-            <w:tcW w:w="4329" w:type="dxa"/>
-            <w:shd w:val="clear" w:color="auto" w:fill="auto"/>
-          </w:tcPr>
-          <w:p>
-            <w:pPr>
-              <w:ind w:firstLine="0"/>
-              <w:jc w:val="left"/>
-              <w:rPr>
-                <w:szCs w:val="28"/>
-              </w:rPr>
-            </w:pPr>
-            <w:r>
-              <w:rPr>
-                <w:szCs w:val="28"/>
-              </w:rPr>
-              <w:t>Успешная загрузка</w:t>
-            </w:r>
-          </w:p>
-        </w:tc>
-      </w:tr>
-      <w:tr>
-        <w:tc>
-          <w:tcPr>
-            <w:tcW w:w="2294" w:type="dxa"/>
-            <w:vMerge/>
-            <w:shd w:val="clear" w:color="auto" w:fill="auto"/>
-          </w:tcPr>
-          <w:p>
-            <w:pPr>
-              <w:ind w:firstLine="0"/>
-              <w:jc w:val="left"/>
-              <w:rPr>
-                <w:szCs w:val="28"/>
-              </w:rPr>
-            </w:pPr>
-          </w:p>
-        </w:tc>
-        <w:tc>
-          <w:tcPr>
-            <w:tcW w:w="2721" w:type="dxa"/>
-            <w:shd w:val="clear" w:color="auto" w:fill="auto"/>
-          </w:tcPr>
-          <w:p>
-            <w:pPr>
-              <w:ind w:firstLine="0"/>
-              <w:jc w:val="center"/>
-              <w:rPr>
-                <w:szCs w:val="28"/>
-              </w:rPr>
-            </w:pPr>
-            <w:r>
-              <w:rPr>
-                <w:szCs w:val="28"/>
-              </w:rPr>
-              <w:t>{, }</w:t>
-            </w:r>
-          </w:p>
-        </w:tc>
-        <w:tc>
-          <w:tcPr>
-            <w:tcW w:w="4329" w:type="dxa"/>
-            <w:shd w:val="clear" w:color="auto" w:fill="auto"/>
-          </w:tcPr>
-          <w:p>
-            <w:pPr>
-              <w:ind w:firstLine="0"/>
-              <w:jc w:val="left"/>
-              <w:rPr>
-                <w:szCs w:val="28"/>
-              </w:rPr>
-            </w:pPr>
-            <w:r>
-              <w:rPr>
-                <w:szCs w:val="28"/>
-              </w:rPr>
-              <w:t>Ошибка: "Невозможно прочитать географические координаты"</w:t>
-            </w:r>
-          </w:p>
-        </w:tc>
-      </w:tr>
-      <w:tr>
-        <w:tc>
-          <w:tcPr>
-            <w:tcW w:w="2294" w:type="dxa"/>
-            <w:vMerge/>
-            <w:shd w:val="clear" w:color="auto" w:fill="auto"/>
-          </w:tcPr>
-          <w:p>
-            <w:pPr>
-              <w:ind w:firstLine="0"/>
-              <w:jc w:val="left"/>
-              <w:rPr>
-                <w:szCs w:val="28"/>
-              </w:rPr>
-            </w:pPr>
-          </w:p>
-        </w:tc>
-        <w:tc>
-          <w:tcPr>
-            <w:tcW w:w="2721" w:type="dxa"/>
-            <w:shd w:val="clear" w:color="auto" w:fill="auto"/>
-          </w:tcPr>
-          <w:p>
-            <w:pPr>
-              <w:ind w:firstLine="0"/>
-              <w:jc w:val="center"/>
-              <w:rPr>
-                <w:szCs w:val="28"/>
-              </w:rPr>
-            </w:pPr>
-            <w:proofErr w:type="gramStart"/>
-            <w:r>
-              <w:rPr>
-                <w:szCs w:val="28"/>
-              </w:rPr>
-              <w:t>« »</w:t>
-            </w:r>
-            <w:proofErr w:type="gramEnd"/>
-            <w:r>
-              <w:rPr>
-                <w:szCs w:val="28"/>
-              </w:rPr>
-              <w:t xml:space="preserve"> (пустое поле)</w:t>
-            </w:r>
-          </w:p>
-        </w:tc>
-        <w:tc>
-          <w:tcPr>
-            <w:tcW w:w="4329" w:type="dxa"/>
-            <w:shd w:val="clear" w:color="auto" w:fill="auto"/>
-          </w:tcPr>
-          <w:p>
-            <w:pPr>
-              <w:ind w:firstLine="0"/>
-              <w:jc w:val="left"/>
-              <w:rPr>
-                <w:szCs w:val="28"/>
-              </w:rPr>
-            </w:pPr>
-            <w:r>
-              <w:rPr>
-                <w:szCs w:val="28"/>
-              </w:rPr>
-              <w:t>Ошибка: "Невозможно прочитать географические координаты"</w:t>
-            </w:r>
-          </w:p>
-        </w:tc>
-      </w:tr>
-    </w:tbl>
-    <w:p>
-      <w:pPr>
+        <w:ind w:firstLine="0"/>
         <w:rPr>
           <w:szCs w:val="26"/>
           <w:lang w:eastAsia="en-US"/>
         </w:rPr>
       </w:pPr>
-    </w:p>
-    <w:p>
-      <w:pPr>
-        <w:pStyle w:val="2a"/>
-        <w:numPr>
-          <w:ilvl w:val="1"/>
-          <w:numId w:val="29"/>
-        </w:numPr>
-        <w:ind w:left="1588" w:hanging="519"/>
-      </w:pPr>
-      <w:bookmarkStart w:id="39" w:name="_Toc470776868"/>
-      <w:bookmarkStart w:id="40" w:name="_Toc214962578"/>
-      <w:r>
-        <w:t>Ошибки, возникающие при загрузке спектральных кривых из библиотеки</w:t>
-      </w:r>
-      <w:bookmarkEnd w:id="39"/>
-      <w:bookmarkEnd w:id="40"/>
-    </w:p>
-    <w:p>
-      <w:r>
-        <w:t>При загрузке данных не соответствующего формата, пользователю выводится ошибка «Неизвестный формат данных».</w:t>
-      </w:r>
-    </w:p>
-    <w:p>
-      <w:pPr>
-        <w:ind w:left="780"/>
-      </w:pPr>
-    </w:p>
-    <w:p>
-      <w:pPr>
-        <w:rPr>
-          <w:szCs w:val="26"/>
-          <w:lang w:eastAsia="en-US"/>
-        </w:rPr>
-      </w:pPr>
-    </w:p>
-    <w:p>
-      <w:pPr>
-        <w:rPr>
-          <w:szCs w:val="26"/>
-          <w:lang w:eastAsia="en-US"/>
-        </w:rPr>
-      </w:pPr>
-      <w:r>
-        <w:rPr>
-          <w:szCs w:val="26"/>
-          <w:lang w:eastAsia="en-US"/>
-        </w:rPr>
-        <w:br w:type="page"/>
-      </w:r>
     </w:p>
     <w:p>
       <w:pPr>
@@ -12039,16 +7259,15 @@
           <w:szCs w:val="28"/>
         </w:rPr>
       </w:pPr>
-      <w:bookmarkStart w:id="41" w:name="_Toc214962579"/>
+      <w:bookmarkStart w:id="35" w:name="_Toc214963278"/>
       <w:r>
         <w:rPr>
           <w:kern w:val="32"/>
           <w:szCs w:val="28"/>
         </w:rPr>
-        <w:lastRenderedPageBreak/>
         <w:t>Приложение А – Сообщения об ошибках</w:t>
       </w:r>
-      <w:bookmarkEnd w:id="41"/>
+      <w:bookmarkEnd w:id="35"/>
     </w:p>
     <w:p>
       <w:pPr>
@@ -12221,360 +7440,6 @@
       <w:r>
         <w:t xml:space="preserve"> – Ошибка при загрузке калибровочного файла для данных ВСС</w:t>
       </w:r>
-    </w:p>
-    <w:p>
-      <w:pPr>
-        <w:pStyle w:val="affff0"/>
-        <w:spacing w:line="360" w:lineRule="auto"/>
-      </w:pPr>
-    </w:p>
-    <w:p>
-      <w:pPr>
-        <w:pStyle w:val="affff0"/>
-        <w:rPr>
-          <w:noProof/>
-        </w:rPr>
-      </w:pPr>
-      <w:r>
-        <w:rPr>
-          <w:noProof/>
-        </w:rPr>
-        <w:drawing>
-          <wp:inline distT="0" distB="0" distL="0" distR="0" wp14:anchorId="60CC7E43" wp14:editId="2014BBB7">
-            <wp:extent cx="2286000" cy="1190625"/>
-            <wp:effectExtent l="0" t="0" r="0" b="9525"/>
-            <wp:docPr id="7300" name="Рисунок 7300"/>
-            <wp:cNvGraphicFramePr>
-              <a:graphicFrameLocks xmlns:a="http://schemas.openxmlformats.org/drawingml/2006/main" noChangeAspect="1"/>
-            </wp:cNvGraphicFramePr>
-            <a:graphic xmlns:a="http://schemas.openxmlformats.org/drawingml/2006/main">
-              <a:graphicData uri="http://schemas.openxmlformats.org/drawingml/2006/picture">
-                <pic:pic xmlns:pic="http://schemas.openxmlformats.org/drawingml/2006/picture">
-                  <pic:nvPicPr>
-                    <pic:cNvPr id="0" name="Picture 138"/>
-                    <pic:cNvPicPr>
-                      <a:picLocks noChangeAspect="1" noChangeArrowheads="1"/>
-                    </pic:cNvPicPr>
-                  </pic:nvPicPr>
-                  <pic:blipFill>
-                    <a:blip r:embed="rId24">
-                      <a:extLst>
-                        <a:ext uri="{28A0092B-C50C-407E-A947-70E740481C1C}">
-                          <a14:useLocalDpi xmlns:a14="http://schemas.microsoft.com/office/drawing/2010/main" val="0"/>
-                        </a:ext>
-                      </a:extLst>
-                    </a:blip>
-                    <a:srcRect/>
-                    <a:stretch>
-                      <a:fillRect/>
-                    </a:stretch>
-                  </pic:blipFill>
-                  <pic:spPr bwMode="auto">
-                    <a:xfrm>
-                      <a:off x="0" y="0"/>
-                      <a:ext cx="2286000" cy="1190625"/>
-                    </a:xfrm>
-                    <a:prstGeom prst="rect">
-                      <a:avLst/>
-                    </a:prstGeom>
-                    <a:noFill/>
-                    <a:ln>
-                      <a:noFill/>
-                    </a:ln>
-                  </pic:spPr>
-                </pic:pic>
-              </a:graphicData>
-            </a:graphic>
-          </wp:inline>
-        </w:drawing>
-      </w:r>
-    </w:p>
-    <w:p>
-      <w:pPr>
-        <w:pStyle w:val="affff0"/>
-        <w:spacing w:line="360" w:lineRule="auto"/>
-      </w:pPr>
-      <w:r>
-        <w:t>Рисунок А</w:t>
-      </w:r>
-      <w:r>
-        <w:t>3</w:t>
-      </w:r>
-      <w:r>
-        <w:t xml:space="preserve"> – Ошибка при загрузке спектра из библиотеки</w:t>
-      </w:r>
-    </w:p>
-    <w:p>
-      <w:pPr>
-        <w:pStyle w:val="affff0"/>
-        <w:spacing w:line="360" w:lineRule="auto"/>
-      </w:pPr>
-    </w:p>
-    <w:p>
-      <w:pPr>
-        <w:pStyle w:val="affff0"/>
-        <w:rPr>
-          <w:noProof/>
-        </w:rPr>
-      </w:pPr>
-    </w:p>
-    <w:p>
-      <w:pPr>
-        <w:pStyle w:val="affff0"/>
-        <w:rPr>
-          <w:noProof/>
-        </w:rPr>
-      </w:pPr>
-    </w:p>
-    <w:p>
-      <w:pPr>
-        <w:pStyle w:val="affff0"/>
-      </w:pPr>
-      <w:r>
-        <w:rPr>
-          <w:noProof/>
-          <w:szCs w:val="28"/>
-        </w:rPr>
-        <w:drawing>
-          <wp:inline distT="0" distB="0" distL="0" distR="0" wp14:anchorId="74130597" wp14:editId="0088D05B">
-            <wp:extent cx="4752975" cy="1584251"/>
-            <wp:effectExtent l="0" t="0" r="0" b="0"/>
-            <wp:docPr id="7296" name="Рисунок 7296"/>
-            <wp:cNvGraphicFramePr>
-              <a:graphicFrameLocks xmlns:a="http://schemas.openxmlformats.org/drawingml/2006/main" noChangeAspect="1"/>
-            </wp:cNvGraphicFramePr>
-            <a:graphic xmlns:a="http://schemas.openxmlformats.org/drawingml/2006/main">
-              <a:graphicData uri="http://schemas.openxmlformats.org/drawingml/2006/picture">
-                <pic:pic xmlns:pic="http://schemas.openxmlformats.org/drawingml/2006/picture">
-                  <pic:nvPicPr>
-                    <pic:cNvPr id="0" name="Picture 142"/>
-                    <pic:cNvPicPr>
-                      <a:picLocks noChangeAspect="1" noChangeArrowheads="1"/>
-                    </pic:cNvPicPr>
-                  </pic:nvPicPr>
-                  <pic:blipFill>
-                    <a:blip r:embed="rId25">
-                      <a:extLst>
-                        <a:ext uri="{28A0092B-C50C-407E-A947-70E740481C1C}">
-                          <a14:useLocalDpi xmlns:a14="http://schemas.microsoft.com/office/drawing/2010/main" val="0"/>
-                        </a:ext>
-                      </a:extLst>
-                    </a:blip>
-                    <a:srcRect/>
-                    <a:stretch>
-                      <a:fillRect/>
-                    </a:stretch>
-                  </pic:blipFill>
-                  <pic:spPr bwMode="auto">
-                    <a:xfrm>
-                      <a:off x="0" y="0"/>
-                      <a:ext cx="4765739" cy="1588506"/>
-                    </a:xfrm>
-                    <a:prstGeom prst="rect">
-                      <a:avLst/>
-                    </a:prstGeom>
-                    <a:noFill/>
-                    <a:ln>
-                      <a:noFill/>
-                    </a:ln>
-                  </pic:spPr>
-                </pic:pic>
-              </a:graphicData>
-            </a:graphic>
-          </wp:inline>
-        </w:drawing>
-      </w:r>
-    </w:p>
-    <w:p>
-      <w:pPr>
-        <w:pStyle w:val="affff0"/>
-        <w:spacing w:line="360" w:lineRule="auto"/>
-      </w:pPr>
-      <w:r>
-        <w:t>Рисунок А</w:t>
-      </w:r>
-      <w:r>
-        <w:t>4</w:t>
-      </w:r>
-      <w:r>
-        <w:t xml:space="preserve"> – Информационное окно при отсутствии обучающей выборки</w:t>
-      </w:r>
-    </w:p>
-    <w:p>
-      <w:pPr>
-        <w:spacing w:line="240" w:lineRule="auto"/>
-        <w:ind w:firstLine="0"/>
-        <w:jc w:val="left"/>
-      </w:pPr>
-      <w:r>
-        <w:br w:type="page"/>
-      </w:r>
-    </w:p>
-    <w:p>
-      <w:pPr>
-        <w:pStyle w:val="affff0"/>
-        <w:spacing w:line="360" w:lineRule="auto"/>
-      </w:pPr>
-    </w:p>
-    <w:p>
-      <w:pPr>
-        <w:pStyle w:val="affff0"/>
-      </w:pPr>
-      <w:r>
-        <w:rPr>
-          <w:noProof/>
-          <w:szCs w:val="28"/>
-        </w:rPr>
-        <w:drawing>
-          <wp:inline distT="0" distB="0" distL="0" distR="0" wp14:anchorId="25702A46" wp14:editId="5B127D52">
-            <wp:extent cx="4752975" cy="1190625"/>
-            <wp:effectExtent l="0" t="0" r="9525" b="9525"/>
-            <wp:docPr id="7295" name="Рисунок 7295"/>
-            <wp:cNvGraphicFramePr>
-              <a:graphicFrameLocks xmlns:a="http://schemas.openxmlformats.org/drawingml/2006/main" noChangeAspect="1"/>
-            </wp:cNvGraphicFramePr>
-            <a:graphic xmlns:a="http://schemas.openxmlformats.org/drawingml/2006/main">
-              <a:graphicData uri="http://schemas.openxmlformats.org/drawingml/2006/picture">
-                <pic:pic xmlns:pic="http://schemas.openxmlformats.org/drawingml/2006/picture">
-                  <pic:nvPicPr>
-                    <pic:cNvPr id="0" name="Picture 143"/>
-                    <pic:cNvPicPr>
-                      <a:picLocks noChangeAspect="1" noChangeArrowheads="1"/>
-                    </pic:cNvPicPr>
-                  </pic:nvPicPr>
-                  <pic:blipFill>
-                    <a:blip r:embed="rId26">
-                      <a:extLst>
-                        <a:ext uri="{28A0092B-C50C-407E-A947-70E740481C1C}">
-                          <a14:useLocalDpi xmlns:a14="http://schemas.microsoft.com/office/drawing/2010/main" val="0"/>
-                        </a:ext>
-                      </a:extLst>
-                    </a:blip>
-                    <a:srcRect/>
-                    <a:stretch>
-                      <a:fillRect/>
-                    </a:stretch>
-                  </pic:blipFill>
-                  <pic:spPr bwMode="auto">
-                    <a:xfrm>
-                      <a:off x="0" y="0"/>
-                      <a:ext cx="4752975" cy="1190625"/>
-                    </a:xfrm>
-                    <a:prstGeom prst="rect">
-                      <a:avLst/>
-                    </a:prstGeom>
-                    <a:noFill/>
-                    <a:ln>
-                      <a:noFill/>
-                    </a:ln>
-                  </pic:spPr>
-                </pic:pic>
-              </a:graphicData>
-            </a:graphic>
-          </wp:inline>
-        </w:drawing>
-      </w:r>
-    </w:p>
-    <w:p>
-      <w:pPr>
-        <w:pStyle w:val="affff0"/>
-        <w:spacing w:line="360" w:lineRule="auto"/>
-      </w:pPr>
-      <w:r>
-        <w:t>Рисунок А</w:t>
-      </w:r>
-      <w:r>
-        <w:t>5</w:t>
-      </w:r>
-      <w:r>
-        <w:t xml:space="preserve"> – Информационное окно при недостаточном количестве пикселей в регионе</w:t>
-      </w:r>
-    </w:p>
-    <w:p>
-      <w:pPr>
-        <w:pStyle w:val="affff0"/>
-        <w:spacing w:line="360" w:lineRule="auto"/>
-      </w:pPr>
-    </w:p>
-    <w:p>
-      <w:pPr>
-        <w:pStyle w:val="affff0"/>
-      </w:pPr>
-      <w:r>
-        <w:rPr>
-          <w:noProof/>
-        </w:rPr>
-        <w:drawing>
-          <wp:inline distT="0" distB="0" distL="0" distR="0" wp14:anchorId="6F5E8DF9" wp14:editId="19798BD6">
-            <wp:extent cx="4752975" cy="1190625"/>
-            <wp:effectExtent l="0" t="0" r="9525" b="9525"/>
-            <wp:docPr id="7271" name="Рисунок 7271"/>
-            <wp:cNvGraphicFramePr>
-              <a:graphicFrameLocks xmlns:a="http://schemas.openxmlformats.org/drawingml/2006/main" noChangeAspect="1"/>
-            </wp:cNvGraphicFramePr>
-            <a:graphic xmlns:a="http://schemas.openxmlformats.org/drawingml/2006/main">
-              <a:graphicData uri="http://schemas.openxmlformats.org/drawingml/2006/picture">
-                <pic:pic xmlns:pic="http://schemas.openxmlformats.org/drawingml/2006/picture">
-                  <pic:nvPicPr>
-                    <pic:cNvPr id="0" name="Picture 144"/>
-                    <pic:cNvPicPr>
-                      <a:picLocks noChangeAspect="1" noChangeArrowheads="1"/>
-                    </pic:cNvPicPr>
-                  </pic:nvPicPr>
-                  <pic:blipFill>
-                    <a:blip r:embed="rId27">
-                      <a:extLst>
-                        <a:ext uri="{28A0092B-C50C-407E-A947-70E740481C1C}">
-                          <a14:useLocalDpi xmlns:a14="http://schemas.microsoft.com/office/drawing/2010/main" val="0"/>
-                        </a:ext>
-                      </a:extLst>
-                    </a:blip>
-                    <a:srcRect/>
-                    <a:stretch>
-                      <a:fillRect/>
-                    </a:stretch>
-                  </pic:blipFill>
-                  <pic:spPr bwMode="auto">
-                    <a:xfrm>
-                      <a:off x="0" y="0"/>
-                      <a:ext cx="4752975" cy="1190625"/>
-                    </a:xfrm>
-                    <a:prstGeom prst="rect">
-                      <a:avLst/>
-                    </a:prstGeom>
-                    <a:noFill/>
-                    <a:ln>
-                      <a:noFill/>
-                    </a:ln>
-                  </pic:spPr>
-                </pic:pic>
-              </a:graphicData>
-            </a:graphic>
-          </wp:inline>
-        </w:drawing>
-      </w:r>
-    </w:p>
-    <w:p>
-      <w:pPr>
-        <w:pStyle w:val="affff0"/>
-        <w:spacing w:line="360" w:lineRule="auto"/>
-      </w:pPr>
-      <w:r>
-        <w:t>Рисунок А</w:t>
-      </w:r>
-      <w:r>
-        <w:t>6</w:t>
-      </w:r>
-      <w:r>
-        <w:t xml:space="preserve"> – Информационное окно при попытке открыть еще одно главное окно классификации</w:t>
-      </w:r>
-    </w:p>
-    <w:p>
-      <w:pPr>
-        <w:spacing w:line="240" w:lineRule="auto"/>
-        <w:ind w:firstLine="0"/>
-        <w:jc w:val="left"/>
-      </w:pPr>
       <w:r>
         <w:br w:type="page"/>
       </w:r>
@@ -12595,11 +7460,11 @@
           <w:szCs w:val="28"/>
         </w:rPr>
       </w:pPr>
-      <w:bookmarkStart w:id="42" w:name="_Toc359235792"/>
-      <w:bookmarkStart w:id="43" w:name="_Toc359236205"/>
-      <w:bookmarkStart w:id="44" w:name="_Toc370222974"/>
-      <w:bookmarkStart w:id="45" w:name="_Toc492474358"/>
-      <w:bookmarkStart w:id="46" w:name="_Toc214962580"/>
+      <w:bookmarkStart w:id="36" w:name="_Toc359235792"/>
+      <w:bookmarkStart w:id="37" w:name="_Toc359236205"/>
+      <w:bookmarkStart w:id="38" w:name="_Toc370222974"/>
+      <w:bookmarkStart w:id="39" w:name="_Toc492474358"/>
+      <w:bookmarkStart w:id="40" w:name="_Toc214963279"/>
       <w:bookmarkEnd w:id="22"/>
       <w:r>
         <w:rPr>
@@ -12607,11 +7472,11 @@
         </w:rPr>
         <w:t>ЛИСТ РЕГИСТРАЦИИ ИЗМЕНЕНИЙ</w:t>
       </w:r>
-      <w:bookmarkEnd w:id="42"/>
-      <w:bookmarkEnd w:id="43"/>
-      <w:bookmarkEnd w:id="44"/>
-      <w:bookmarkEnd w:id="45"/>
-      <w:bookmarkEnd w:id="46"/>
+      <w:bookmarkEnd w:id="36"/>
+      <w:bookmarkEnd w:id="37"/>
+      <w:bookmarkEnd w:id="38"/>
+      <w:bookmarkEnd w:id="39"/>
+      <w:bookmarkEnd w:id="40"/>
     </w:p>
     <w:p>
       <w:pPr>
@@ -19072,10 +13937,10 @@
       </w:pPr>
     </w:p>
     <w:sectPr>
-      <w:headerReference w:type="default" r:id="rId28"/>
-      <w:footerReference w:type="default" r:id="rId29"/>
-      <w:headerReference w:type="first" r:id="rId30"/>
-      <w:footerReference w:type="first" r:id="rId31"/>
+      <w:headerReference w:type="default" r:id="rId24"/>
+      <w:footerReference w:type="default" r:id="rId25"/>
+      <w:headerReference w:type="first" r:id="rId26"/>
+      <w:footerReference w:type="first" r:id="rId27"/>
       <w:pgSz w:w="11906" w:h="16838" w:code="9"/>
       <w:pgMar w:top="482" w:right="567" w:bottom="709" w:left="1701" w:header="0" w:footer="0" w:gutter="0"/>
       <w:pgNumType w:start="2"/>
@@ -20968,7 +15833,7 @@
             </wp:anchor>
           </w:drawing>
         </mc:Choice>
-        <mc:Fallback xmlns:oel="http://schemas.microsoft.com/office/2019/extlst" xmlns:w16du="http://schemas.microsoft.com/office/word/2023/wordml/word16du" xmlns:w16sdtfl="http://schemas.microsoft.com/office/word/2024/wordml/sdtformatlock">
+        <mc:Fallback xmlns:w16sdtfl="http://schemas.microsoft.com/office/word/2024/wordml/sdtformatlock" xmlns:w16du="http://schemas.microsoft.com/office/word/2023/wordml/word16du" xmlns:oel="http://schemas.microsoft.com/office/2019/extlst">
           <w:pict>
             <v:line w14:anchorId="11AF9961" id="Прямая соединительная линия 7440" o:spid="_x0000_s1026" style="position:absolute;z-index:251675136;visibility:visible;mso-wrap-style:square;mso-width-percent:0;mso-height-percent:0;mso-wrap-distance-left:9pt;mso-wrap-distance-top:-3e-5mm;mso-wrap-distance-right:9pt;mso-wrap-distance-bottom:-3e-5mm;mso-position-horizontal:absolute;mso-position-horizontal-relative:text;mso-position-vertical:absolute;mso-position-vertical-relative:text;mso-width-percent:0;mso-height-percent:0;mso-width-relative:page;mso-height-relative:page" from="-51.05pt,-45.1pt" to="-14.2pt,-45.1pt" o:gfxdata="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" o:allowincell="f" strokeweight="2pt"/>
           </w:pict>
@@ -21042,7 +15907,7 @@
             </wp:anchor>
           </w:drawing>
         </mc:Choice>
-        <mc:Fallback xmlns:oel="http://schemas.microsoft.com/office/2019/extlst" xmlns:w16du="http://schemas.microsoft.com/office/word/2023/wordml/word16du" xmlns:w16sdtfl="http://schemas.microsoft.com/office/word/2024/wordml/sdtformatlock">
+        <mc:Fallback xmlns:w16sdtfl="http://schemas.microsoft.com/office/word/2024/wordml/sdtformatlock" xmlns:w16du="http://schemas.microsoft.com/office/word/2023/wordml/word16du" xmlns:oel="http://schemas.microsoft.com/office/2019/extlst">
           <w:pict>
             <v:line w14:anchorId="57DC6D6F" id="Прямая соединительная линия 7439" o:spid="_x0000_s1026" style="position:absolute;z-index:251674112;visibility:visible;mso-wrap-style:square;mso-width-percent:0;mso-height-percent:0;mso-wrap-distance-left:9pt;mso-wrap-distance-top:-3e-5mm;mso-wrap-distance-right:9pt;mso-wrap-distance-bottom:-3e-5mm;mso-position-horizontal:absolute;mso-position-horizontal-relative:text;mso-position-vertical:absolute;mso-position-vertical-relative:text;mso-width-percent:0;mso-height-percent:0;mso-width-relative:page;mso-height-relative:page" from="-51.05pt,-144.35pt" to="-14.2pt,-144.35pt" o:gfxdata="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" o:allowincell="f" strokeweight="2pt"/>
           </w:pict>
@@ -21116,7 +15981,7 @@
             </wp:anchor>
           </w:drawing>
         </mc:Choice>
-        <mc:Fallback xmlns:oel="http://schemas.microsoft.com/office/2019/extlst" xmlns:w16du="http://schemas.microsoft.com/office/word/2023/wordml/word16du" xmlns:w16sdtfl="http://schemas.microsoft.com/office/word/2024/wordml/sdtformatlock">
+        <mc:Fallback xmlns:w16sdtfl="http://schemas.microsoft.com/office/word/2024/wordml/sdtformatlock" xmlns:w16du="http://schemas.microsoft.com/office/word/2023/wordml/word16du" xmlns:oel="http://schemas.microsoft.com/office/2019/extlst">
           <w:pict>
             <v:line w14:anchorId="20B3CAF0" id="Прямая соединительная линия 7438" o:spid="_x0000_s1026" style="position:absolute;z-index:251673088;visibility:visible;mso-wrap-style:square;mso-width-percent:0;mso-height-percent:0;mso-wrap-distance-left:9pt;mso-wrap-distance-top:-3e-5mm;mso-wrap-distance-right:9pt;mso-wrap-distance-bottom:-3e-5mm;mso-position-horizontal:absolute;mso-position-horizontal-relative:text;mso-position-vertical:absolute;mso-position-vertical-relative:text;mso-width-percent:0;mso-height-percent:0;mso-width-relative:page;mso-height-relative:page" from="-51.05pt,-215.2pt" to="-14.2pt,-215.2pt" o:gfxdata="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" o:allowincell="f" strokeweight="2pt"/>
           </w:pict>
@@ -21190,7 +16055,7 @@
             </wp:anchor>
           </w:drawing>
         </mc:Choice>
-        <mc:Fallback xmlns:oel="http://schemas.microsoft.com/office/2019/extlst" xmlns:w16du="http://schemas.microsoft.com/office/word/2023/wordml/word16du" xmlns:w16sdtfl="http://schemas.microsoft.com/office/word/2024/wordml/sdtformatlock">
+        <mc:Fallback xmlns:w16sdtfl="http://schemas.microsoft.com/office/word/2024/wordml/sdtformatlock" xmlns:w16du="http://schemas.microsoft.com/office/word/2023/wordml/word16du" xmlns:oel="http://schemas.microsoft.com/office/2019/extlst">
           <w:pict>
             <v:line w14:anchorId="664A659F" id="Прямая соединительная линия 7437" o:spid="_x0000_s1026" style="position:absolute;z-index:251672064;visibility:visible;mso-wrap-style:square;mso-width-percent:0;mso-height-percent:0;mso-wrap-distance-left:9pt;mso-wrap-distance-top:-3e-5mm;mso-wrap-distance-right:9pt;mso-wrap-distance-bottom:-3e-5mm;mso-position-horizontal:absolute;mso-position-horizontal-relative:text;mso-position-vertical:absolute;mso-position-vertical-relative:text;mso-width-percent:0;mso-height-percent:0;mso-width-relative:page;mso-height-relative:page" from="-51.05pt,-286.1pt" to="-14.2pt,-286.1pt" o:gfxdata="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" o:allowincell="f" strokeweight="2pt"/>
           </w:pict>
@@ -22273,8 +17138,8 @@
             <w:lang w:val="ru-RU"/>
           </w:rPr>
         </w:pPr>
-        <w:bookmarkStart w:id="7" w:name="_Hlk199924288"/>
-        <w:bookmarkStart w:id="8" w:name="_Hlk199924287"/>
+        <w:bookmarkStart w:id="7" w:name="_Hlk199924287"/>
+        <w:bookmarkStart w:id="8" w:name="_Hlk199924288"/>
         <w:r>
           <w:rPr>
             <w:bCs/>
@@ -22726,7 +17591,7 @@
             </wp:anchor>
           </w:drawing>
         </mc:Choice>
-        <mc:Fallback xmlns:oel="http://schemas.microsoft.com/office/2019/extlst" xmlns:w16du="http://schemas.microsoft.com/office/word/2023/wordml/word16du" xmlns:w16sdtfl="http://schemas.microsoft.com/office/word/2024/wordml/sdtformatlock">
+        <mc:Fallback xmlns:w16sdtfl="http://schemas.microsoft.com/office/word/2024/wordml/sdtformatlock" xmlns:w16du="http://schemas.microsoft.com/office/word/2023/wordml/word16du" xmlns:oel="http://schemas.microsoft.com/office/2019/extlst">
           <w:pict>
             <v:line w14:anchorId="42D1BDC4" id="Прямая соединительная линия 7469" o:spid="_x0000_s1026" style="position:absolute;z-index:251671040;visibility:visible;mso-wrap-style:square;mso-width-percent:0;mso-height-percent:0;mso-wrap-distance-left:3.17497mm;mso-wrap-distance-top:0;mso-wrap-distance-right:3.17497mm;mso-wrap-distance-bottom:0;mso-position-horizontal:absolute;mso-position-horizontal-relative:text;mso-position-vertical:absolute;mso-position-vertical-relative:text;mso-width-percent:0;mso-height-percent:0;mso-width-relative:page;mso-height-relative:page" from="-34.05pt,377.1pt" to="-34.05pt,788.1pt" o:gfxdata="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" o:allowincell="f" strokeweight="2pt"/>
           </w:pict>
@@ -22804,7 +17669,7 @@
             </wp:anchor>
           </w:drawing>
         </mc:Choice>
-        <mc:Fallback xmlns:oel="http://schemas.microsoft.com/office/2019/extlst" xmlns:w16du="http://schemas.microsoft.com/office/word/2023/wordml/word16du" xmlns:w16sdtfl="http://schemas.microsoft.com/office/word/2024/wordml/sdtformatlock">
+        <mc:Fallback xmlns:w16sdtfl="http://schemas.microsoft.com/office/word/2024/wordml/sdtformatlock" xmlns:w16du="http://schemas.microsoft.com/office/word/2023/wordml/word16du" xmlns:oel="http://schemas.microsoft.com/office/2019/extlst">
           <w:pict>
             <v:rect w14:anchorId="02CE86AC" id="Прямоугольник 7468" o:spid="_x0000_s1026" style="position:absolute;margin-left:-51.05pt;margin-top:377.1pt;width:36.85pt;height:411pt;z-index:251670016;visibility:visible;mso-wrap-style:square;mso-width-percent:0;mso-height-percent:0;mso-wrap-distance-left:9pt;mso-wrap-distance-top:0;mso-wrap-distance-right:9pt;mso-wrap-distance-bottom:0;mso-position-horizontal:absolute;mso-position-horizontal-relative:text;mso-position-vertical:absolute;mso-position-vertical-relative:text;mso-width-percent:0;mso-height-percent:0;mso-width-relative:page;mso-height-relative:page;v-text-anchor:top" o:gfxdata="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" o:allowincell="f" filled="f" strokeweight="2pt"/>
           </w:pict>

--- a/docs/РО БАСР.00360-01 34 01.docx
+++ b/docs/РО БАСР.00360-01 34 01.docx
@@ -85,7 +85,7 @@
               </wp:anchor>
             </w:drawing>
           </mc:Choice>
-          <mc:Fallback xmlns:w16sdtfl="http://schemas.microsoft.com/office/word/2024/wordml/sdtformatlock" xmlns:w16du="http://schemas.microsoft.com/office/word/2023/wordml/word16du" xmlns:oel="http://schemas.microsoft.com/office/2019/extlst">
+          <mc:Fallback xmlns:oel="http://schemas.microsoft.com/office/2019/extlst" xmlns:w16du="http://schemas.microsoft.com/office/word/2023/wordml/word16du" xmlns:w16sdtfl="http://schemas.microsoft.com/office/word/2024/wordml/sdtformatlock">
             <w:pict>
               <v:rect w14:anchorId="4587C1F2" id="Rectangle 30" o:spid="_x0000_s1026" style="position:absolute;margin-left:351pt;margin-top:-27pt;width:126pt;height:27pt;z-index:251659264;visibility:visible;mso-wrap-style:square;mso-width-percent:0;mso-height-percent:0;mso-wrap-distance-left:9pt;mso-wrap-distance-top:0;mso-wrap-distance-right:9pt;mso-wrap-distance-bottom:0;mso-position-horizontal:absolute;mso-position-horizontal-relative:text;mso-position-vertical:absolute;mso-position-vertical-relative:text;mso-width-percent:0;mso-height-percent:0;mso-width-relative:page;mso-height-relative:page;v-text-anchor:top" o:gfxdata="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" stroked="f"/>
             </w:pict>
@@ -7129,23 +7129,224 @@
     </w:p>
     <w:p>
       <w:pPr>
-        <w:ind w:firstLine="0"/>
-        <w:jc w:val="center"/>
+        <w:pStyle w:val="affff0"/>
       </w:pPr>
     </w:p>
     <w:p>
       <w:pPr>
-        <w:rPr>
-          <w:lang w:eastAsia="en-US"/>
-        </w:rPr>
+        <w:pStyle w:val="affff0"/>
       </w:pPr>
     </w:p>
     <w:p>
       <w:pPr>
+        <w:pStyle w:val="2a"/>
+        <w:numPr>
+          <w:ilvl w:val="1"/>
+          <w:numId w:val="29"/>
+        </w:numPr>
+      </w:pPr>
+      <w:r>
+        <w:t>Поиск областей</w:t>
+      </w:r>
+    </w:p>
+    <w:p>
+      <w:pPr>
         <w:rPr>
           <w:lang w:eastAsia="en-US"/>
         </w:rPr>
       </w:pPr>
+      <w:r>
+        <w:rPr>
+          <w:lang w:eastAsia="en-US"/>
+        </w:rPr>
+        <w:t>Поиск областей можно осуществлять, используя Евклидову метрику или спектральный угол. Для этого достаточно выбрать метод поиска и пороговое значение. После выбора параметров нажать кнопку «Запуск поиска».</w:t>
+      </w:r>
+      <w:r>
+        <w:rPr>
+          <w:lang w:eastAsia="en-US"/>
+        </w:rPr>
+        <w:t xml:space="preserve"> Перед поиском появляется диалоговое окно, предлагающее оператору выбрать </w:t>
+      </w:r>
+      <w:r>
+        <w:rPr>
+          <w:lang w:eastAsia="en-US"/>
+        </w:rPr>
+        <w:t>цвет,</w:t>
+      </w:r>
+      <w:r>
+        <w:rPr>
+          <w:lang w:eastAsia="en-US"/>
+        </w:rPr>
+        <w:t xml:space="preserve"> которым будут закрашены </w:t>
+      </w:r>
+      <w:r>
+        <w:rPr>
+          <w:lang w:eastAsia="en-US"/>
+        </w:rPr>
+        <w:t>области,</w:t>
+      </w:r>
+      <w:r>
+        <w:rPr>
+          <w:lang w:eastAsia="en-US"/>
+        </w:rPr>
+        <w:t xml:space="preserve"> соответствующие критерию поиска.</w:t>
+      </w:r>
+    </w:p>
+    <w:p>
+      <w:pPr>
+        <w:rPr>
+          <w:lang w:eastAsia="en-US"/>
+        </w:rPr>
+      </w:pPr>
+      <w:r>
+        <w:rPr>
+          <w:lang w:eastAsia="en-US"/>
+        </w:rPr>
+        <w:drawing>
+          <wp:inline distT="0" distB="0" distL="0" distR="0" wp14:anchorId="778D4546" wp14:editId="2522C466">
+            <wp:extent cx="4162425" cy="3605867"/>
+            <wp:effectExtent l="0" t="0" r="0" b="0"/>
+            <wp:docPr id="6" name="Рисунок 6"/>
+            <wp:cNvGraphicFramePr>
+              <a:graphicFrameLocks xmlns:a="http://schemas.openxmlformats.org/drawingml/2006/main" noChangeAspect="1"/>
+            </wp:cNvGraphicFramePr>
+            <a:graphic xmlns:a="http://schemas.openxmlformats.org/drawingml/2006/main">
+              <a:graphicData uri="http://schemas.openxmlformats.org/drawingml/2006/picture">
+                <pic:pic xmlns:pic="http://schemas.openxmlformats.org/drawingml/2006/picture">
+                  <pic:nvPicPr>
+                    <pic:cNvPr id="1" name=""/>
+                    <pic:cNvPicPr/>
+                  </pic:nvPicPr>
+                  <pic:blipFill>
+                    <a:blip r:embed="rId22"/>
+                    <a:stretch>
+                      <a:fillRect/>
+                    </a:stretch>
+                  </pic:blipFill>
+                  <pic:spPr>
+                    <a:xfrm>
+                      <a:off x="0" y="0"/>
+                      <a:ext cx="4166312" cy="3609234"/>
+                    </a:xfrm>
+                    <a:prstGeom prst="rect">
+                      <a:avLst/>
+                    </a:prstGeom>
+                  </pic:spPr>
+                </pic:pic>
+              </a:graphicData>
+            </a:graphic>
+          </wp:inline>
+        </w:drawing>
+      </w:r>
+    </w:p>
+    <w:p>
+      <w:pPr>
+        <w:rPr>
+          <w:lang w:eastAsia="en-US"/>
+        </w:rPr>
+      </w:pPr>
+    </w:p>
+    <w:p>
+      <w:pPr>
+        <w:rPr>
+          <w:lang w:eastAsia="en-US"/>
+        </w:rPr>
+      </w:pPr>
+      <w:r>
+        <w:rPr>
+          <w:lang w:eastAsia="en-US"/>
+        </w:rPr>
+        <w:t>Рисунок 3.5.1 Диалоговое окно выбора цвета</w:t>
+      </w:r>
+    </w:p>
+    <w:p>
+      <w:pPr>
+        <w:rPr>
+          <w:lang w:eastAsia="en-US"/>
+        </w:rPr>
+      </w:pPr>
+    </w:p>
+    <w:p>
+      <w:pPr>
+        <w:rPr>
+          <w:lang w:eastAsia="en-US"/>
+        </w:rPr>
+      </w:pPr>
+      <w:r>
+        <w:rPr>
+          <w:lang w:eastAsia="en-US"/>
+        </w:rPr>
+        <w:lastRenderedPageBreak/>
+        <w:t xml:space="preserve">Примеры результатов поиска воды и </w:t>
+      </w:r>
+      <w:r>
+        <w:rPr>
+          <w:lang w:eastAsia="en-US"/>
+        </w:rPr>
+        <w:t>леса.</w:t>
+      </w:r>
+    </w:p>
+    <w:p>
+      <w:pPr>
+        <w:ind w:firstLine="0"/>
+        <w:rPr>
+          <w:lang w:eastAsia="en-US"/>
+        </w:rPr>
+      </w:pPr>
+      <w:r>
+        <w:rPr>
+          <w:lang w:eastAsia="en-US"/>
+        </w:rPr>
+        <w:drawing>
+          <wp:inline distT="0" distB="0" distL="0" distR="0" wp14:anchorId="58199E68" wp14:editId="3CFEF266">
+            <wp:extent cx="6120130" cy="3322955"/>
+            <wp:effectExtent l="0" t="0" r="0" b="0"/>
+            <wp:docPr id="7" name="Рисунок 7"/>
+            <wp:cNvGraphicFramePr>
+              <a:graphicFrameLocks xmlns:a="http://schemas.openxmlformats.org/drawingml/2006/main" noChangeAspect="1"/>
+            </wp:cNvGraphicFramePr>
+            <a:graphic xmlns:a="http://schemas.openxmlformats.org/drawingml/2006/main">
+              <a:graphicData uri="http://schemas.openxmlformats.org/drawingml/2006/picture">
+                <pic:pic xmlns:pic="http://schemas.openxmlformats.org/drawingml/2006/picture">
+                  <pic:nvPicPr>
+                    <pic:cNvPr id="1" name=""/>
+                    <pic:cNvPicPr/>
+                  </pic:nvPicPr>
+                  <pic:blipFill>
+                    <a:blip r:embed="rId23"/>
+                    <a:stretch>
+                      <a:fillRect/>
+                    </a:stretch>
+                  </pic:blipFill>
+                  <pic:spPr>
+                    <a:xfrm>
+                      <a:off x="0" y="0"/>
+                      <a:ext cx="6120130" cy="3322955"/>
+                    </a:xfrm>
+                    <a:prstGeom prst="rect">
+                      <a:avLst/>
+                    </a:prstGeom>
+                  </pic:spPr>
+                </pic:pic>
+              </a:graphicData>
+            </a:graphic>
+          </wp:inline>
+        </w:drawing>
+      </w:r>
+    </w:p>
+    <w:p>
+      <w:pPr>
+        <w:jc w:val="center"/>
+        <w:rPr>
+          <w:lang w:eastAsia="en-US"/>
+        </w:rPr>
+      </w:pPr>
+      <w:r>
+        <w:rPr>
+          <w:lang w:eastAsia="en-US"/>
+        </w:rPr>
+        <w:t>Рисунок 3.5.2 Результаты поиска</w:t>
+      </w:r>
     </w:p>
     <w:p>
       <w:pPr>
@@ -7308,7 +7509,7 @@
                     </pic:cNvPicPr>
                   </pic:nvPicPr>
                   <pic:blipFill>
-                    <a:blip r:embed="rId22">
+                    <a:blip r:embed="rId24">
                       <a:extLst>
                         <a:ext uri="{28A0092B-C50C-407E-A947-70E740481C1C}">
                           <a14:useLocalDpi xmlns:a14="http://schemas.microsoft.com/office/drawing/2010/main" val="0"/>
@@ -7394,7 +7595,7 @@
                     </pic:cNvPicPr>
                   </pic:nvPicPr>
                   <pic:blipFill>
-                    <a:blip r:embed="rId23">
+                    <a:blip r:embed="rId25">
                       <a:extLst>
                         <a:ext uri="{28A0092B-C50C-407E-A947-70E740481C1C}">
                           <a14:useLocalDpi xmlns:a14="http://schemas.microsoft.com/office/drawing/2010/main" val="0"/>
@@ -13937,10 +14138,10 @@
       </w:pPr>
     </w:p>
     <w:sectPr>
-      <w:headerReference w:type="default" r:id="rId24"/>
-      <w:footerReference w:type="default" r:id="rId25"/>
-      <w:headerReference w:type="first" r:id="rId26"/>
-      <w:footerReference w:type="first" r:id="rId27"/>
+      <w:headerReference w:type="default" r:id="rId26"/>
+      <w:footerReference w:type="default" r:id="rId27"/>
+      <w:headerReference w:type="first" r:id="rId28"/>
+      <w:footerReference w:type="first" r:id="rId29"/>
       <w:pgSz w:w="11906" w:h="16838" w:code="9"/>
       <w:pgMar w:top="482" w:right="567" w:bottom="709" w:left="1701" w:header="0" w:footer="0" w:gutter="0"/>
       <w:pgNumType w:start="2"/>
@@ -15833,7 +16034,7 @@
             </wp:anchor>
           </w:drawing>
         </mc:Choice>
-        <mc:Fallback xmlns:w16sdtfl="http://schemas.microsoft.com/office/word/2024/wordml/sdtformatlock" xmlns:w16du="http://schemas.microsoft.com/office/word/2023/wordml/word16du" xmlns:oel="http://schemas.microsoft.com/office/2019/extlst">
+        <mc:Fallback xmlns:oel="http://schemas.microsoft.com/office/2019/extlst" xmlns:w16du="http://schemas.microsoft.com/office/word/2023/wordml/word16du" xmlns:w16sdtfl="http://schemas.microsoft.com/office/word/2024/wordml/sdtformatlock">
           <w:pict>
             <v:line w14:anchorId="11AF9961" id="Прямая соединительная линия 7440" o:spid="_x0000_s1026" style="position:absolute;z-index:251675136;visibility:visible;mso-wrap-style:square;mso-width-percent:0;mso-height-percent:0;mso-wrap-distance-left:9pt;mso-wrap-distance-top:-3e-5mm;mso-wrap-distance-right:9pt;mso-wrap-distance-bottom:-3e-5mm;mso-position-horizontal:absolute;mso-position-horizontal-relative:text;mso-position-vertical:absolute;mso-position-vertical-relative:text;mso-width-percent:0;mso-height-percent:0;mso-width-relative:page;mso-height-relative:page" from="-51.05pt,-45.1pt" to="-14.2pt,-45.1pt" o:gfxdata="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" o:allowincell="f" strokeweight="2pt"/>
           </w:pict>
@@ -15907,7 +16108,7 @@
             </wp:anchor>
           </w:drawing>
         </mc:Choice>
-        <mc:Fallback xmlns:w16sdtfl="http://schemas.microsoft.com/office/word/2024/wordml/sdtformatlock" xmlns:w16du="http://schemas.microsoft.com/office/word/2023/wordml/word16du" xmlns:oel="http://schemas.microsoft.com/office/2019/extlst">
+        <mc:Fallback xmlns:oel="http://schemas.microsoft.com/office/2019/extlst" xmlns:w16du="http://schemas.microsoft.com/office/word/2023/wordml/word16du" xmlns:w16sdtfl="http://schemas.microsoft.com/office/word/2024/wordml/sdtformatlock">
           <w:pict>
             <v:line w14:anchorId="57DC6D6F" id="Прямая соединительная линия 7439" o:spid="_x0000_s1026" style="position:absolute;z-index:251674112;visibility:visible;mso-wrap-style:square;mso-width-percent:0;mso-height-percent:0;mso-wrap-distance-left:9pt;mso-wrap-distance-top:-3e-5mm;mso-wrap-distance-right:9pt;mso-wrap-distance-bottom:-3e-5mm;mso-position-horizontal:absolute;mso-position-horizontal-relative:text;mso-position-vertical:absolute;mso-position-vertical-relative:text;mso-width-percent:0;mso-height-percent:0;mso-width-relative:page;mso-height-relative:page" from="-51.05pt,-144.35pt" to="-14.2pt,-144.35pt" o:gfxdata="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" o:allowincell="f" strokeweight="2pt"/>
           </w:pict>
@@ -15981,7 +16182,7 @@
             </wp:anchor>
           </w:drawing>
         </mc:Choice>
-        <mc:Fallback xmlns:w16sdtfl="http://schemas.microsoft.com/office/word/2024/wordml/sdtformatlock" xmlns:w16du="http://schemas.microsoft.com/office/word/2023/wordml/word16du" xmlns:oel="http://schemas.microsoft.com/office/2019/extlst">
+        <mc:Fallback xmlns:oel="http://schemas.microsoft.com/office/2019/extlst" xmlns:w16du="http://schemas.microsoft.com/office/word/2023/wordml/word16du" xmlns:w16sdtfl="http://schemas.microsoft.com/office/word/2024/wordml/sdtformatlock">
           <w:pict>
             <v:line w14:anchorId="20B3CAF0" id="Прямая соединительная линия 7438" o:spid="_x0000_s1026" style="position:absolute;z-index:251673088;visibility:visible;mso-wrap-style:square;mso-width-percent:0;mso-height-percent:0;mso-wrap-distance-left:9pt;mso-wrap-distance-top:-3e-5mm;mso-wrap-distance-right:9pt;mso-wrap-distance-bottom:-3e-5mm;mso-position-horizontal:absolute;mso-position-horizontal-relative:text;mso-position-vertical:absolute;mso-position-vertical-relative:text;mso-width-percent:0;mso-height-percent:0;mso-width-relative:page;mso-height-relative:page" from="-51.05pt,-215.2pt" to="-14.2pt,-215.2pt" o:gfxdata="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" o:allowincell="f" strokeweight="2pt"/>
           </w:pict>
@@ -16055,7 +16256,7 @@
             </wp:anchor>
           </w:drawing>
         </mc:Choice>
-        <mc:Fallback xmlns:w16sdtfl="http://schemas.microsoft.com/office/word/2024/wordml/sdtformatlock" xmlns:w16du="http://schemas.microsoft.com/office/word/2023/wordml/word16du" xmlns:oel="http://schemas.microsoft.com/office/2019/extlst">
+        <mc:Fallback xmlns:oel="http://schemas.microsoft.com/office/2019/extlst" xmlns:w16du="http://schemas.microsoft.com/office/word/2023/wordml/word16du" xmlns:w16sdtfl="http://schemas.microsoft.com/office/word/2024/wordml/sdtformatlock">
           <w:pict>
             <v:line w14:anchorId="664A659F" id="Прямая соединительная линия 7437" o:spid="_x0000_s1026" style="position:absolute;z-index:251672064;visibility:visible;mso-wrap-style:square;mso-width-percent:0;mso-height-percent:0;mso-wrap-distance-left:9pt;mso-wrap-distance-top:-3e-5mm;mso-wrap-distance-right:9pt;mso-wrap-distance-bottom:-3e-5mm;mso-position-horizontal:absolute;mso-position-horizontal-relative:text;mso-position-vertical:absolute;mso-position-vertical-relative:text;mso-width-percent:0;mso-height-percent:0;mso-width-relative:page;mso-height-relative:page" from="-51.05pt,-286.1pt" to="-14.2pt,-286.1pt" o:gfxdata="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" o:allowincell="f" strokeweight="2pt"/>
           </w:pict>
@@ -17138,8 +17339,8 @@
             <w:lang w:val="ru-RU"/>
           </w:rPr>
         </w:pPr>
-        <w:bookmarkStart w:id="7" w:name="_Hlk199924287"/>
-        <w:bookmarkStart w:id="8" w:name="_Hlk199924288"/>
+        <w:bookmarkStart w:id="7" w:name="_Hlk199924288"/>
+        <w:bookmarkStart w:id="8" w:name="_Hlk199924287"/>
         <w:r>
           <w:rPr>
             <w:bCs/>
@@ -17591,7 +17792,7 @@
             </wp:anchor>
           </w:drawing>
         </mc:Choice>
-        <mc:Fallback xmlns:w16sdtfl="http://schemas.microsoft.com/office/word/2024/wordml/sdtformatlock" xmlns:w16du="http://schemas.microsoft.com/office/word/2023/wordml/word16du" xmlns:oel="http://schemas.microsoft.com/office/2019/extlst">
+        <mc:Fallback xmlns:oel="http://schemas.microsoft.com/office/2019/extlst" xmlns:w16du="http://schemas.microsoft.com/office/word/2023/wordml/word16du" xmlns:w16sdtfl="http://schemas.microsoft.com/office/word/2024/wordml/sdtformatlock">
           <w:pict>
             <v:line w14:anchorId="42D1BDC4" id="Прямая соединительная линия 7469" o:spid="_x0000_s1026" style="position:absolute;z-index:251671040;visibility:visible;mso-wrap-style:square;mso-width-percent:0;mso-height-percent:0;mso-wrap-distance-left:3.17497mm;mso-wrap-distance-top:0;mso-wrap-distance-right:3.17497mm;mso-wrap-distance-bottom:0;mso-position-horizontal:absolute;mso-position-horizontal-relative:text;mso-position-vertical:absolute;mso-position-vertical-relative:text;mso-width-percent:0;mso-height-percent:0;mso-width-relative:page;mso-height-relative:page" from="-34.05pt,377.1pt" to="-34.05pt,788.1pt" o:gfxdata="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" o:allowincell="f" strokeweight="2pt"/>
           </w:pict>
@@ -17669,7 +17870,7 @@
             </wp:anchor>
           </w:drawing>
         </mc:Choice>
-        <mc:Fallback xmlns:w16sdtfl="http://schemas.microsoft.com/office/word/2024/wordml/sdtformatlock" xmlns:w16du="http://schemas.microsoft.com/office/word/2023/wordml/word16du" xmlns:oel="http://schemas.microsoft.com/office/2019/extlst">
+        <mc:Fallback xmlns:oel="http://schemas.microsoft.com/office/2019/extlst" xmlns:w16du="http://schemas.microsoft.com/office/word/2023/wordml/word16du" xmlns:w16sdtfl="http://schemas.microsoft.com/office/word/2024/wordml/sdtformatlock">
           <w:pict>
             <v:rect w14:anchorId="02CE86AC" id="Прямоугольник 7468" o:spid="_x0000_s1026" style="position:absolute;margin-left:-51.05pt;margin-top:377.1pt;width:36.85pt;height:411pt;z-index:251670016;visibility:visible;mso-wrap-style:square;mso-width-percent:0;mso-height-percent:0;mso-wrap-distance-left:9pt;mso-wrap-distance-top:0;mso-wrap-distance-right:9pt;mso-wrap-distance-bottom:0;mso-position-horizontal:absolute;mso-position-horizontal-relative:text;mso-position-vertical:absolute;mso-position-vertical-relative:text;mso-width-percent:0;mso-height-percent:0;mso-width-relative:page;mso-height-relative:page;v-text-anchor:top" o:gfxdata="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" o:allowincell="f" filled="f" strokeweight="2pt"/>
           </w:pict>

--- a/docs/РО БАСР.00360-01 34 01.docx
+++ b/docs/РО БАСР.00360-01 34 01.docx
@@ -85,7 +85,7 @@
               </wp:anchor>
             </w:drawing>
           </mc:Choice>
-          <mc:Fallback xmlns:oel="http://schemas.microsoft.com/office/2019/extlst" xmlns:w16du="http://schemas.microsoft.com/office/word/2023/wordml/word16du" xmlns:w16sdtfl="http://schemas.microsoft.com/office/word/2024/wordml/sdtformatlock">
+          <mc:Fallback xmlns:w16sdtfl="http://schemas.microsoft.com/office/word/2024/wordml/sdtformatlock" xmlns:w16du="http://schemas.microsoft.com/office/word/2023/wordml/word16du" xmlns:oel="http://schemas.microsoft.com/office/2019/extlst">
             <w:pict>
               <v:rect w14:anchorId="4587C1F2" id="Rectangle 30" o:spid="_x0000_s1026" style="position:absolute;margin-left:351pt;margin-top:-27pt;width:126pt;height:27pt;z-index:251659264;visibility:visible;mso-wrap-style:square;mso-width-percent:0;mso-height-percent:0;mso-wrap-distance-left:9pt;mso-wrap-distance-top:0;mso-wrap-distance-right:9pt;mso-wrap-distance-bottom:0;mso-position-horizontal:absolute;mso-position-horizontal-relative:text;mso-position-vertical:absolute;mso-position-vertical-relative:text;mso-width-percent:0;mso-height-percent:0;mso-width-relative:page;mso-height-relative:page;v-text-anchor:top" o:gfxdata="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" stroked="f"/>
             </w:pict>
@@ -195,23 +195,7 @@
           <w:sz w:val="24"/>
           <w:szCs w:val="24"/>
         </w:rPr>
-        <w:t xml:space="preserve">(НИИПФП им. </w:t>
-      </w:r>
-      <w:proofErr w:type="spellStart"/>
-      <w:r>
-        <w:rPr>
-          <w:sz w:val="24"/>
-          <w:szCs w:val="24"/>
-        </w:rPr>
-        <w:t>А.Н.Севченко</w:t>
-      </w:r>
-      <w:proofErr w:type="spellEnd"/>
-      <w:r>
-        <w:rPr>
-          <w:sz w:val="24"/>
-          <w:szCs w:val="24"/>
-        </w:rPr>
-        <w:t xml:space="preserve"> БГУ)</w:t>
+        <w:t>(НИИПФП им. А.Н.Севченко БГУ)</w:t>
       </w:r>
     </w:p>
     <w:p>
@@ -372,23 +356,7 @@
                 <w:sz w:val="24"/>
                 <w:szCs w:val="24"/>
               </w:rPr>
-              <w:t xml:space="preserve">         им. А.Н. </w:t>
-            </w:r>
-            <w:proofErr w:type="spellStart"/>
-            <w:r>
-              <w:rPr>
-                <w:sz w:val="24"/>
-                <w:szCs w:val="24"/>
-              </w:rPr>
-              <w:t>Севченко</w:t>
-            </w:r>
-            <w:proofErr w:type="spellEnd"/>
-            <w:r>
-              <w:rPr>
-                <w:sz w:val="24"/>
-                <w:szCs w:val="24"/>
-              </w:rPr>
-              <w:t xml:space="preserve"> БГУ</w:t>
+              <w:t xml:space="preserve">         им. А.Н. Севченко БГУ</w:t>
             </w:r>
           </w:p>
           <w:p>
@@ -1193,17 +1161,8 @@
                       <w:sz w:val="24"/>
                       <w:szCs w:val="24"/>
                     </w:rPr>
-                    <w:t xml:space="preserve">В.В. </w:t>
+                    <w:t>В.В. Станчик</w:t>
                   </w:r>
-                  <w:proofErr w:type="spellStart"/>
-                  <w:r>
-                    <w:rPr>
-                      <w:sz w:val="24"/>
-                      <w:szCs w:val="24"/>
-                    </w:rPr>
-                    <w:t>Станчик</w:t>
-                  </w:r>
-                  <w:proofErr w:type="spellEnd"/>
                 </w:p>
               </w:tc>
             </w:tr>
@@ -1401,17 +1360,8 @@
                       <w:sz w:val="24"/>
                       <w:szCs w:val="24"/>
                     </w:rPr>
-                    <w:t xml:space="preserve">Л.В. </w:t>
+                    <w:t>Л.В. Катковский</w:t>
                   </w:r>
-                  <w:proofErr w:type="spellStart"/>
-                  <w:r>
-                    <w:rPr>
-                      <w:sz w:val="24"/>
-                      <w:szCs w:val="24"/>
-                    </w:rPr>
-                    <w:t>Катковский</w:t>
-                  </w:r>
-                  <w:proofErr w:type="spellEnd"/>
                 </w:p>
               </w:tc>
             </w:tr>
@@ -1518,17 +1468,8 @@
                 <w:sz w:val="24"/>
                 <w:szCs w:val="24"/>
               </w:rPr>
-              <w:t xml:space="preserve">                    </w:t>
+              <w:t xml:space="preserve">                    Нормоконтроль</w:t>
             </w:r>
-            <w:proofErr w:type="spellStart"/>
-            <w:r>
-              <w:rPr>
-                <w:sz w:val="24"/>
-                <w:szCs w:val="24"/>
-              </w:rPr>
-              <w:t>Нормоконтроль</w:t>
-            </w:r>
-            <w:proofErr w:type="spellEnd"/>
           </w:p>
           <w:tbl>
             <w:tblPr>
@@ -2185,7 +2126,6 @@
                                   <w:szCs w:val="22"/>
                                 </w:rPr>
                               </w:pPr>
-                              <w:proofErr w:type="spellStart"/>
                               <w:r>
                                 <w:rPr>
                                   <w:rFonts w:ascii="ISOCPEUR" w:hAnsi="ISOCPEUR"/>
@@ -2195,7 +2135,6 @@
                                 </w:rPr>
                                 <w:t>Инв</w:t>
                               </w:r>
-                              <w:proofErr w:type="spellEnd"/>
                               <w:r>
                                 <w:rPr>
                                   <w:rFonts w:ascii="ISOCPEUR" w:hAnsi="ISOCPEUR"/>
@@ -2356,7 +2295,6 @@
                                   <w:i/>
                                 </w:rPr>
                               </w:pPr>
-                              <w:proofErr w:type="spellStart"/>
                               <w:r>
                                 <w:rPr>
                                   <w:rFonts w:ascii="ISOCPEUR" w:hAnsi="ISOCPEUR"/>
@@ -2364,17 +2302,7 @@
                                   <w:sz w:val="22"/>
                                   <w:szCs w:val="22"/>
                                 </w:rPr>
-                                <w:t>Взам</w:t>
-                              </w:r>
-                              <w:proofErr w:type="spellEnd"/>
-                              <w:r>
-                                <w:rPr>
-                                  <w:rFonts w:ascii="ISOCPEUR" w:hAnsi="ISOCPEUR"/>
-                                  <w:i/>
-                                  <w:sz w:val="22"/>
-                                  <w:szCs w:val="22"/>
-                                </w:rPr>
-                                <w:t>.</w:t>
+                                <w:t>Взам.</w:t>
                               </w:r>
                               <w:r>
                                 <w:rPr>
@@ -2470,7 +2398,6 @@
                                 </w:rPr>
                                 <w:t xml:space="preserve">№ </w:t>
                               </w:r>
-                              <w:proofErr w:type="spellStart"/>
                               <w:r>
                                 <w:rPr>
                                   <w:rFonts w:ascii="ISOCPEUR" w:hAnsi="ISOCPEUR"/>
@@ -2487,17 +2414,7 @@
                                   <w:sz w:val="22"/>
                                   <w:szCs w:val="22"/>
                                 </w:rPr>
-                                <w:t>убл</w:t>
-                              </w:r>
-                              <w:proofErr w:type="spellEnd"/>
-                              <w:r>
-                                <w:rPr>
-                                  <w:rFonts w:ascii="ISOCPEUR" w:hAnsi="ISOCPEUR"/>
-                                  <w:i/>
-                                  <w:sz w:val="22"/>
-                                  <w:szCs w:val="22"/>
-                                </w:rPr>
-                                <w:t>.</w:t>
+                                <w:t>убл.</w:t>
                               </w:r>
                             </w:p>
                           </w:txbxContent>
@@ -2606,7 +2523,6 @@
                             <w:szCs w:val="22"/>
                           </w:rPr>
                         </w:pPr>
-                        <w:proofErr w:type="spellStart"/>
                         <w:r>
                           <w:rPr>
                             <w:rFonts w:ascii="ISOCPEUR" w:hAnsi="ISOCPEUR"/>
@@ -2616,7 +2532,6 @@
                           </w:rPr>
                           <w:t>Инв</w:t>
                         </w:r>
-                        <w:proofErr w:type="spellEnd"/>
                         <w:r>
                           <w:rPr>
                             <w:rFonts w:ascii="ISOCPEUR" w:hAnsi="ISOCPEUR"/>
@@ -2709,7 +2624,6 @@
                             <w:i/>
                           </w:rPr>
                         </w:pPr>
-                        <w:proofErr w:type="spellStart"/>
                         <w:r>
                           <w:rPr>
                             <w:rFonts w:ascii="ISOCPEUR" w:hAnsi="ISOCPEUR"/>
@@ -2717,17 +2631,7 @@
                             <w:sz w:val="22"/>
                             <w:szCs w:val="22"/>
                           </w:rPr>
-                          <w:t>Взам</w:t>
-                        </w:r>
-                        <w:proofErr w:type="spellEnd"/>
-                        <w:r>
-                          <w:rPr>
-                            <w:rFonts w:ascii="ISOCPEUR" w:hAnsi="ISOCPEUR"/>
-                            <w:i/>
-                            <w:sz w:val="22"/>
-                            <w:szCs w:val="22"/>
-                          </w:rPr>
-                          <w:t>.</w:t>
+                          <w:t>Взам.</w:t>
                         </w:r>
                         <w:r>
                           <w:rPr>
@@ -2789,7 +2693,6 @@
                           </w:rPr>
                           <w:t xml:space="preserve">№ </w:t>
                         </w:r>
-                        <w:proofErr w:type="spellStart"/>
                         <w:r>
                           <w:rPr>
                             <w:rFonts w:ascii="ISOCPEUR" w:hAnsi="ISOCPEUR"/>
@@ -2806,17 +2709,7 @@
                             <w:sz w:val="22"/>
                             <w:szCs w:val="22"/>
                           </w:rPr>
-                          <w:t>убл</w:t>
-                        </w:r>
-                        <w:proofErr w:type="spellEnd"/>
-                        <w:r>
-                          <w:rPr>
-                            <w:rFonts w:ascii="ISOCPEUR" w:hAnsi="ISOCPEUR"/>
-                            <w:i/>
-                            <w:sz w:val="22"/>
-                            <w:szCs w:val="22"/>
-                          </w:rPr>
-                          <w:t>.</w:t>
+                          <w:t>убл.</w:t>
                         </w:r>
                       </w:p>
                     </w:txbxContent>
@@ -2985,7 +2878,7 @@
           <w:noProof/>
           <w:highlight w:val="yellow"/>
         </w:rPr>
-        <w:t>22</w:t>
+        <w:t>16</w:t>
       </w:r>
       <w:r>
         <w:rPr>
@@ -3920,7 +3813,7 @@
           <w:rPr>
             <w:webHidden/>
           </w:rPr>
-          <w:t>12</w:t>
+          <w:t>13</w:t>
         </w:r>
         <w:r>
           <w:rPr>
@@ -3981,7 +3874,7 @@
           <w:rPr>
             <w:webHidden/>
           </w:rPr>
-          <w:t>13</w:t>
+          <w:t>14</w:t>
         </w:r>
         <w:r>
           <w:rPr>
@@ -4041,7 +3934,7 @@
           <w:rPr>
             <w:webHidden/>
           </w:rPr>
-          <w:t>14</w:t>
+          <w:t>15</w:t>
         </w:r>
         <w:r>
           <w:rPr>
@@ -4794,14 +4687,12 @@
         </w:rPr>
         <w:t xml:space="preserve"> </w:t>
       </w:r>
-      <w:proofErr w:type="spellStart"/>
       <w:r>
         <w:rPr>
           <w:lang w:val="en-US" w:eastAsia="en-US"/>
         </w:rPr>
         <w:t>i</w:t>
       </w:r>
-      <w:proofErr w:type="spellEnd"/>
       <w:r>
         <w:rPr>
           <w:lang w:eastAsia="en-US"/>
@@ -4996,14 +4887,12 @@
         </w:rPr>
         <w:t xml:space="preserve"> 1660 </w:t>
       </w:r>
-      <w:proofErr w:type="spellStart"/>
       <w:r>
         <w:rPr>
           <w:lang w:val="en-US" w:eastAsia="en-US"/>
         </w:rPr>
         <w:t>Ti</w:t>
       </w:r>
-      <w:proofErr w:type="spellEnd"/>
       <w:r>
         <w:rPr>
           <w:lang w:eastAsia="en-US"/>
@@ -5208,14 +5097,12 @@
         </w:rPr>
         <w:t xml:space="preserve">запустить установочный файл </w:t>
       </w:r>
-      <w:proofErr w:type="spellStart"/>
       <w:r>
         <w:rPr>
           <w:lang w:val="en-US" w:eastAsia="en-US"/>
         </w:rPr>
         <w:t>ForestGuardInstall</w:t>
       </w:r>
-      <w:proofErr w:type="spellEnd"/>
       <w:r>
         <w:rPr>
           <w:lang w:eastAsia="en-US"/>
@@ -5228,14 +5115,12 @@
         </w:rPr>
         <w:t xml:space="preserve"> после чего запустить файл </w:t>
       </w:r>
-      <w:proofErr w:type="spellStart"/>
       <w:r>
         <w:rPr>
           <w:lang w:val="en-US" w:eastAsia="en-US"/>
         </w:rPr>
         <w:t>ForestGuard</w:t>
       </w:r>
-      <w:proofErr w:type="spellEnd"/>
       <w:r>
         <w:rPr>
           <w:lang w:eastAsia="en-US"/>
@@ -5252,21 +5137,7 @@
         <w:rPr>
           <w:lang w:eastAsia="en-US"/>
         </w:rPr>
-        <w:t xml:space="preserve">. Программа не требует установки дополнительных драйверов, модулей или библиотек при запуске </w:t>
-      </w:r>
-      <w:proofErr w:type="spellStart"/>
-      <w:r>
-        <w:rPr>
-          <w:lang w:eastAsia="en-US"/>
-        </w:rPr>
-        <w:t>релизной</w:t>
-      </w:r>
-      <w:proofErr w:type="spellEnd"/>
-      <w:r>
-        <w:rPr>
-          <w:lang w:eastAsia="en-US"/>
-        </w:rPr>
-        <w:t xml:space="preserve"> версии.</w:t>
+        <w:t>. Программа не требует установки дополнительных драйверов, модулей или библиотек при запуске релизной версии.</w:t>
       </w:r>
     </w:p>
     <w:p>
@@ -5427,14 +5298,12 @@
         </w:rPr>
         <w:t xml:space="preserve"> «</w:t>
       </w:r>
-      <w:proofErr w:type="spellStart"/>
       <w:r>
         <w:rPr>
           <w:lang w:eastAsia="en-US"/>
         </w:rPr>
         <w:t>Лесопатология</w:t>
       </w:r>
-      <w:proofErr w:type="spellEnd"/>
       <w:r>
         <w:rPr>
           <w:lang w:eastAsia="en-US"/>
@@ -7040,7 +6909,19 @@
           <w:lang w:eastAsia="en-US"/>
         </w:rPr>
         <w:lastRenderedPageBreak/>
-        <w:t>Яркость регулируется ползунком с пиктограммой солнца. Цветовая насыщенность – ползунком виде цветовой</w:t>
+        <w:t xml:space="preserve">Яркость регулируется ползунком с пиктограммой солнца. Цветовая насыщенность – ползунком </w:t>
+      </w:r>
+      <w:r>
+        <w:rPr>
+          <w:lang w:eastAsia="en-US"/>
+        </w:rPr>
+        <w:t>с изображением</w:t>
+      </w:r>
+      <w:r>
+        <w:rPr>
+          <w:lang w:eastAsia="en-US"/>
+        </w:rPr>
+        <w:t xml:space="preserve"> цветовой</w:t>
       </w:r>
       <w:r>
         <w:rPr>
@@ -7200,6 +7081,7 @@
       </w:pPr>
       <w:r>
         <w:rPr>
+          <w:noProof/>
           <w:lang w:eastAsia="en-US"/>
         </w:rPr>
         <w:drawing>
@@ -7295,6 +7177,7 @@
       </w:pPr>
       <w:r>
         <w:rPr>
+          <w:noProof/>
           <w:lang w:eastAsia="en-US"/>
         </w:rPr>
         <w:drawing>
@@ -7492,10 +7375,10 @@
           <w:noProof/>
         </w:rPr>
         <w:drawing>
-          <wp:inline distT="0" distB="0" distL="0" distR="0" wp14:anchorId="1311E182" wp14:editId="3004FA8A">
-            <wp:extent cx="3743325" cy="1095375"/>
-            <wp:effectExtent l="0" t="0" r="9525" b="9525"/>
-            <wp:docPr id="7302" name="Рисунок 7302"/>
+          <wp:inline distT="0" distB="0" distL="0" distR="0" wp14:anchorId="6A80D2FE" wp14:editId="6B2B4E7C">
+            <wp:extent cx="2114845" cy="1629002"/>
+            <wp:effectExtent l="0" t="0" r="0" b="9525"/>
+            <wp:docPr id="8" name="Рисунок 8"/>
             <wp:cNvGraphicFramePr>
               <a:graphicFrameLocks xmlns:a="http://schemas.openxmlformats.org/drawingml/2006/main" noChangeAspect="1"/>
             </wp:cNvGraphicFramePr>
@@ -7503,36 +7386,23 @@
               <a:graphicData uri="http://schemas.openxmlformats.org/drawingml/2006/picture">
                 <pic:pic xmlns:pic="http://schemas.openxmlformats.org/drawingml/2006/picture">
                   <pic:nvPicPr>
-                    <pic:cNvPr id="0" name="Picture 136"/>
-                    <pic:cNvPicPr>
-                      <a:picLocks noChangeAspect="1" noChangeArrowheads="1"/>
-                    </pic:cNvPicPr>
+                    <pic:cNvPr id="1" name=""/>
+                    <pic:cNvPicPr/>
                   </pic:nvPicPr>
                   <pic:blipFill>
-                    <a:blip r:embed="rId24">
-                      <a:extLst>
-                        <a:ext uri="{28A0092B-C50C-407E-A947-70E740481C1C}">
-                          <a14:useLocalDpi xmlns:a14="http://schemas.microsoft.com/office/drawing/2010/main" val="0"/>
-                        </a:ext>
-                      </a:extLst>
-                    </a:blip>
-                    <a:srcRect/>
+                    <a:blip r:embed="rId24"/>
                     <a:stretch>
                       <a:fillRect/>
                     </a:stretch>
                   </pic:blipFill>
-                  <pic:spPr bwMode="auto">
+                  <pic:spPr>
                     <a:xfrm>
                       <a:off x="0" y="0"/>
-                      <a:ext cx="3743325" cy="1095375"/>
+                      <a:ext cx="2114845" cy="1629002"/>
                     </a:xfrm>
                     <a:prstGeom prst="rect">
                       <a:avLst/>
                     </a:prstGeom>
-                    <a:noFill/>
-                    <a:ln>
-                      <a:noFill/>
-                    </a:ln>
                   </pic:spPr>
                 </pic:pic>
               </a:graphicData>
@@ -7544,20 +7414,31 @@
     <w:p>
       <w:pPr>
         <w:pStyle w:val="affff0"/>
-        <w:spacing w:line="360" w:lineRule="auto"/>
-      </w:pPr>
-      <w:r>
-        <w:t>Рисунок А</w:t>
-      </w:r>
-      <w:r>
-        <w:t>1</w:t>
-      </w:r>
-      <w:r>
-        <w:t xml:space="preserve"> – Ошибка при загрузке данных ВСС</w:t>
-      </w:r>
+        <w:rPr>
+          <w:noProof/>
+        </w:rPr>
+      </w:pPr>
     </w:p>
     <w:p>
       <w:pPr>
+        <w:pStyle w:val="affff0"/>
+        <w:spacing w:line="360" w:lineRule="auto"/>
+      </w:pPr>
+      <w:r>
+        <w:t>Рисунок А</w:t>
+      </w:r>
+      <w:r>
+        <w:t>1</w:t>
+      </w:r>
+      <w:r>
+        <w:t xml:space="preserve"> – Ошибка </w:t>
+      </w:r>
+      <w:r>
+        <w:t>загрузки данных</w:t>
+      </w:r>
+    </w:p>
+    <w:p>
+      <w:pPr>
         <w:ind w:firstLine="0"/>
         <w:jc w:val="center"/>
         <w:rPr>
@@ -7578,10 +7459,10 @@
           <w:noProof/>
         </w:rPr>
         <w:drawing>
-          <wp:inline distT="0" distB="0" distL="0" distR="0" wp14:anchorId="4A0C5075" wp14:editId="5577678D">
-            <wp:extent cx="3933825" cy="1009650"/>
-            <wp:effectExtent l="0" t="0" r="9525" b="0"/>
-            <wp:docPr id="7301" name="Рисунок 7301"/>
+          <wp:inline distT="0" distB="0" distL="0" distR="0" wp14:anchorId="4063847D" wp14:editId="44DE8E0B">
+            <wp:extent cx="3848637" cy="1819529"/>
+            <wp:effectExtent l="0" t="0" r="0" b="9525"/>
+            <wp:docPr id="9" name="Рисунок 9"/>
             <wp:cNvGraphicFramePr>
               <a:graphicFrameLocks xmlns:a="http://schemas.openxmlformats.org/drawingml/2006/main" noChangeAspect="1"/>
             </wp:cNvGraphicFramePr>
@@ -7589,36 +7470,23 @@
               <a:graphicData uri="http://schemas.openxmlformats.org/drawingml/2006/picture">
                 <pic:pic xmlns:pic="http://schemas.openxmlformats.org/drawingml/2006/picture">
                   <pic:nvPicPr>
-                    <pic:cNvPr id="0" name="Picture 137"/>
-                    <pic:cNvPicPr>
-                      <a:picLocks noChangeAspect="1" noChangeArrowheads="1"/>
-                    </pic:cNvPicPr>
+                    <pic:cNvPr id="1" name=""/>
+                    <pic:cNvPicPr/>
                   </pic:nvPicPr>
                   <pic:blipFill>
-                    <a:blip r:embed="rId25">
-                      <a:extLst>
-                        <a:ext uri="{28A0092B-C50C-407E-A947-70E740481C1C}">
-                          <a14:useLocalDpi xmlns:a14="http://schemas.microsoft.com/office/drawing/2010/main" val="0"/>
-                        </a:ext>
-                      </a:extLst>
-                    </a:blip>
-                    <a:srcRect/>
+                    <a:blip r:embed="rId25"/>
                     <a:stretch>
                       <a:fillRect/>
                     </a:stretch>
                   </pic:blipFill>
-                  <pic:spPr bwMode="auto">
+                  <pic:spPr>
                     <a:xfrm>
                       <a:off x="0" y="0"/>
-                      <a:ext cx="3933825" cy="1009650"/>
+                      <a:ext cx="3848637" cy="1819529"/>
                     </a:xfrm>
                     <a:prstGeom prst="rect">
                       <a:avLst/>
                     </a:prstGeom>
-                    <a:noFill/>
-                    <a:ln>
-                      <a:noFill/>
-                    </a:ln>
                   </pic:spPr>
                 </pic:pic>
               </a:graphicData>
@@ -7630,6 +7498,14 @@
     <w:p>
       <w:pPr>
         <w:pStyle w:val="affff0"/>
+        <w:rPr>
+          <w:noProof/>
+        </w:rPr>
+      </w:pPr>
+    </w:p>
+    <w:p>
+      <w:pPr>
+        <w:pStyle w:val="affff0"/>
         <w:spacing w:line="360" w:lineRule="auto"/>
       </w:pPr>
       <w:r>
@@ -7639,7 +7515,10 @@
         <w:t>2</w:t>
       </w:r>
       <w:r>
-        <w:t xml:space="preserve"> – Ошибка при загрузке калибровочного файла для данных ВСС</w:t>
+        <w:t xml:space="preserve"> – Ошибка при загрузке </w:t>
+      </w:r>
+      <w:r>
+        <w:t>временного ряда</w:t>
       </w:r>
       <w:r>
         <w:br w:type="page"/>
@@ -7826,19 +7705,11 @@
                 <w:sz w:val="20"/>
               </w:rPr>
             </w:pPr>
-            <w:proofErr w:type="spellStart"/>
             <w:r>
               <w:rPr>
                 <w:sz w:val="20"/>
               </w:rPr>
-              <w:t>Вх</w:t>
-            </w:r>
-            <w:proofErr w:type="spellEnd"/>
-            <w:r>
-              <w:rPr>
-                <w:sz w:val="20"/>
-              </w:rPr>
-              <w:t xml:space="preserve">. № </w:t>
+              <w:t xml:space="preserve">Вх. № </w:t>
             </w:r>
           </w:p>
           <w:p>
@@ -8023,14 +7894,12 @@
                 <w:sz w:val="20"/>
               </w:rPr>
             </w:pPr>
-            <w:proofErr w:type="spellStart"/>
             <w:r>
               <w:rPr>
                 <w:sz w:val="20"/>
               </w:rPr>
               <w:t>анулированных</w:t>
             </w:r>
-            <w:proofErr w:type="spellEnd"/>
           </w:p>
         </w:tc>
         <w:tc>
@@ -15307,37 +15176,12 @@
                                     <w:sz w:val="18"/>
                                   </w:rPr>
                                 </w:pPr>
-                                <w:proofErr w:type="spellStart"/>
                                 <w:r>
                                   <w:rPr>
                                     <w:rFonts w:ascii="ISOCPEUR Cyr" w:hAnsi="ISOCPEUR Cyr"/>
                                     <w:sz w:val="18"/>
                                   </w:rPr>
-                                  <w:t>Взам</w:t>
-                                </w:r>
-                                <w:proofErr w:type="spellEnd"/>
-                                <w:r>
-                                  <w:rPr>
-                                    <w:rFonts w:ascii="ISOCPEUR Cyr" w:hAnsi="ISOCPEUR Cyr"/>
-                                    <w:sz w:val="18"/>
-                                  </w:rPr>
-                                  <w:t xml:space="preserve">. </w:t>
-                                </w:r>
-                                <w:proofErr w:type="spellStart"/>
-                                <w:r>
-                                  <w:rPr>
-                                    <w:rFonts w:ascii="ISOCPEUR Cyr" w:hAnsi="ISOCPEUR Cyr"/>
-                                    <w:sz w:val="18"/>
-                                  </w:rPr>
-                                  <w:t>инв</w:t>
-                                </w:r>
-                                <w:proofErr w:type="spellEnd"/>
-                                <w:r>
-                                  <w:rPr>
-                                    <w:rFonts w:ascii="ISOCPEUR Cyr" w:hAnsi="ISOCPEUR Cyr"/>
-                                    <w:sz w:val="18"/>
-                                  </w:rPr>
-                                  <w:t>. №</w:t>
+                                  <w:t>Взам. инв. №</w:t>
                                 </w:r>
                               </w:p>
                             </w:tc>
@@ -15548,37 +15392,12 @@
                               <w:sz w:val="18"/>
                             </w:rPr>
                           </w:pPr>
-                          <w:proofErr w:type="spellStart"/>
                           <w:r>
                             <w:rPr>
                               <w:rFonts w:ascii="ISOCPEUR Cyr" w:hAnsi="ISOCPEUR Cyr"/>
                               <w:sz w:val="18"/>
                             </w:rPr>
-                            <w:t>Взам</w:t>
-                          </w:r>
-                          <w:proofErr w:type="spellEnd"/>
-                          <w:r>
-                            <w:rPr>
-                              <w:rFonts w:ascii="ISOCPEUR Cyr" w:hAnsi="ISOCPEUR Cyr"/>
-                              <w:sz w:val="18"/>
-                            </w:rPr>
-                            <w:t xml:space="preserve">. </w:t>
-                          </w:r>
-                          <w:proofErr w:type="spellStart"/>
-                          <w:r>
-                            <w:rPr>
-                              <w:rFonts w:ascii="ISOCPEUR Cyr" w:hAnsi="ISOCPEUR Cyr"/>
-                              <w:sz w:val="18"/>
-                            </w:rPr>
-                            <w:t>инв</w:t>
-                          </w:r>
-                          <w:proofErr w:type="spellEnd"/>
-                          <w:r>
-                            <w:rPr>
-                              <w:rFonts w:ascii="ISOCPEUR Cyr" w:hAnsi="ISOCPEUR Cyr"/>
-                              <w:sz w:val="18"/>
-                            </w:rPr>
-                            <w:t>. №</w:t>
+                            <w:t>Взам. инв. №</w:t>
                           </w:r>
                         </w:p>
                       </w:tc>
@@ -15838,25 +15657,7 @@
                                     <w:sz w:val="18"/>
                                     <w:lang w:val="ru-RU"/>
                                   </w:rPr>
-                                  <w:t xml:space="preserve">Инв. № </w:t>
-                                </w:r>
-                                <w:proofErr w:type="spellStart"/>
-                                <w:r>
-                                  <w:rPr>
-                                    <w:rFonts w:ascii="ISOCPEUR Cyr" w:hAnsi="ISOCPEUR Cyr"/>
-                                    <w:sz w:val="18"/>
-                                    <w:lang w:val="ru-RU"/>
-                                  </w:rPr>
-                                  <w:t>дубл</w:t>
-                                </w:r>
-                                <w:proofErr w:type="spellEnd"/>
-                                <w:r>
-                                  <w:rPr>
-                                    <w:rFonts w:ascii="ISOCPEUR Cyr" w:hAnsi="ISOCPEUR Cyr"/>
-                                    <w:sz w:val="18"/>
-                                    <w:lang w:val="ru-RU"/>
-                                  </w:rPr>
-                                  <w:t>.</w:t>
+                                  <w:t>Инв. № дубл.</w:t>
                                 </w:r>
                               </w:p>
                             </w:tc>
@@ -15935,25 +15736,7 @@
                               <w:sz w:val="18"/>
                               <w:lang w:val="ru-RU"/>
                             </w:rPr>
-                            <w:t xml:space="preserve">Инв. № </w:t>
-                          </w:r>
-                          <w:proofErr w:type="spellStart"/>
-                          <w:r>
-                            <w:rPr>
-                              <w:rFonts w:ascii="ISOCPEUR Cyr" w:hAnsi="ISOCPEUR Cyr"/>
-                              <w:sz w:val="18"/>
-                              <w:lang w:val="ru-RU"/>
-                            </w:rPr>
-                            <w:t>дубл</w:t>
-                          </w:r>
-                          <w:proofErr w:type="spellEnd"/>
-                          <w:r>
-                            <w:rPr>
-                              <w:rFonts w:ascii="ISOCPEUR Cyr" w:hAnsi="ISOCPEUR Cyr"/>
-                              <w:sz w:val="18"/>
-                              <w:lang w:val="ru-RU"/>
-                            </w:rPr>
-                            <w:t>.</w:t>
+                            <w:t>Инв. № дубл.</w:t>
                           </w:r>
                         </w:p>
                       </w:tc>
@@ -16034,7 +15817,7 @@
             </wp:anchor>
           </w:drawing>
         </mc:Choice>
-        <mc:Fallback xmlns:oel="http://schemas.microsoft.com/office/2019/extlst" xmlns:w16du="http://schemas.microsoft.com/office/word/2023/wordml/word16du" xmlns:w16sdtfl="http://schemas.microsoft.com/office/word/2024/wordml/sdtformatlock">
+        <mc:Fallback xmlns:w16sdtfl="http://schemas.microsoft.com/office/word/2024/wordml/sdtformatlock" xmlns:w16du="http://schemas.microsoft.com/office/word/2023/wordml/word16du" xmlns:oel="http://schemas.microsoft.com/office/2019/extlst">
           <w:pict>
             <v:line w14:anchorId="11AF9961" id="Прямая соединительная линия 7440" o:spid="_x0000_s1026" style="position:absolute;z-index:251675136;visibility:visible;mso-wrap-style:square;mso-width-percent:0;mso-height-percent:0;mso-wrap-distance-left:9pt;mso-wrap-distance-top:-3e-5mm;mso-wrap-distance-right:9pt;mso-wrap-distance-bottom:-3e-5mm;mso-position-horizontal:absolute;mso-position-horizontal-relative:text;mso-position-vertical:absolute;mso-position-vertical-relative:text;mso-width-percent:0;mso-height-percent:0;mso-width-relative:page;mso-height-relative:page" from="-51.05pt,-45.1pt" to="-14.2pt,-45.1pt" o:gfxdata="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" o:allowincell="f" strokeweight="2pt"/>
           </w:pict>
@@ -16108,7 +15891,7 @@
             </wp:anchor>
           </w:drawing>
         </mc:Choice>
-        <mc:Fallback xmlns:oel="http://schemas.microsoft.com/office/2019/extlst" xmlns:w16du="http://schemas.microsoft.com/office/word/2023/wordml/word16du" xmlns:w16sdtfl="http://schemas.microsoft.com/office/word/2024/wordml/sdtformatlock">
+        <mc:Fallback xmlns:w16sdtfl="http://schemas.microsoft.com/office/word/2024/wordml/sdtformatlock" xmlns:w16du="http://schemas.microsoft.com/office/word/2023/wordml/word16du" xmlns:oel="http://schemas.microsoft.com/office/2019/extlst">
           <w:pict>
             <v:line w14:anchorId="57DC6D6F" id="Прямая соединительная линия 7439" o:spid="_x0000_s1026" style="position:absolute;z-index:251674112;visibility:visible;mso-wrap-style:square;mso-width-percent:0;mso-height-percent:0;mso-wrap-distance-left:9pt;mso-wrap-distance-top:-3e-5mm;mso-wrap-distance-right:9pt;mso-wrap-distance-bottom:-3e-5mm;mso-position-horizontal:absolute;mso-position-horizontal-relative:text;mso-position-vertical:absolute;mso-position-vertical-relative:text;mso-width-percent:0;mso-height-percent:0;mso-width-relative:page;mso-height-relative:page" from="-51.05pt,-144.35pt" to="-14.2pt,-144.35pt" o:gfxdata="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" o:allowincell="f" strokeweight="2pt"/>
           </w:pict>
@@ -16182,7 +15965,7 @@
             </wp:anchor>
           </w:drawing>
         </mc:Choice>
-        <mc:Fallback xmlns:oel="http://schemas.microsoft.com/office/2019/extlst" xmlns:w16du="http://schemas.microsoft.com/office/word/2023/wordml/word16du" xmlns:w16sdtfl="http://schemas.microsoft.com/office/word/2024/wordml/sdtformatlock">
+        <mc:Fallback xmlns:w16sdtfl="http://schemas.microsoft.com/office/word/2024/wordml/sdtformatlock" xmlns:w16du="http://schemas.microsoft.com/office/word/2023/wordml/word16du" xmlns:oel="http://schemas.microsoft.com/office/2019/extlst">
           <w:pict>
             <v:line w14:anchorId="20B3CAF0" id="Прямая соединительная линия 7438" o:spid="_x0000_s1026" style="position:absolute;z-index:251673088;visibility:visible;mso-wrap-style:square;mso-width-percent:0;mso-height-percent:0;mso-wrap-distance-left:9pt;mso-wrap-distance-top:-3e-5mm;mso-wrap-distance-right:9pt;mso-wrap-distance-bottom:-3e-5mm;mso-position-horizontal:absolute;mso-position-horizontal-relative:text;mso-position-vertical:absolute;mso-position-vertical-relative:text;mso-width-percent:0;mso-height-percent:0;mso-width-relative:page;mso-height-relative:page" from="-51.05pt,-215.2pt" to="-14.2pt,-215.2pt" o:gfxdata="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" o:allowincell="f" strokeweight="2pt"/>
           </w:pict>
@@ -16256,7 +16039,7 @@
             </wp:anchor>
           </w:drawing>
         </mc:Choice>
-        <mc:Fallback xmlns:oel="http://schemas.microsoft.com/office/2019/extlst" xmlns:w16du="http://schemas.microsoft.com/office/word/2023/wordml/word16du" xmlns:w16sdtfl="http://schemas.microsoft.com/office/word/2024/wordml/sdtformatlock">
+        <mc:Fallback xmlns:w16sdtfl="http://schemas.microsoft.com/office/word/2024/wordml/sdtformatlock" xmlns:w16du="http://schemas.microsoft.com/office/word/2023/wordml/word16du" xmlns:oel="http://schemas.microsoft.com/office/2019/extlst">
           <w:pict>
             <v:line w14:anchorId="664A659F" id="Прямая соединительная линия 7437" o:spid="_x0000_s1026" style="position:absolute;z-index:251672064;visibility:visible;mso-wrap-style:square;mso-width-percent:0;mso-height-percent:0;mso-wrap-distance-left:9pt;mso-wrap-distance-top:-3e-5mm;mso-wrap-distance-right:9pt;mso-wrap-distance-bottom:-3e-5mm;mso-position-horizontal:absolute;mso-position-horizontal-relative:text;mso-position-vertical:absolute;mso-position-vertical-relative:text;mso-width-percent:0;mso-height-percent:0;mso-width-relative:page;mso-height-relative:page" from="-51.05pt,-286.1pt" to="-14.2pt,-286.1pt" o:gfxdata="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" o:allowincell="f" strokeweight="2pt"/>
           </w:pict>
@@ -16666,16 +16449,7 @@
                                 <w:i/>
                                 <w:sz w:val="20"/>
                               </w:rPr>
-                              <w:t>Инв.</w:t>
-                            </w:r>
-                            <w:proofErr w:type="gramStart"/>
-                            <w:r>
-                              <w:rPr>
-                                <w:rFonts w:ascii="ISOCPEUR" w:hAnsi="ISOCPEUR"/>
-                                <w:i/>
-                                <w:sz w:val="20"/>
-                              </w:rPr>
-                              <w:t xml:space="preserve">№ </w:t>
+                              <w:t xml:space="preserve">Инв.№ </w:t>
                             </w:r>
                             <w:r>
                               <w:rPr>
@@ -16691,16 +16465,7 @@
                                 <w:i/>
                                 <w:sz w:val="20"/>
                               </w:rPr>
-                              <w:t>одл</w:t>
-                            </w:r>
-                            <w:proofErr w:type="gramEnd"/>
-                            <w:r>
-                              <w:rPr>
-                                <w:rFonts w:ascii="ISOCPEUR" w:hAnsi="ISOCPEUR"/>
-                                <w:i/>
-                                <w:sz w:val="20"/>
-                              </w:rPr>
-                              <w:t>.</w:t>
+                              <w:t>одл.</w:t>
                             </w:r>
                           </w:p>
                         </w:txbxContent>
@@ -16825,7 +16590,6 @@
                                 <w:sz w:val="20"/>
                               </w:rPr>
                             </w:pPr>
-                            <w:proofErr w:type="spellStart"/>
                             <w:r>
                               <w:rPr>
                                 <w:rFonts w:ascii="ISOCPEUR" w:hAnsi="ISOCPEUR"/>
@@ -16840,16 +16604,7 @@
                                 <w:i/>
                                 <w:sz w:val="20"/>
                               </w:rPr>
-                              <w:t>зам</w:t>
-                            </w:r>
-                            <w:proofErr w:type="spellEnd"/>
-                            <w:r>
-                              <w:rPr>
-                                <w:rFonts w:ascii="ISOCPEUR" w:hAnsi="ISOCPEUR"/>
-                                <w:i/>
-                                <w:sz w:val="20"/>
-                              </w:rPr>
-                              <w:t xml:space="preserve">. </w:t>
+                              <w:t xml:space="preserve">зам. </w:t>
                             </w:r>
                             <w:r>
                               <w:rPr>
@@ -16918,7 +16673,6 @@
                               </w:rPr>
                               <w:t xml:space="preserve">Инв. № </w:t>
                             </w:r>
-                            <w:proofErr w:type="spellStart"/>
                             <w:r>
                               <w:rPr>
                                 <w:rFonts w:ascii="ISOCPEUR" w:hAnsi="ISOCPEUR"/>
@@ -16933,16 +16687,7 @@
                                 <w:i/>
                                 <w:sz w:val="20"/>
                               </w:rPr>
-                              <w:t>убл</w:t>
-                            </w:r>
-                            <w:proofErr w:type="spellEnd"/>
-                            <w:r>
-                              <w:rPr>
-                                <w:rFonts w:ascii="ISOCPEUR" w:hAnsi="ISOCPEUR"/>
-                                <w:i/>
-                                <w:sz w:val="20"/>
-                              </w:rPr>
-                              <w:t>.</w:t>
+                              <w:t>убл.</w:t>
                             </w:r>
                           </w:p>
                         </w:txbxContent>
@@ -17055,16 +16800,7 @@
                           <w:i/>
                           <w:sz w:val="20"/>
                         </w:rPr>
-                        <w:t>Инв.</w:t>
-                      </w:r>
-                      <w:proofErr w:type="gramStart"/>
-                      <w:r>
-                        <w:rPr>
-                          <w:rFonts w:ascii="ISOCPEUR" w:hAnsi="ISOCPEUR"/>
-                          <w:i/>
-                          <w:sz w:val="20"/>
-                        </w:rPr>
-                        <w:t xml:space="preserve">№ </w:t>
+                        <w:t xml:space="preserve">Инв.№ </w:t>
                       </w:r>
                       <w:r>
                         <w:rPr>
@@ -17080,16 +16816,7 @@
                           <w:i/>
                           <w:sz w:val="20"/>
                         </w:rPr>
-                        <w:t>одл</w:t>
-                      </w:r>
-                      <w:proofErr w:type="gramEnd"/>
-                      <w:r>
-                        <w:rPr>
-                          <w:rFonts w:ascii="ISOCPEUR" w:hAnsi="ISOCPEUR"/>
-                          <w:i/>
-                          <w:sz w:val="20"/>
-                        </w:rPr>
-                        <w:t>.</w:t>
+                        <w:t>одл.</w:t>
                       </w:r>
                     </w:p>
                   </w:txbxContent>
@@ -17146,7 +16873,6 @@
                           <w:sz w:val="20"/>
                         </w:rPr>
                       </w:pPr>
-                      <w:proofErr w:type="spellStart"/>
                       <w:r>
                         <w:rPr>
                           <w:rFonts w:ascii="ISOCPEUR" w:hAnsi="ISOCPEUR"/>
@@ -17161,16 +16887,7 @@
                           <w:i/>
                           <w:sz w:val="20"/>
                         </w:rPr>
-                        <w:t>зам</w:t>
-                      </w:r>
-                      <w:proofErr w:type="spellEnd"/>
-                      <w:r>
-                        <w:rPr>
-                          <w:rFonts w:ascii="ISOCPEUR" w:hAnsi="ISOCPEUR"/>
-                          <w:i/>
-                          <w:sz w:val="20"/>
-                        </w:rPr>
-                        <w:t xml:space="preserve">. </w:t>
+                        <w:t xml:space="preserve">зам. </w:t>
                       </w:r>
                       <w:r>
                         <w:rPr>
@@ -17205,7 +16922,6 @@
                         </w:rPr>
                         <w:t xml:space="preserve">Инв. № </w:t>
                       </w:r>
-                      <w:proofErr w:type="spellStart"/>
                       <w:r>
                         <w:rPr>
                           <w:rFonts w:ascii="ISOCPEUR" w:hAnsi="ISOCPEUR"/>
@@ -17220,16 +16936,7 @@
                           <w:i/>
                           <w:sz w:val="20"/>
                         </w:rPr>
-                        <w:t>убл</w:t>
-                      </w:r>
-                      <w:proofErr w:type="spellEnd"/>
-                      <w:r>
-                        <w:rPr>
-                          <w:rFonts w:ascii="ISOCPEUR" w:hAnsi="ISOCPEUR"/>
-                          <w:i/>
-                          <w:sz w:val="20"/>
-                        </w:rPr>
-                        <w:t>.</w:t>
+                        <w:t>убл.</w:t>
                       </w:r>
                     </w:p>
                   </w:txbxContent>
@@ -17339,8 +17046,8 @@
             <w:lang w:val="ru-RU"/>
           </w:rPr>
         </w:pPr>
-        <w:bookmarkStart w:id="7" w:name="_Hlk199924288"/>
-        <w:bookmarkStart w:id="8" w:name="_Hlk199924287"/>
+        <w:bookmarkStart w:id="7" w:name="_Hlk199924287"/>
+        <w:bookmarkStart w:id="8" w:name="_Hlk199924288"/>
         <w:r>
           <w:rPr>
             <w:bCs/>
@@ -17525,19 +17232,11 @@
                               <w:sz w:val="18"/>
                             </w:rPr>
                           </w:pPr>
-                          <w:proofErr w:type="spellStart"/>
                           <w:r>
                             <w:rPr>
                               <w:sz w:val="18"/>
                             </w:rPr>
-                            <w:t>Подпись</w:t>
-                          </w:r>
-                          <w:proofErr w:type="spellEnd"/>
-                          <w:r>
-                            <w:rPr>
-                              <w:sz w:val="18"/>
-                            </w:rPr>
-                            <w:t xml:space="preserve"> и д</w:t>
+                            <w:t>Подпись и д</w:t>
                           </w:r>
                         </w:p>
                         <w:tbl>
@@ -17638,19 +17337,11 @@
                         <w:sz w:val="18"/>
                       </w:rPr>
                     </w:pPr>
-                    <w:proofErr w:type="spellStart"/>
                     <w:r>
                       <w:rPr>
                         <w:sz w:val="18"/>
                       </w:rPr>
-                      <w:t>Подпись</w:t>
-                    </w:r>
-                    <w:proofErr w:type="spellEnd"/>
-                    <w:r>
-                      <w:rPr>
-                        <w:sz w:val="18"/>
-                      </w:rPr>
-                      <w:t xml:space="preserve"> и д</w:t>
+                      <w:t>Подпись и д</w:t>
                     </w:r>
                   </w:p>
                   <w:tbl>
@@ -17792,7 +17483,7 @@
             </wp:anchor>
           </w:drawing>
         </mc:Choice>
-        <mc:Fallback xmlns:oel="http://schemas.microsoft.com/office/2019/extlst" xmlns:w16du="http://schemas.microsoft.com/office/word/2023/wordml/word16du" xmlns:w16sdtfl="http://schemas.microsoft.com/office/word/2024/wordml/sdtformatlock">
+        <mc:Fallback xmlns:w16sdtfl="http://schemas.microsoft.com/office/word/2024/wordml/sdtformatlock" xmlns:w16du="http://schemas.microsoft.com/office/word/2023/wordml/word16du" xmlns:oel="http://schemas.microsoft.com/office/2019/extlst">
           <w:pict>
             <v:line w14:anchorId="42D1BDC4" id="Прямая соединительная линия 7469" o:spid="_x0000_s1026" style="position:absolute;z-index:251671040;visibility:visible;mso-wrap-style:square;mso-width-percent:0;mso-height-percent:0;mso-wrap-distance-left:3.17497mm;mso-wrap-distance-top:0;mso-wrap-distance-right:3.17497mm;mso-wrap-distance-bottom:0;mso-position-horizontal:absolute;mso-position-horizontal-relative:text;mso-position-vertical:absolute;mso-position-vertical-relative:text;mso-width-percent:0;mso-height-percent:0;mso-width-relative:page;mso-height-relative:page" from="-34.05pt,377.1pt" to="-34.05pt,788.1pt" o:gfxdata="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" o:allowincell="f" strokeweight="2pt"/>
           </w:pict>
@@ -17870,7 +17561,7 @@
             </wp:anchor>
           </w:drawing>
         </mc:Choice>
-        <mc:Fallback xmlns:oel="http://schemas.microsoft.com/office/2019/extlst" xmlns:w16du="http://schemas.microsoft.com/office/word/2023/wordml/word16du" xmlns:w16sdtfl="http://schemas.microsoft.com/office/word/2024/wordml/sdtformatlock">
+        <mc:Fallback xmlns:w16sdtfl="http://schemas.microsoft.com/office/word/2024/wordml/sdtformatlock" xmlns:w16du="http://schemas.microsoft.com/office/word/2023/wordml/word16du" xmlns:oel="http://schemas.microsoft.com/office/2019/extlst">
           <w:pict>
             <v:rect w14:anchorId="02CE86AC" id="Прямоугольник 7468" o:spid="_x0000_s1026" style="position:absolute;margin-left:-51.05pt;margin-top:377.1pt;width:36.85pt;height:411pt;z-index:251670016;visibility:visible;mso-wrap-style:square;mso-width-percent:0;mso-height-percent:0;mso-wrap-distance-left:9pt;mso-wrap-distance-top:0;mso-wrap-distance-right:9pt;mso-wrap-distance-bottom:0;mso-position-horizontal:absolute;mso-position-horizontal-relative:text;mso-position-vertical:absolute;mso-position-vertical-relative:text;mso-width-percent:0;mso-height-percent:0;mso-width-relative:page;mso-height-relative:page;v-text-anchor:top" o:gfxdata="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" o:allowincell="f" filled="f" strokeweight="2pt"/>
           </w:pict>
@@ -18318,21 +18009,12 @@
                                 <w:sz w:val="18"/>
                               </w:rPr>
                             </w:pPr>
-                            <w:proofErr w:type="spellStart"/>
                             <w:r>
                               <w:rPr>
                                 <w:rFonts w:ascii="ISOCPEUR Cyr" w:hAnsi="ISOCPEUR Cyr"/>
                                 <w:sz w:val="18"/>
                               </w:rPr>
-                              <w:t>Изм</w:t>
-                            </w:r>
-                            <w:proofErr w:type="spellEnd"/>
-                            <w:r>
-                              <w:rPr>
-                                <w:rFonts w:ascii="ISOCPEUR Cyr" w:hAnsi="ISOCPEUR Cyr"/>
-                                <w:sz w:val="18"/>
-                              </w:rPr>
-                              <w:t>.</w:t>
+                              <w:t>Изм.</w:t>
                             </w:r>
                           </w:p>
                         </w:txbxContent>
@@ -18387,14 +18069,12 @@
                                 <w:sz w:val="18"/>
                               </w:rPr>
                             </w:pPr>
-                            <w:proofErr w:type="spellStart"/>
                             <w:r>
                               <w:rPr>
                                 <w:sz w:val="18"/>
                               </w:rPr>
                               <w:t>Лист</w:t>
                             </w:r>
-                            <w:proofErr w:type="spellEnd"/>
                           </w:p>
                         </w:txbxContent>
                       </wps:txbx>
@@ -18455,23 +18135,7 @@
                                 <w:rFonts w:ascii="ISOCPEUR Cyr" w:hAnsi="ISOCPEUR Cyr"/>
                                 <w:sz w:val="18"/>
                               </w:rPr>
-                              <w:t xml:space="preserve">№ </w:t>
-                            </w:r>
-                            <w:proofErr w:type="spellStart"/>
-                            <w:r>
-                              <w:rPr>
-                                <w:rFonts w:ascii="ISOCPEUR Cyr" w:hAnsi="ISOCPEUR Cyr"/>
-                                <w:sz w:val="18"/>
-                              </w:rPr>
-                              <w:t>докум</w:t>
-                            </w:r>
-                            <w:proofErr w:type="spellEnd"/>
-                            <w:r>
-                              <w:rPr>
-                                <w:rFonts w:ascii="ISOCPEUR Cyr" w:hAnsi="ISOCPEUR Cyr"/>
-                                <w:sz w:val="18"/>
-                              </w:rPr>
-                              <w:t>.</w:t>
+                              <w:t>№ докум.</w:t>
                             </w:r>
                           </w:p>
                         </w:txbxContent>
@@ -18528,7 +18192,6 @@
                                 <w:sz w:val="18"/>
                               </w:rPr>
                             </w:pPr>
-                            <w:proofErr w:type="spellStart"/>
                             <w:r>
                               <w:rPr>
                                 <w:rFonts w:ascii="ISOCPEUR Cyr" w:hAnsi="ISOCPEUR Cyr"/>
@@ -18536,7 +18199,6 @@
                               </w:rPr>
                               <w:t>Подпись</w:t>
                             </w:r>
-                            <w:proofErr w:type="spellEnd"/>
                           </w:p>
                         </w:txbxContent>
                       </wps:txbx>
@@ -18857,21 +18519,12 @@
                           <w:sz w:val="18"/>
                         </w:rPr>
                       </w:pPr>
-                      <w:proofErr w:type="spellStart"/>
                       <w:r>
                         <w:rPr>
                           <w:rFonts w:ascii="ISOCPEUR Cyr" w:hAnsi="ISOCPEUR Cyr"/>
                           <w:sz w:val="18"/>
                         </w:rPr>
-                        <w:t>Изм</w:t>
-                      </w:r>
-                      <w:proofErr w:type="spellEnd"/>
-                      <w:r>
-                        <w:rPr>
-                          <w:rFonts w:ascii="ISOCPEUR Cyr" w:hAnsi="ISOCPEUR Cyr"/>
-                          <w:sz w:val="18"/>
-                        </w:rPr>
-                        <w:t>.</w:t>
+                        <w:t>Изм.</w:t>
                       </w:r>
                     </w:p>
                   </w:txbxContent>
@@ -18887,14 +18540,12 @@
                           <w:sz w:val="18"/>
                         </w:rPr>
                       </w:pPr>
-                      <w:proofErr w:type="spellStart"/>
                       <w:r>
                         <w:rPr>
                           <w:sz w:val="18"/>
                         </w:rPr>
                         <w:t>Лист</w:t>
                       </w:r>
-                      <w:proofErr w:type="spellEnd"/>
                     </w:p>
                   </w:txbxContent>
                 </v:textbox>
@@ -18916,23 +18567,7 @@
                           <w:rFonts w:ascii="ISOCPEUR Cyr" w:hAnsi="ISOCPEUR Cyr"/>
                           <w:sz w:val="18"/>
                         </w:rPr>
-                        <w:t xml:space="preserve">№ </w:t>
-                      </w:r>
-                      <w:proofErr w:type="spellStart"/>
-                      <w:r>
-                        <w:rPr>
-                          <w:rFonts w:ascii="ISOCPEUR Cyr" w:hAnsi="ISOCPEUR Cyr"/>
-                          <w:sz w:val="18"/>
-                        </w:rPr>
-                        <w:t>докум</w:t>
-                      </w:r>
-                      <w:proofErr w:type="spellEnd"/>
-                      <w:r>
-                        <w:rPr>
-                          <w:rFonts w:ascii="ISOCPEUR Cyr" w:hAnsi="ISOCPEUR Cyr"/>
-                          <w:sz w:val="18"/>
-                        </w:rPr>
-                        <w:t>.</w:t>
+                        <w:t>№ докум.</w:t>
                       </w:r>
                     </w:p>
                   </w:txbxContent>
@@ -18950,7 +18585,6 @@
                           <w:sz w:val="18"/>
                         </w:rPr>
                       </w:pPr>
-                      <w:proofErr w:type="spellStart"/>
                       <w:r>
                         <w:rPr>
                           <w:rFonts w:ascii="ISOCPEUR Cyr" w:hAnsi="ISOCPEUR Cyr"/>
@@ -18958,7 +18592,6 @@
                         </w:rPr>
                         <w:t>Подпись</w:t>
                       </w:r>
-                      <w:proofErr w:type="spellEnd"/>
                     </w:p>
                   </w:txbxContent>
                 </v:textbox>

--- a/docs/РО БАСР.00360-01 34 01.docx
+++ b/docs/РО БАСР.00360-01 34 01.docx
@@ -85,7 +85,7 @@
               </wp:anchor>
             </w:drawing>
           </mc:Choice>
-          <mc:Fallback xmlns:w16sdtfl="http://schemas.microsoft.com/office/word/2024/wordml/sdtformatlock" xmlns:w16du="http://schemas.microsoft.com/office/word/2023/wordml/word16du" xmlns:oel="http://schemas.microsoft.com/office/2019/extlst">
+          <mc:Fallback xmlns:oel="http://schemas.microsoft.com/office/2019/extlst" xmlns:w16du="http://schemas.microsoft.com/office/word/2023/wordml/word16du" xmlns:w16sdtfl="http://schemas.microsoft.com/office/word/2024/wordml/sdtformatlock">
             <w:pict>
               <v:rect w14:anchorId="4587C1F2" id="Rectangle 30" o:spid="_x0000_s1026" style="position:absolute;margin-left:351pt;margin-top:-27pt;width:126pt;height:27pt;z-index:251659264;visibility:visible;mso-wrap-style:square;mso-width-percent:0;mso-height-percent:0;mso-wrap-distance-left:9pt;mso-wrap-distance-top:0;mso-wrap-distance-right:9pt;mso-wrap-distance-bottom:0;mso-position-horizontal:absolute;mso-position-horizontal-relative:text;mso-position-vertical:absolute;mso-position-vertical-relative:text;mso-width-percent:0;mso-height-percent:0;mso-width-relative:page;mso-height-relative:page;v-text-anchor:top" o:gfxdata="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" stroked="f"/>
             </w:pict>
@@ -3161,7 +3161,7 @@
       <w:r>
         <w:fldChar w:fldCharType="separate"/>
       </w:r>
-      <w:hyperlink w:anchor="_Toc214963269" w:history="1">
+      <w:hyperlink w:anchor="_Toc215053438" w:history="1">
         <w:r>
           <w:rPr>
             <w:rStyle w:val="af8"/>
@@ -3199,7 +3199,7 @@
           <w:rPr>
             <w:webHidden/>
           </w:rPr>
-          <w:instrText xml:space="preserve"> PAGEREF _Toc214963269 \h </w:instrText>
+          <w:instrText xml:space="preserve"> PAGEREF _Toc215053438 \h </w:instrText>
         </w:r>
         <w:r>
           <w:rPr>
@@ -3236,7 +3236,7 @@
           <w:szCs w:val="22"/>
         </w:rPr>
       </w:pPr>
-      <w:hyperlink w:anchor="_Toc214963270" w:history="1">
+      <w:hyperlink w:anchor="_Toc215053439" w:history="1">
         <w:r>
           <w:rPr>
             <w:rStyle w:val="af8"/>
@@ -3274,7 +3274,7 @@
           <w:rPr>
             <w:webHidden/>
           </w:rPr>
-          <w:instrText xml:space="preserve"> PAGEREF _Toc214963270 \h </w:instrText>
+          <w:instrText xml:space="preserve"> PAGEREF _Toc215053439 \h </w:instrText>
         </w:r>
         <w:r>
           <w:rPr>
@@ -3311,7 +3311,7 @@
           <w:szCs w:val="22"/>
         </w:rPr>
       </w:pPr>
-      <w:hyperlink w:anchor="_Toc214963271" w:history="1">
+      <w:hyperlink w:anchor="_Toc215053440" w:history="1">
         <w:r>
           <w:rPr>
             <w:rStyle w:val="af8"/>
@@ -3349,7 +3349,7 @@
           <w:rPr>
             <w:webHidden/>
           </w:rPr>
-          <w:instrText xml:space="preserve"> PAGEREF _Toc214963271 \h </w:instrText>
+          <w:instrText xml:space="preserve"> PAGEREF _Toc215053440 \h </w:instrText>
         </w:r>
         <w:r>
           <w:rPr>
@@ -3386,7 +3386,7 @@
           <w:szCs w:val="22"/>
         </w:rPr>
       </w:pPr>
-      <w:hyperlink w:anchor="_Toc214963272" w:history="1">
+      <w:hyperlink w:anchor="_Toc215053441" w:history="1">
         <w:r>
           <w:rPr>
             <w:rStyle w:val="af8"/>
@@ -3413,7 +3413,7 @@
             <w:noProof/>
             <w:webHidden/>
           </w:rPr>
-          <w:instrText xml:space="preserve"> PAGEREF _Toc214963272 \h </w:instrText>
+          <w:instrText xml:space="preserve"> PAGEREF _Toc215053441 \h </w:instrText>
         </w:r>
         <w:r>
           <w:rPr>
@@ -3454,7 +3454,7 @@
           <w:szCs w:val="22"/>
         </w:rPr>
       </w:pPr>
-      <w:hyperlink w:anchor="_Toc214963273" w:history="1">
+      <w:hyperlink w:anchor="_Toc215053442" w:history="1">
         <w:r>
           <w:rPr>
             <w:rStyle w:val="af8"/>
@@ -3481,7 +3481,7 @@
             <w:noProof/>
             <w:webHidden/>
           </w:rPr>
-          <w:instrText xml:space="preserve"> PAGEREF _Toc214963273 \h </w:instrText>
+          <w:instrText xml:space="preserve"> PAGEREF _Toc215053442 \h </w:instrText>
         </w:r>
         <w:r>
           <w:rPr>
@@ -3522,7 +3522,7 @@
           <w:szCs w:val="22"/>
         </w:rPr>
       </w:pPr>
-      <w:hyperlink w:anchor="_Toc214963274" w:history="1">
+      <w:hyperlink w:anchor="_Toc215053443" w:history="1">
         <w:r>
           <w:rPr>
             <w:rStyle w:val="af8"/>
@@ -3549,7 +3549,7 @@
             <w:noProof/>
             <w:webHidden/>
           </w:rPr>
-          <w:instrText xml:space="preserve"> PAGEREF _Toc214963274 \h </w:instrText>
+          <w:instrText xml:space="preserve"> PAGEREF _Toc215053443 \h </w:instrText>
         </w:r>
         <w:r>
           <w:rPr>
@@ -3590,7 +3590,7 @@
           <w:szCs w:val="22"/>
         </w:rPr>
       </w:pPr>
-      <w:hyperlink w:anchor="_Toc214963275" w:history="1">
+      <w:hyperlink w:anchor="_Toc215053444" w:history="1">
         <w:r>
           <w:rPr>
             <w:rStyle w:val="af8"/>
@@ -3633,7 +3633,7 @@
             <w:noProof/>
             <w:webHidden/>
           </w:rPr>
-          <w:instrText xml:space="preserve"> PAGEREF _Toc214963275 \h </w:instrText>
+          <w:instrText xml:space="preserve"> PAGEREF _Toc215053444 \h </w:instrText>
         </w:r>
         <w:r>
           <w:rPr>
@@ -3674,7 +3674,7 @@
           <w:szCs w:val="22"/>
         </w:rPr>
       </w:pPr>
-      <w:hyperlink w:anchor="_Toc214963276" w:history="1">
+      <w:hyperlink w:anchor="_Toc215053445" w:history="1">
         <w:r>
           <w:rPr>
             <w:rStyle w:val="af8"/>
@@ -3717,7 +3717,7 @@
             <w:noProof/>
             <w:webHidden/>
           </w:rPr>
-          <w:instrText xml:space="preserve"> PAGEREF _Toc214963276 \h </w:instrText>
+          <w:instrText xml:space="preserve"> PAGEREF _Toc215053445 \h </w:instrText>
         </w:r>
         <w:r>
           <w:rPr>
@@ -3750,6 +3750,174 @@
     </w:p>
     <w:p>
       <w:pPr>
+        <w:pStyle w:val="22"/>
+        <w:rPr>
+          <w:rFonts w:asciiTheme="minorHAnsi" w:eastAsiaTheme="minorEastAsia" w:hAnsiTheme="minorHAnsi" w:cstheme="minorBidi"/>
+          <w:noProof/>
+          <w:sz w:val="22"/>
+          <w:szCs w:val="22"/>
+        </w:rPr>
+      </w:pPr>
+      <w:hyperlink w:anchor="_Toc215053446" w:history="1">
+        <w:r>
+          <w:rPr>
+            <w:rStyle w:val="af8"/>
+            <w:noProof/>
+          </w:rPr>
+          <w:t>3.5</w:t>
+        </w:r>
+        <w:r>
+          <w:rPr>
+            <w:rFonts w:asciiTheme="minorHAnsi" w:eastAsiaTheme="minorEastAsia" w:hAnsiTheme="minorHAnsi" w:cstheme="minorBidi"/>
+            <w:noProof/>
+            <w:sz w:val="22"/>
+            <w:szCs w:val="22"/>
+          </w:rPr>
+          <w:tab/>
+        </w:r>
+        <w:r>
+          <w:rPr>
+            <w:rStyle w:val="af8"/>
+            <w:noProof/>
+          </w:rPr>
+          <w:t>Поиск областей</w:t>
+        </w:r>
+        <w:r>
+          <w:rPr>
+            <w:noProof/>
+            <w:webHidden/>
+          </w:rPr>
+          <w:tab/>
+        </w:r>
+        <w:r>
+          <w:rPr>
+            <w:noProof/>
+            <w:webHidden/>
+          </w:rPr>
+          <w:fldChar w:fldCharType="begin"/>
+        </w:r>
+        <w:r>
+          <w:rPr>
+            <w:noProof/>
+            <w:webHidden/>
+          </w:rPr>
+          <w:instrText xml:space="preserve"> PAGEREF _Toc215053446 \h </w:instrText>
+        </w:r>
+        <w:r>
+          <w:rPr>
+            <w:noProof/>
+            <w:webHidden/>
+          </w:rPr>
+        </w:r>
+        <w:r>
+          <w:rPr>
+            <w:noProof/>
+            <w:webHidden/>
+          </w:rPr>
+          <w:fldChar w:fldCharType="separate"/>
+        </w:r>
+        <w:r>
+          <w:rPr>
+            <w:noProof/>
+            <w:webHidden/>
+          </w:rPr>
+          <w:t>12</w:t>
+        </w:r>
+        <w:r>
+          <w:rPr>
+            <w:noProof/>
+            <w:webHidden/>
+          </w:rPr>
+          <w:fldChar w:fldCharType="end"/>
+        </w:r>
+      </w:hyperlink>
+    </w:p>
+    <w:p>
+      <w:pPr>
+        <w:pStyle w:val="22"/>
+        <w:rPr>
+          <w:rFonts w:asciiTheme="minorHAnsi" w:eastAsiaTheme="minorEastAsia" w:hAnsiTheme="minorHAnsi" w:cstheme="minorBidi"/>
+          <w:noProof/>
+          <w:sz w:val="22"/>
+          <w:szCs w:val="22"/>
+        </w:rPr>
+      </w:pPr>
+      <w:hyperlink w:anchor="_Toc215053447" w:history="1">
+        <w:r>
+          <w:rPr>
+            <w:rStyle w:val="af8"/>
+            <w:noProof/>
+          </w:rPr>
+          <w:t>3.6</w:t>
+        </w:r>
+        <w:r>
+          <w:rPr>
+            <w:rFonts w:asciiTheme="minorHAnsi" w:eastAsiaTheme="minorEastAsia" w:hAnsiTheme="minorHAnsi" w:cstheme="minorBidi"/>
+            <w:noProof/>
+            <w:sz w:val="22"/>
+            <w:szCs w:val="22"/>
+          </w:rPr>
+          <w:tab/>
+        </w:r>
+        <w:r>
+          <w:rPr>
+            <w:rStyle w:val="af8"/>
+            <w:noProof/>
+          </w:rPr>
+          <w:t>Построение градиента усыхания по временному ряду</w:t>
+        </w:r>
+        <w:r>
+          <w:rPr>
+            <w:noProof/>
+            <w:webHidden/>
+          </w:rPr>
+          <w:tab/>
+        </w:r>
+        <w:r>
+          <w:rPr>
+            <w:noProof/>
+            <w:webHidden/>
+          </w:rPr>
+          <w:fldChar w:fldCharType="begin"/>
+        </w:r>
+        <w:r>
+          <w:rPr>
+            <w:noProof/>
+            <w:webHidden/>
+          </w:rPr>
+          <w:instrText xml:space="preserve"> PAGEREF _Toc215053447 \h </w:instrText>
+        </w:r>
+        <w:r>
+          <w:rPr>
+            <w:noProof/>
+            <w:webHidden/>
+          </w:rPr>
+        </w:r>
+        <w:r>
+          <w:rPr>
+            <w:noProof/>
+            <w:webHidden/>
+          </w:rPr>
+          <w:fldChar w:fldCharType="separate"/>
+        </w:r>
+        <w:r>
+          <w:rPr>
+            <w:noProof/>
+            <w:webHidden/>
+          </w:rPr>
+          <w:t>13</w:t>
+        </w:r>
+        <w:r>
+          <w:rPr>
+            <w:noProof/>
+            <w:webHidden/>
+          </w:rPr>
+          <w:fldChar w:fldCharType="end"/>
+        </w:r>
+      </w:hyperlink>
+    </w:p>
+    <w:p>
+      <w:pPr>
         <w:pStyle w:val="12"/>
         <w:rPr>
           <w:rFonts w:asciiTheme="minorHAnsi" w:eastAsiaTheme="minorEastAsia" w:hAnsiTheme="minorHAnsi" w:cstheme="minorBidi"/>
@@ -3758,7 +3926,7 @@
           <w:szCs w:val="22"/>
         </w:rPr>
       </w:pPr>
-      <w:hyperlink w:anchor="_Toc214963277" w:history="1">
+      <w:hyperlink w:anchor="_Toc215053448" w:history="1">
         <w:r>
           <w:rPr>
             <w:rStyle w:val="af8"/>
@@ -3796,68 +3964,7 @@
           <w:rPr>
             <w:webHidden/>
           </w:rPr>
-          <w:instrText xml:space="preserve"> PAGEREF _Toc214963277 \h </w:instrText>
-        </w:r>
-        <w:r>
-          <w:rPr>
-            <w:webHidden/>
-          </w:rPr>
-        </w:r>
-        <w:r>
-          <w:rPr>
-            <w:webHidden/>
-          </w:rPr>
-          <w:fldChar w:fldCharType="separate"/>
-        </w:r>
-        <w:r>
-          <w:rPr>
-            <w:webHidden/>
-          </w:rPr>
-          <w:t>13</w:t>
-        </w:r>
-        <w:r>
-          <w:rPr>
-            <w:webHidden/>
-          </w:rPr>
-          <w:fldChar w:fldCharType="end"/>
-        </w:r>
-      </w:hyperlink>
-    </w:p>
-    <w:p>
-      <w:pPr>
-        <w:pStyle w:val="12"/>
-        <w:rPr>
-          <w:rFonts w:asciiTheme="minorHAnsi" w:eastAsiaTheme="minorEastAsia" w:hAnsiTheme="minorHAnsi" w:cstheme="minorBidi"/>
-          <w:caps w:val="0"/>
-          <w:sz w:val="22"/>
-          <w:szCs w:val="22"/>
-        </w:rPr>
-      </w:pPr>
-      <w:hyperlink w:anchor="_Toc214963278" w:history="1">
-        <w:r>
-          <w:rPr>
-            <w:rStyle w:val="af8"/>
-            <w:kern w:val="32"/>
-          </w:rPr>
-          <w:t>Приложение А – Сообщения об ошибках</w:t>
-        </w:r>
-        <w:r>
-          <w:rPr>
-            <w:webHidden/>
-          </w:rPr>
-          <w:tab/>
-        </w:r>
-        <w:r>
-          <w:rPr>
-            <w:webHidden/>
-          </w:rPr>
-          <w:fldChar w:fldCharType="begin"/>
-        </w:r>
-        <w:r>
-          <w:rPr>
-            <w:webHidden/>
-          </w:rPr>
-          <w:instrText xml:space="preserve"> PAGEREF _Toc214963278 \h </w:instrText>
+          <w:instrText xml:space="preserve"> PAGEREF _Toc215053448 \h </w:instrText>
         </w:r>
         <w:r>
           <w:rPr>
@@ -3894,12 +4001,13 @@
           <w:szCs w:val="22"/>
         </w:rPr>
       </w:pPr>
-      <w:hyperlink w:anchor="_Toc214963279" w:history="1">
+      <w:hyperlink w:anchor="_Toc215053449" w:history="1">
         <w:r>
           <w:rPr>
             <w:rStyle w:val="af8"/>
+            <w:kern w:val="32"/>
           </w:rPr>
-          <w:t>ЛИСТ РЕГИСТРАЦИИ ИЗМЕНЕНИЙ</w:t>
+          <w:t>Приложение А – Сообщения об ошибках</w:t>
         </w:r>
         <w:r>
           <w:rPr>
@@ -3917,7 +4025,7 @@
           <w:rPr>
             <w:webHidden/>
           </w:rPr>
-          <w:instrText xml:space="preserve"> PAGEREF _Toc214963279 \h </w:instrText>
+          <w:instrText xml:space="preserve"> PAGEREF _Toc215053449 \h </w:instrText>
         </w:r>
         <w:r>
           <w:rPr>
@@ -3946,6 +4054,66 @@
     </w:p>
     <w:p>
       <w:pPr>
+        <w:pStyle w:val="12"/>
+        <w:rPr>
+          <w:rFonts w:asciiTheme="minorHAnsi" w:eastAsiaTheme="minorEastAsia" w:hAnsiTheme="minorHAnsi" w:cstheme="minorBidi"/>
+          <w:caps w:val="0"/>
+          <w:sz w:val="22"/>
+          <w:szCs w:val="22"/>
+        </w:rPr>
+      </w:pPr>
+      <w:hyperlink w:anchor="_Toc215053450" w:history="1">
+        <w:r>
+          <w:rPr>
+            <w:rStyle w:val="af8"/>
+          </w:rPr>
+          <w:t>ЛИСТ РЕГИСТРАЦИИ ИЗМЕНЕНИЙ</w:t>
+        </w:r>
+        <w:r>
+          <w:rPr>
+            <w:webHidden/>
+          </w:rPr>
+          <w:tab/>
+        </w:r>
+        <w:r>
+          <w:rPr>
+            <w:webHidden/>
+          </w:rPr>
+          <w:fldChar w:fldCharType="begin"/>
+        </w:r>
+        <w:r>
+          <w:rPr>
+            <w:webHidden/>
+          </w:rPr>
+          <w:instrText xml:space="preserve"> PAGEREF _Toc215053450 \h </w:instrText>
+        </w:r>
+        <w:r>
+          <w:rPr>
+            <w:webHidden/>
+          </w:rPr>
+        </w:r>
+        <w:r>
+          <w:rPr>
+            <w:webHidden/>
+          </w:rPr>
+          <w:fldChar w:fldCharType="separate"/>
+        </w:r>
+        <w:r>
+          <w:rPr>
+            <w:webHidden/>
+          </w:rPr>
+          <w:t>17</w:t>
+        </w:r>
+        <w:r>
+          <w:rPr>
+            <w:webHidden/>
+          </w:rPr>
+          <w:fldChar w:fldCharType="end"/>
+        </w:r>
+      </w:hyperlink>
+    </w:p>
+    <w:p>
+      <w:pPr>
         <w:ind w:firstLine="0"/>
         <w:jc w:val="center"/>
         <w:rPr>
@@ -4460,7 +4628,7 @@
           <w:numId w:val="6"/>
         </w:numPr>
       </w:pPr>
-      <w:bookmarkStart w:id="23" w:name="_Toc214963269"/>
+      <w:bookmarkStart w:id="23" w:name="_Toc215053438"/>
       <w:r>
         <w:t>НАЗНАЧЕНИЕ ПРОГРАММЫ</w:t>
       </w:r>
@@ -4575,7 +4743,7 @@
           <w:numId w:val="6"/>
         </w:numPr>
       </w:pPr>
-      <w:bookmarkStart w:id="24" w:name="_Toc214963270"/>
+      <w:bookmarkStart w:id="24" w:name="_Toc215053439"/>
       <w:r>
         <w:t>УСЛОВИЯ ВЫПОЛНЕНИЯ ПРОГРАММЫ</w:t>
       </w:r>
@@ -5037,7 +5205,7 @@
         </w:numPr>
         <w:ind w:left="0" w:firstLine="0"/>
       </w:pPr>
-      <w:bookmarkStart w:id="25" w:name="_Toc214963271"/>
+      <w:bookmarkStart w:id="25" w:name="_Toc215053440"/>
       <w:r>
         <w:lastRenderedPageBreak/>
         <w:t>ВЫПОЛНЕНИЕ ПРОГРАММЫ</w:t>
@@ -5053,7 +5221,7 @@
           <w:bCs w:val="0"/>
         </w:rPr>
       </w:pPr>
-      <w:bookmarkStart w:id="27" w:name="_Toc214963272"/>
+      <w:bookmarkStart w:id="27" w:name="_Toc215053441"/>
       <w:r>
         <w:rPr>
           <w:bCs w:val="0"/>
@@ -5319,7 +5487,7 @@
           <w:bCs w:val="0"/>
         </w:rPr>
       </w:pPr>
-      <w:bookmarkStart w:id="30" w:name="_Toc214963273"/>
+      <w:bookmarkStart w:id="30" w:name="_Toc215053442"/>
       <w:r>
         <w:rPr>
           <w:bCs w:val="0"/>
@@ -6382,7 +6550,7 @@
       <w:pPr>
         <w:pStyle w:val="3"/>
       </w:pPr>
-      <w:bookmarkStart w:id="31" w:name="_Toc214963274"/>
+      <w:bookmarkStart w:id="31" w:name="_Toc215053443"/>
       <w:r>
         <w:lastRenderedPageBreak/>
         <w:t>Выделение областей</w:t>
@@ -6516,7 +6684,7 @@
         </w:numPr>
         <w:ind w:left="1588" w:hanging="519"/>
       </w:pPr>
-      <w:bookmarkStart w:id="32" w:name="_Toc214963275"/>
+      <w:bookmarkStart w:id="32" w:name="_Toc215053444"/>
       <w:r>
         <w:t>Композиция спектральных каналов</w:t>
       </w:r>
@@ -6874,7 +7042,7 @@
         </w:numPr>
         <w:ind w:left="1588" w:hanging="519"/>
       </w:pPr>
-      <w:bookmarkStart w:id="33" w:name="_Toc214963276"/>
+      <w:bookmarkStart w:id="33" w:name="_Toc215053445"/>
       <w:r>
         <w:t>Регулировка яркости и насыщенности</w:t>
       </w:r>
@@ -7026,9 +7194,11 @@
           <w:numId w:val="29"/>
         </w:numPr>
       </w:pPr>
+      <w:bookmarkStart w:id="34" w:name="_Toc215053446"/>
       <w:r>
         <w:t>Поиск областей</w:t>
       </w:r>
+      <w:bookmarkEnd w:id="34"/>
     </w:p>
     <w:p>
       <w:pPr>
@@ -7040,13 +7210,85 @@
         <w:rPr>
           <w:lang w:eastAsia="en-US"/>
         </w:rPr>
-        <w:t>Поиск областей можно осуществлять, используя Евклидову метрику или спектральный угол. Для этого достаточно выбрать метод поиска и пороговое значение. После выбора параметров нажать кнопку «Запуск поиска».</w:t>
-      </w:r>
-      <w:r>
-        <w:rPr>
-          <w:lang w:eastAsia="en-US"/>
-        </w:rPr>
-        <w:t xml:space="preserve"> Перед поиском появляется диалоговое окно, предлагающее оператору выбрать </w:t>
+        <w:t>Поиск областей можно осуществлять, используя Евклидову метрику или спектральный угол. Для этого достаточно выбрать метод поиска</w:t>
+      </w:r>
+      <w:r>
+        <w:rPr>
+          <w:lang w:eastAsia="en-US"/>
+        </w:rPr>
+        <w:t>,</w:t>
+      </w:r>
+      <w:r>
+        <w:rPr>
+          <w:lang w:eastAsia="en-US"/>
+        </w:rPr>
+        <w:t xml:space="preserve"> пороговое значение</w:t>
+      </w:r>
+      <w:r>
+        <w:rPr>
+          <w:lang w:eastAsia="en-US"/>
+        </w:rPr>
+        <w:t xml:space="preserve"> </w:t>
+      </w:r>
+      <w:r>
+        <w:rPr>
+          <w:lang w:eastAsia="en-US"/>
+        </w:rPr>
+        <w:t xml:space="preserve">и образец </w:t>
+      </w:r>
+      <w:r>
+        <w:rPr>
+          <w:lang w:eastAsia="en-US"/>
+        </w:rPr>
+        <w:t xml:space="preserve">спектра </w:t>
+      </w:r>
+      <w:r>
+        <w:rPr>
+          <w:lang w:eastAsia="en-US"/>
+        </w:rPr>
+        <w:t>для поиска</w:t>
+      </w:r>
+      <w:r>
+        <w:rPr>
+          <w:lang w:eastAsia="en-US"/>
+        </w:rPr>
+        <w:t xml:space="preserve">. </w:t>
+      </w:r>
+      <w:r>
+        <w:rPr>
+          <w:lang w:eastAsia="en-US"/>
+        </w:rPr>
+        <w:t xml:space="preserve">Образец спектра выбирается двойным нажатием на левую клавишу мыши. Подтверждением того, что спектр для поиска выбран - является красное перекрестие в квадрате. Образец спектра для поиска можно посмотреть на графике рисунок 3.5.1. </w:t>
+      </w:r>
+      <w:r>
+        <w:rPr>
+          <w:lang w:eastAsia="en-US"/>
+        </w:rPr>
+        <w:t>После выбора параметров нажать кнопку «Запуск поиска».</w:t>
+      </w:r>
+      <w:r>
+        <w:rPr>
+          <w:lang w:eastAsia="en-US"/>
+        </w:rPr>
+        <w:t xml:space="preserve"> Перед поиском появляется диалоговое окно</w:t>
+      </w:r>
+      <w:r>
+        <w:rPr>
+          <w:lang w:eastAsia="en-US"/>
+        </w:rPr>
+        <w:t xml:space="preserve"> - рисунок</w:t>
+      </w:r>
+      <w:r>
+        <w:rPr>
+          <w:lang w:eastAsia="en-US"/>
+        </w:rPr>
+        <w:t xml:space="preserve"> 3.5.2</w:t>
+      </w:r>
+      <w:r>
+        <w:rPr>
+          <w:lang w:eastAsia="en-US"/>
+        </w:rPr>
+        <w:t xml:space="preserve">, предлагающее оператору выбрать </w:t>
       </w:r>
       <w:r>
         <w:rPr>
@@ -7071,24 +7313,36 @@
           <w:lang w:eastAsia="en-US"/>
         </w:rPr>
         <w:t xml:space="preserve"> соответствующие критерию поиска.</w:t>
+      </w:r>
+      <w:r>
+        <w:rPr>
+          <w:lang w:eastAsia="en-US"/>
+        </w:rPr>
+        <w:t xml:space="preserve"> Пороговое значение целесообразно подбирать исходя из допустимых значений евклидовой метрики или спектрального угла для определённой поверхности.</w:t>
+      </w:r>
+      <w:r>
+        <w:rPr>
+          <w:lang w:eastAsia="en-US"/>
+        </w:rPr>
+        <w:t xml:space="preserve"> Величину порогового значения можно оценить на основании отображаемой метрики для текущего пикселя.</w:t>
       </w:r>
     </w:p>
     <w:p>
       <w:pPr>
-        <w:rPr>
-          <w:lang w:eastAsia="en-US"/>
-        </w:rPr>
-      </w:pPr>
-      <w:r>
-        <w:rPr>
-          <w:noProof/>
+        <w:jc w:val="center"/>
+        <w:rPr>
+          <w:lang w:eastAsia="en-US"/>
+        </w:rPr>
+      </w:pPr>
+      <w:r>
+        <w:rPr>
           <w:lang w:eastAsia="en-US"/>
         </w:rPr>
         <w:drawing>
-          <wp:inline distT="0" distB="0" distL="0" distR="0" wp14:anchorId="778D4546" wp14:editId="2522C466">
-            <wp:extent cx="4162425" cy="3605867"/>
+          <wp:inline distT="0" distB="0" distL="0" distR="0" wp14:anchorId="4C56B50C" wp14:editId="61B7DF24">
+            <wp:extent cx="3438525" cy="1950448"/>
             <wp:effectExtent l="0" t="0" r="0" b="0"/>
-            <wp:docPr id="6" name="Рисунок 6"/>
+            <wp:docPr id="20" name="Рисунок 20"/>
             <wp:cNvGraphicFramePr>
               <a:graphicFrameLocks xmlns:a="http://schemas.openxmlformats.org/drawingml/2006/main" noChangeAspect="1"/>
             </wp:cNvGraphicFramePr>
@@ -7108,7 +7362,7 @@
                   <pic:spPr>
                     <a:xfrm>
                       <a:off x="0" y="0"/>
-                      <a:ext cx="4166312" cy="3609234"/>
+                      <a:ext cx="3445633" cy="1954480"/>
                     </a:xfrm>
                     <a:prstGeom prst="rect">
                       <a:avLst/>
@@ -7123,6 +7377,7 @@
     </w:p>
     <w:p>
       <w:pPr>
+        <w:jc w:val="center"/>
         <w:rPr>
           <w:lang w:eastAsia="en-US"/>
         </w:rPr>
@@ -7130,61 +7385,42 @@
     </w:p>
     <w:p>
       <w:pPr>
-        <w:rPr>
-          <w:lang w:eastAsia="en-US"/>
-        </w:rPr>
-      </w:pPr>
-      <w:r>
-        <w:rPr>
-          <w:lang w:eastAsia="en-US"/>
-        </w:rPr>
-        <w:t>Рисунок 3.5.1 Диалоговое окно выбора цвета</w:t>
+        <w:jc w:val="center"/>
+        <w:rPr>
+          <w:lang w:eastAsia="en-US"/>
+        </w:rPr>
+      </w:pPr>
+      <w:r>
+        <w:rPr>
+          <w:lang w:eastAsia="en-US"/>
+        </w:rPr>
+        <w:t xml:space="preserve">Рисунок 3.5.1 Пример </w:t>
+      </w:r>
+      <w:r>
+        <w:rPr>
+          <w:lang w:eastAsia="en-US"/>
+        </w:rPr>
+        <w:t>образца для поиска</w:t>
       </w:r>
     </w:p>
     <w:p>
       <w:pPr>
-        <w:rPr>
-          <w:lang w:eastAsia="en-US"/>
-        </w:rPr>
-      </w:pPr>
-    </w:p>
-    <w:p>
-      <w:pPr>
-        <w:rPr>
-          <w:lang w:eastAsia="en-US"/>
-        </w:rPr>
-      </w:pPr>
-      <w:r>
-        <w:rPr>
+        <w:jc w:val="center"/>
+        <w:rPr>
+          <w:lang w:eastAsia="en-US"/>
+        </w:rPr>
+      </w:pPr>
+      <w:r>
+        <w:rPr>
+          <w:noProof/>
           <w:lang w:eastAsia="en-US"/>
         </w:rPr>
         <w:lastRenderedPageBreak/>
-        <w:t xml:space="preserve">Примеры результатов поиска воды и </w:t>
-      </w:r>
-      <w:r>
-        <w:rPr>
-          <w:lang w:eastAsia="en-US"/>
-        </w:rPr>
-        <w:t>леса.</w:t>
-      </w:r>
-    </w:p>
-    <w:p>
-      <w:pPr>
-        <w:ind w:firstLine="0"/>
-        <w:rPr>
-          <w:lang w:eastAsia="en-US"/>
-        </w:rPr>
-      </w:pPr>
-      <w:r>
-        <w:rPr>
-          <w:noProof/>
-          <w:lang w:eastAsia="en-US"/>
-        </w:rPr>
         <w:drawing>
-          <wp:inline distT="0" distB="0" distL="0" distR="0" wp14:anchorId="58199E68" wp14:editId="3CFEF266">
-            <wp:extent cx="6120130" cy="3322955"/>
-            <wp:effectExtent l="0" t="0" r="0" b="0"/>
-            <wp:docPr id="7" name="Рисунок 7"/>
+          <wp:inline distT="0" distB="0" distL="0" distR="0" wp14:anchorId="778D4546" wp14:editId="3893D1B0">
+            <wp:extent cx="2019300" cy="1749300"/>
+            <wp:effectExtent l="0" t="0" r="0" b="3810"/>
+            <wp:docPr id="6" name="Рисунок 6"/>
             <wp:cNvGraphicFramePr>
               <a:graphicFrameLocks xmlns:a="http://schemas.openxmlformats.org/drawingml/2006/main" noChangeAspect="1"/>
             </wp:cNvGraphicFramePr>
@@ -7204,7 +7440,7 @@
                   <pic:spPr>
                     <a:xfrm>
                       <a:off x="0" y="0"/>
-                      <a:ext cx="6120130" cy="3322955"/>
+                      <a:ext cx="2030328" cy="1758854"/>
                     </a:xfrm>
                     <a:prstGeom prst="rect">
                       <a:avLst/>
@@ -7219,17 +7455,10 @@
     </w:p>
     <w:p>
       <w:pPr>
-        <w:jc w:val="center"/>
-        <w:rPr>
-          <w:lang w:eastAsia="en-US"/>
-        </w:rPr>
-      </w:pPr>
-      <w:r>
-        <w:rPr>
-          <w:lang w:eastAsia="en-US"/>
-        </w:rPr>
-        <w:t>Рисунок 3.5.2 Результаты поиска</w:t>
-      </w:r>
+        <w:rPr>
+          <w:lang w:eastAsia="en-US"/>
+        </w:rPr>
+      </w:pPr>
     </w:p>
     <w:p>
       <w:pPr>
@@ -7237,10 +7466,27 @@
           <w:lang w:eastAsia="en-US"/>
         </w:rPr>
       </w:pPr>
+      <w:r>
+        <w:rPr>
+          <w:lang w:eastAsia="en-US"/>
+        </w:rPr>
+        <w:t>Рисунок 3.5.</w:t>
+      </w:r>
+      <w:r>
+        <w:rPr>
+          <w:lang w:eastAsia="en-US"/>
+        </w:rPr>
+        <w:t>2</w:t>
+      </w:r>
+      <w:r>
+        <w:rPr>
+          <w:lang w:eastAsia="en-US"/>
+        </w:rPr>
+        <w:t xml:space="preserve"> Диалоговое окно выбора цвета</w:t>
+      </w:r>
     </w:p>
     <w:p>
       <w:pPr>
-        <w:ind w:firstLine="0"/>
         <w:rPr>
           <w:lang w:eastAsia="en-US"/>
         </w:rPr>
@@ -7248,137 +7494,47 @@
     </w:p>
     <w:p>
       <w:pPr>
-        <w:pStyle w:val="1d"/>
-        <w:numPr>
-          <w:ilvl w:val="0"/>
-          <w:numId w:val="29"/>
-        </w:numPr>
-      </w:pPr>
-      <w:bookmarkStart w:id="34" w:name="_Toc214963277"/>
-      <w:r>
-        <w:t>СООБЩЕНИЯ ОПЕРАТОРУ</w:t>
-      </w:r>
-      <w:bookmarkEnd w:id="34"/>
+        <w:rPr>
+          <w:lang w:eastAsia="en-US"/>
+        </w:rPr>
+      </w:pPr>
+      <w:r>
+        <w:rPr>
+          <w:lang w:eastAsia="en-US"/>
+        </w:rPr>
+        <w:t xml:space="preserve">Примеры результатов поиска воды и </w:t>
+      </w:r>
+      <w:r>
+        <w:rPr>
+          <w:lang w:eastAsia="en-US"/>
+        </w:rPr>
+        <w:t>леса</w:t>
+      </w:r>
+      <w:r>
+        <w:rPr>
+          <w:lang w:eastAsia="en-US"/>
+        </w:rPr>
+        <w:t xml:space="preserve"> изображены на рисунке 3.5.3.</w:t>
+      </w:r>
     </w:p>
     <w:p>
       <w:pPr>
-        <w:rPr>
-          <w:szCs w:val="26"/>
-          <w:lang w:eastAsia="en-US"/>
-        </w:rPr>
-      </w:pPr>
-      <w:r>
-        <w:rPr>
-          <w:lang w:eastAsia="en-US"/>
-        </w:rPr>
-        <w:t>При попытке ввода ошибочных данных пользователю отображаются соответствующие ошибки. Кроме того, в случае неисправностей программы оператору также отображаются сообщения об ошибке.</w:t>
-      </w:r>
-      <w:r>
-        <w:rPr>
-          <w:szCs w:val="26"/>
-          <w:lang w:eastAsia="en-US"/>
-        </w:rPr>
-        <w:t xml:space="preserve"> При попытках совершить действие, выполнение которого невозможно, оператору выводятся предупреждения с рекомендациями. Также в программе имеются информационные сообщения, которые описаны в главе 3 настоящего документа, так как являются рядовой частью программы и возникают постоянно при работе определенного функционала, являясь его результатом по своей сути.</w:t>
-      </w:r>
-    </w:p>
-    <w:p>
-      <w:pPr>
-        <w:ind w:firstLine="0"/>
-        <w:rPr>
-          <w:lang w:eastAsia="en-US"/>
-        </w:rPr>
-      </w:pPr>
-    </w:p>
-    <w:p>
-      <w:pPr>
-        <w:rPr>
-          <w:szCs w:val="26"/>
-          <w:lang w:eastAsia="en-US"/>
-        </w:rPr>
-      </w:pPr>
-    </w:p>
-    <w:p>
-      <w:pPr>
-        <w:spacing w:line="240" w:lineRule="auto"/>
-        <w:ind w:firstLine="0"/>
-        <w:jc w:val="left"/>
-        <w:rPr>
-          <w:szCs w:val="26"/>
-          <w:lang w:eastAsia="en-US"/>
-        </w:rPr>
-      </w:pPr>
-      <w:r>
-        <w:rPr>
-          <w:szCs w:val="26"/>
-          <w:lang w:eastAsia="en-US"/>
-        </w:rPr>
-        <w:br w:type="page"/>
-      </w:r>
-    </w:p>
-    <w:p>
-      <w:pPr>
-        <w:rPr>
-          <w:szCs w:val="26"/>
-          <w:lang w:eastAsia="en-US"/>
-        </w:rPr>
-      </w:pPr>
-    </w:p>
-    <w:p>
-      <w:pPr>
-        <w:ind w:firstLine="0"/>
-        <w:rPr>
-          <w:szCs w:val="26"/>
-          <w:lang w:eastAsia="en-US"/>
-        </w:rPr>
-      </w:pPr>
-    </w:p>
-    <w:p>
-      <w:pPr>
-        <w:keepNext/>
-        <w:spacing w:after="240" w:line="300" w:lineRule="auto"/>
-        <w:jc w:val="center"/>
-        <w:outlineLvl w:val="0"/>
-        <w:rPr>
-          <w:kern w:val="32"/>
-          <w:szCs w:val="28"/>
-        </w:rPr>
-      </w:pPr>
-      <w:bookmarkStart w:id="35" w:name="_Toc214963278"/>
-      <w:r>
-        <w:rPr>
-          <w:kern w:val="32"/>
-          <w:szCs w:val="28"/>
-        </w:rPr>
-        <w:t>Приложение А – Сообщения об ошибках</w:t>
-      </w:r>
-      <w:bookmarkEnd w:id="35"/>
-    </w:p>
-    <w:p>
-      <w:pPr>
         <w:ind w:firstLine="0"/>
         <w:jc w:val="center"/>
         <w:rPr>
-          <w:kern w:val="32"/>
-          <w:szCs w:val="28"/>
-        </w:rPr>
-      </w:pPr>
-    </w:p>
-    <w:p>
-      <w:pPr>
-        <w:pStyle w:val="affff0"/>
+          <w:lang w:eastAsia="en-US"/>
+        </w:rPr>
+      </w:pPr>
+      <w:r>
         <w:rPr>
           <w:noProof/>
-        </w:rPr>
-      </w:pPr>
-      <w:r>
-        <w:rPr>
-          <w:noProof/>
+          <w:lang w:eastAsia="en-US"/>
         </w:rPr>
         <w:drawing>
-          <wp:inline distT="0" distB="0" distL="0" distR="0" wp14:anchorId="6A80D2FE" wp14:editId="6B2B4E7C">
-            <wp:extent cx="2114845" cy="1629002"/>
-            <wp:effectExtent l="0" t="0" r="0" b="9525"/>
-            <wp:docPr id="8" name="Рисунок 8"/>
+          <wp:inline distT="0" distB="0" distL="0" distR="0" wp14:anchorId="58199E68" wp14:editId="3CFEF266">
+            <wp:extent cx="6120130" cy="3322955"/>
+            <wp:effectExtent l="0" t="0" r="0" b="0"/>
+            <wp:docPr id="7" name="Рисунок 7"/>
             <wp:cNvGraphicFramePr>
               <a:graphicFrameLocks xmlns:a="http://schemas.openxmlformats.org/drawingml/2006/main" noChangeAspect="1"/>
             </wp:cNvGraphicFramePr>
@@ -7398,7 +7554,7 @@
                   <pic:spPr>
                     <a:xfrm>
                       <a:off x="0" y="0"/>
-                      <a:ext cx="2114845" cy="1629002"/>
+                      <a:ext cx="6120130" cy="3322955"/>
                     </a:xfrm>
                     <a:prstGeom prst="rect">
                       <a:avLst/>
@@ -7413,56 +7569,131 @@
     </w:p>
     <w:p>
       <w:pPr>
-        <w:pStyle w:val="affff0"/>
-        <w:rPr>
-          <w:noProof/>
-        </w:rPr>
-      </w:pPr>
+        <w:jc w:val="center"/>
+        <w:rPr>
+          <w:lang w:eastAsia="en-US"/>
+        </w:rPr>
+      </w:pPr>
+      <w:r>
+        <w:rPr>
+          <w:lang w:eastAsia="en-US"/>
+        </w:rPr>
+        <w:t>Рисунок 3.5.</w:t>
+      </w:r>
+      <w:r>
+        <w:rPr>
+          <w:lang w:eastAsia="en-US"/>
+        </w:rPr>
+        <w:t>3</w:t>
+      </w:r>
+      <w:r>
+        <w:rPr>
+          <w:lang w:eastAsia="en-US"/>
+        </w:rPr>
+        <w:t xml:space="preserve"> Результаты поиска</w:t>
+      </w:r>
     </w:p>
     <w:p>
       <w:pPr>
-        <w:pStyle w:val="affff0"/>
-        <w:spacing w:line="360" w:lineRule="auto"/>
-      </w:pPr>
-      <w:r>
-        <w:t>Рисунок А</w:t>
-      </w:r>
-      <w:r>
-        <w:t>1</w:t>
-      </w:r>
-      <w:r>
-        <w:t xml:space="preserve"> – Ошибка </w:t>
-      </w:r>
-      <w:r>
-        <w:t>загрузки данных</w:t>
+        <w:tabs>
+          <w:tab w:val="left" w:pos="3413"/>
+        </w:tabs>
+        <w:rPr>
+          <w:lang w:eastAsia="en-US"/>
+        </w:rPr>
+      </w:pPr>
+      <w:r>
+        <w:rPr>
+          <w:lang w:eastAsia="en-US"/>
+        </w:rPr>
+        <w:tab/>
       </w:r>
     </w:p>
     <w:p>
       <w:pPr>
-        <w:ind w:firstLine="0"/>
-        <w:jc w:val="center"/>
-        <w:rPr>
-          <w:kern w:val="32"/>
-          <w:szCs w:val="28"/>
+        <w:tabs>
+          <w:tab w:val="left" w:pos="3413"/>
+        </w:tabs>
+        <w:rPr>
+          <w:lang w:eastAsia="en-US"/>
         </w:rPr>
       </w:pPr>
     </w:p>
     <w:p>
       <w:pPr>
-        <w:pStyle w:val="affff0"/>
-        <w:rPr>
-          <w:noProof/>
-        </w:rPr>
-      </w:pPr>
-      <w:r>
-        <w:rPr>
-          <w:noProof/>
+        <w:pStyle w:val="2a"/>
+        <w:numPr>
+          <w:ilvl w:val="1"/>
+          <w:numId w:val="29"/>
+        </w:numPr>
+      </w:pPr>
+      <w:bookmarkStart w:id="35" w:name="_Toc215053447"/>
+      <w:r>
+        <w:t>Построение градиента усыхания по временному ряду</w:t>
+      </w:r>
+      <w:bookmarkEnd w:id="35"/>
+    </w:p>
+    <w:p>
+      <w:pPr>
+        <w:rPr>
+          <w:lang w:eastAsia="en-US"/>
+        </w:rPr>
+      </w:pPr>
+      <w:r>
+        <w:rPr>
+          <w:lang w:eastAsia="en-US"/>
+        </w:rPr>
+        <w:t xml:space="preserve">Для того чтобы построить градиент усыхания по временному ряду, необходимо подготовить данные для желаемых моментов времени и сгруппировать их в одну директорию. То есть должна быть </w:t>
+      </w:r>
+      <w:r>
+        <w:rPr>
+          <w:lang w:eastAsia="en-US"/>
+        </w:rPr>
+        <w:t>корневая директория,</w:t>
+      </w:r>
+      <w:r>
+        <w:rPr>
+          <w:lang w:eastAsia="en-US"/>
+        </w:rPr>
+        <w:t xml:space="preserve"> в которой будут находиться поддиректории с данными в своих папках на разные моменты </w:t>
+      </w:r>
+      <w:r>
+        <w:rPr>
+          <w:lang w:eastAsia="en-US"/>
+        </w:rPr>
+        <w:lastRenderedPageBreak/>
+        <w:t>времени.</w:t>
+      </w:r>
+      <w:r>
+        <w:rPr>
+          <w:lang w:eastAsia="en-US"/>
+        </w:rPr>
+        <w:t xml:space="preserve"> Затем в меню файл нажать «Загрузка временного ряда» и в появившемся диалоговом окне проводника выбрать путь к этой директории.</w:t>
+      </w:r>
+    </w:p>
+    <w:p>
+      <w:pPr>
+        <w:rPr>
+          <w:lang w:eastAsia="en-US"/>
+        </w:rPr>
+      </w:pPr>
+    </w:p>
+    <w:p>
+      <w:pPr>
+        <w:jc w:val="center"/>
+        <w:rPr>
+          <w:lang w:eastAsia="en-US"/>
+        </w:rPr>
+      </w:pPr>
+      <w:r>
+        <w:rPr>
+          <w:lang w:eastAsia="en-US"/>
         </w:rPr>
         <w:drawing>
-          <wp:inline distT="0" distB="0" distL="0" distR="0" wp14:anchorId="4063847D" wp14:editId="44DE8E0B">
-            <wp:extent cx="3848637" cy="1819529"/>
+          <wp:inline distT="0" distB="0" distL="0" distR="0" wp14:anchorId="45A6BD49" wp14:editId="28B8778E">
+            <wp:extent cx="2762636" cy="1438476"/>
             <wp:effectExtent l="0" t="0" r="0" b="9525"/>
-            <wp:docPr id="9" name="Рисунок 9"/>
+            <wp:docPr id="21" name="Рисунок 21"/>
             <wp:cNvGraphicFramePr>
               <a:graphicFrameLocks xmlns:a="http://schemas.openxmlformats.org/drawingml/2006/main" noChangeAspect="1"/>
             </wp:cNvGraphicFramePr>
@@ -7482,6 +7713,459 @@
                   <pic:spPr>
                     <a:xfrm>
                       <a:off x="0" y="0"/>
+                      <a:ext cx="2762636" cy="1438476"/>
+                    </a:xfrm>
+                    <a:prstGeom prst="rect">
+                      <a:avLst/>
+                    </a:prstGeom>
+                  </pic:spPr>
+                </pic:pic>
+              </a:graphicData>
+            </a:graphic>
+          </wp:inline>
+        </w:drawing>
+      </w:r>
+    </w:p>
+    <w:p>
+      <w:pPr>
+        <w:jc w:val="center"/>
+        <w:rPr>
+          <w:lang w:eastAsia="en-US"/>
+        </w:rPr>
+      </w:pPr>
+      <w:r>
+        <w:rPr>
+          <w:lang w:eastAsia="en-US"/>
+        </w:rPr>
+        <w:t>Рисунок 3.6.1</w:t>
+      </w:r>
+    </w:p>
+    <w:p>
+      <w:pPr>
+        <w:jc w:val="center"/>
+        <w:rPr>
+          <w:lang w:eastAsia="en-US"/>
+        </w:rPr>
+      </w:pPr>
+    </w:p>
+    <w:p>
+      <w:pPr>
+        <w:rPr>
+          <w:lang w:eastAsia="en-US"/>
+        </w:rPr>
+      </w:pPr>
+      <w:r>
+        <w:rPr>
+          <w:lang w:eastAsia="en-US"/>
+        </w:rPr>
+        <w:t>После загрузки временного ряда требуется выбрать область интереса. После выбора области интереса в контекстном нажать «Построить градиент усыхания» рисунок 3.6.2</w:t>
+      </w:r>
+      <w:r>
+        <w:rPr>
+          <w:lang w:eastAsia="en-US"/>
+        </w:rPr>
+        <w:t>. Результат операции показан на рисунке 3.6.3.</w:t>
+      </w:r>
+    </w:p>
+    <w:p>
+      <w:pPr>
+        <w:jc w:val="center"/>
+        <w:rPr>
+          <w:lang w:eastAsia="en-US"/>
+        </w:rPr>
+      </w:pPr>
+      <w:r>
+        <w:rPr>
+          <w:lang w:eastAsia="en-US"/>
+        </w:rPr>
+        <w:drawing>
+          <wp:inline distT="0" distB="0" distL="0" distR="0" wp14:anchorId="0A5F5D16" wp14:editId="0782BC69">
+            <wp:extent cx="4001058" cy="2534004"/>
+            <wp:effectExtent l="0" t="0" r="0" b="0"/>
+            <wp:docPr id="23" name="Рисунок 23"/>
+            <wp:cNvGraphicFramePr>
+              <a:graphicFrameLocks xmlns:a="http://schemas.openxmlformats.org/drawingml/2006/main" noChangeAspect="1"/>
+            </wp:cNvGraphicFramePr>
+            <a:graphic xmlns:a="http://schemas.openxmlformats.org/drawingml/2006/main">
+              <a:graphicData uri="http://schemas.openxmlformats.org/drawingml/2006/picture">
+                <pic:pic xmlns:pic="http://schemas.openxmlformats.org/drawingml/2006/picture">
+                  <pic:nvPicPr>
+                    <pic:cNvPr id="1" name=""/>
+                    <pic:cNvPicPr/>
+                  </pic:nvPicPr>
+                  <pic:blipFill>
+                    <a:blip r:embed="rId26"/>
+                    <a:stretch>
+                      <a:fillRect/>
+                    </a:stretch>
+                  </pic:blipFill>
+                  <pic:spPr>
+                    <a:xfrm>
+                      <a:off x="0" y="0"/>
+                      <a:ext cx="4001058" cy="2534004"/>
+                    </a:xfrm>
+                    <a:prstGeom prst="rect">
+                      <a:avLst/>
+                    </a:prstGeom>
+                  </pic:spPr>
+                </pic:pic>
+              </a:graphicData>
+            </a:graphic>
+          </wp:inline>
+        </w:drawing>
+      </w:r>
+    </w:p>
+    <w:p>
+      <w:pPr>
+        <w:rPr>
+          <w:lang w:eastAsia="en-US"/>
+        </w:rPr>
+      </w:pPr>
+    </w:p>
+    <w:p>
+      <w:pPr>
+        <w:jc w:val="center"/>
+        <w:rPr>
+          <w:lang w:eastAsia="en-US"/>
+        </w:rPr>
+      </w:pPr>
+      <w:r>
+        <w:rPr>
+          <w:lang w:eastAsia="en-US"/>
+        </w:rPr>
+        <w:t>Рисунок 3.6.2</w:t>
+      </w:r>
+    </w:p>
+    <w:p>
+      <w:pPr>
+        <w:ind w:firstLine="0"/>
+        <w:jc w:val="center"/>
+        <w:rPr>
+          <w:lang w:val="en-US" w:eastAsia="en-US"/>
+        </w:rPr>
+      </w:pPr>
+      <w:r>
+        <w:rPr>
+          <w:lang w:val="en-US" w:eastAsia="en-US"/>
+        </w:rPr>
+        <w:lastRenderedPageBreak/>
+        <w:drawing>
+          <wp:inline distT="0" distB="0" distL="0" distR="0" wp14:anchorId="1AA5C79E" wp14:editId="3AE68200">
+            <wp:extent cx="6120130" cy="3442335"/>
+            <wp:effectExtent l="0" t="0" r="0" b="5715"/>
+            <wp:docPr id="22" name="Рисунок 22"/>
+            <wp:cNvGraphicFramePr>
+              <a:graphicFrameLocks xmlns:a="http://schemas.openxmlformats.org/drawingml/2006/main" noChangeAspect="1"/>
+            </wp:cNvGraphicFramePr>
+            <a:graphic xmlns:a="http://schemas.openxmlformats.org/drawingml/2006/main">
+              <a:graphicData uri="http://schemas.openxmlformats.org/drawingml/2006/picture">
+                <pic:pic xmlns:pic="http://schemas.openxmlformats.org/drawingml/2006/picture">
+                  <pic:nvPicPr>
+                    <pic:cNvPr id="1" name=""/>
+                    <pic:cNvPicPr/>
+                  </pic:nvPicPr>
+                  <pic:blipFill>
+                    <a:blip r:embed="rId27"/>
+                    <a:stretch>
+                      <a:fillRect/>
+                    </a:stretch>
+                  </pic:blipFill>
+                  <pic:spPr>
+                    <a:xfrm>
+                      <a:off x="0" y="0"/>
+                      <a:ext cx="6120130" cy="3442335"/>
+                    </a:xfrm>
+                    <a:prstGeom prst="rect">
+                      <a:avLst/>
+                    </a:prstGeom>
+                  </pic:spPr>
+                </pic:pic>
+              </a:graphicData>
+            </a:graphic>
+          </wp:inline>
+        </w:drawing>
+      </w:r>
+    </w:p>
+    <w:p>
+      <w:pPr>
+        <w:ind w:firstLine="0"/>
+        <w:jc w:val="center"/>
+        <w:rPr>
+          <w:lang w:eastAsia="en-US"/>
+        </w:rPr>
+      </w:pPr>
+      <w:r>
+        <w:rPr>
+          <w:lang w:eastAsia="en-US"/>
+        </w:rPr>
+        <w:t>Рисунок 3.6.</w:t>
+      </w:r>
+      <w:r>
+        <w:rPr>
+          <w:lang w:eastAsia="en-US"/>
+        </w:rPr>
+        <w:t>3</w:t>
+      </w:r>
+      <w:r>
+        <w:rPr>
+          <w:lang w:eastAsia="en-US"/>
+        </w:rPr>
+        <w:t xml:space="preserve"> Градиент усыхания на основе индекса</w:t>
+      </w:r>
+      <w:r>
+        <w:rPr>
+          <w:lang w:eastAsia="en-US"/>
+        </w:rPr>
+        <w:t xml:space="preserve"> </w:t>
+      </w:r>
+      <w:r>
+        <w:rPr>
+          <w:lang w:val="en-US" w:eastAsia="en-US"/>
+        </w:rPr>
+        <w:t>NDVI</w:t>
+      </w:r>
+    </w:p>
+    <w:p>
+      <w:pPr>
+        <w:ind w:firstLine="0"/>
+      </w:pPr>
+    </w:p>
+    <w:p>
+      <w:pPr>
+        <w:pStyle w:val="1d"/>
+        <w:numPr>
+          <w:ilvl w:val="0"/>
+          <w:numId w:val="29"/>
+        </w:numPr>
+      </w:pPr>
+      <w:bookmarkStart w:id="36" w:name="_Toc215053448"/>
+      <w:r>
+        <w:t>СООБЩЕНИЯ ОПЕРАТОРУ</w:t>
+      </w:r>
+      <w:bookmarkEnd w:id="36"/>
+    </w:p>
+    <w:p>
+      <w:pPr>
+        <w:rPr>
+          <w:szCs w:val="26"/>
+          <w:lang w:eastAsia="en-US"/>
+        </w:rPr>
+      </w:pPr>
+      <w:r>
+        <w:rPr>
+          <w:lang w:eastAsia="en-US"/>
+        </w:rPr>
+        <w:t>При попытке ввода ошибочных данных пользователю отображаются соответствующие ошибки. Кроме того, в случае неисправностей программы оператору также отображаются сообщения об ошибке.</w:t>
+      </w:r>
+      <w:r>
+        <w:rPr>
+          <w:szCs w:val="26"/>
+          <w:lang w:eastAsia="en-US"/>
+        </w:rPr>
+        <w:t xml:space="preserve"> При попытках совершить действие, выполнение которого невозможно, оператору выводятся предупреждения с рекомендациями. Также в программе имеются информационные сообщения, которые описаны в главе 3 настоящего документа, так как являются рядовой частью программы и возникают постоянно при работе определенного функционала, являясь его результатом по своей сути.</w:t>
+      </w:r>
+    </w:p>
+    <w:p>
+      <w:pPr>
+        <w:ind w:firstLine="0"/>
+        <w:rPr>
+          <w:lang w:eastAsia="en-US"/>
+        </w:rPr>
+      </w:pPr>
+    </w:p>
+    <w:p>
+      <w:pPr>
+        <w:rPr>
+          <w:szCs w:val="26"/>
+          <w:lang w:eastAsia="en-US"/>
+        </w:rPr>
+      </w:pPr>
+    </w:p>
+    <w:p>
+      <w:pPr>
+        <w:spacing w:line="240" w:lineRule="auto"/>
+        <w:ind w:firstLine="0"/>
+        <w:jc w:val="left"/>
+        <w:rPr>
+          <w:szCs w:val="26"/>
+          <w:lang w:eastAsia="en-US"/>
+        </w:rPr>
+      </w:pPr>
+      <w:r>
+        <w:rPr>
+          <w:szCs w:val="26"/>
+          <w:lang w:eastAsia="en-US"/>
+        </w:rPr>
+        <w:br w:type="page"/>
+      </w:r>
+    </w:p>
+    <w:p>
+      <w:pPr>
+        <w:rPr>
+          <w:szCs w:val="26"/>
+          <w:lang w:eastAsia="en-US"/>
+        </w:rPr>
+      </w:pPr>
+    </w:p>
+    <w:p>
+      <w:pPr>
+        <w:ind w:firstLine="0"/>
+        <w:rPr>
+          <w:szCs w:val="26"/>
+          <w:lang w:eastAsia="en-US"/>
+        </w:rPr>
+      </w:pPr>
+    </w:p>
+    <w:p>
+      <w:pPr>
+        <w:keepNext/>
+        <w:spacing w:after="240" w:line="300" w:lineRule="auto"/>
+        <w:jc w:val="center"/>
+        <w:outlineLvl w:val="0"/>
+        <w:rPr>
+          <w:kern w:val="32"/>
+          <w:szCs w:val="28"/>
+        </w:rPr>
+      </w:pPr>
+      <w:bookmarkStart w:id="37" w:name="_Toc215053449"/>
+      <w:r>
+        <w:rPr>
+          <w:kern w:val="32"/>
+          <w:szCs w:val="28"/>
+        </w:rPr>
+        <w:t>Приложение А – Сообщения об ошибках</w:t>
+      </w:r>
+      <w:bookmarkEnd w:id="37"/>
+    </w:p>
+    <w:p>
+      <w:pPr>
+        <w:ind w:firstLine="0"/>
+        <w:jc w:val="center"/>
+        <w:rPr>
+          <w:kern w:val="32"/>
+          <w:szCs w:val="28"/>
+        </w:rPr>
+      </w:pPr>
+    </w:p>
+    <w:p>
+      <w:pPr>
+        <w:pStyle w:val="affff0"/>
+        <w:rPr>
+          <w:noProof/>
+        </w:rPr>
+      </w:pPr>
+      <w:r>
+        <w:rPr>
+          <w:noProof/>
+        </w:rPr>
+        <w:drawing>
+          <wp:inline distT="0" distB="0" distL="0" distR="0" wp14:anchorId="6A80D2FE" wp14:editId="6B2B4E7C">
+            <wp:extent cx="2114845" cy="1629002"/>
+            <wp:effectExtent l="0" t="0" r="0" b="9525"/>
+            <wp:docPr id="8" name="Рисунок 8"/>
+            <wp:cNvGraphicFramePr>
+              <a:graphicFrameLocks xmlns:a="http://schemas.openxmlformats.org/drawingml/2006/main" noChangeAspect="1"/>
+            </wp:cNvGraphicFramePr>
+            <a:graphic xmlns:a="http://schemas.openxmlformats.org/drawingml/2006/main">
+              <a:graphicData uri="http://schemas.openxmlformats.org/drawingml/2006/picture">
+                <pic:pic xmlns:pic="http://schemas.openxmlformats.org/drawingml/2006/picture">
+                  <pic:nvPicPr>
+                    <pic:cNvPr id="1" name=""/>
+                    <pic:cNvPicPr/>
+                  </pic:nvPicPr>
+                  <pic:blipFill>
+                    <a:blip r:embed="rId28"/>
+                    <a:stretch>
+                      <a:fillRect/>
+                    </a:stretch>
+                  </pic:blipFill>
+                  <pic:spPr>
+                    <a:xfrm>
+                      <a:off x="0" y="0"/>
+                      <a:ext cx="2114845" cy="1629002"/>
+                    </a:xfrm>
+                    <a:prstGeom prst="rect">
+                      <a:avLst/>
+                    </a:prstGeom>
+                  </pic:spPr>
+                </pic:pic>
+              </a:graphicData>
+            </a:graphic>
+          </wp:inline>
+        </w:drawing>
+      </w:r>
+    </w:p>
+    <w:p>
+      <w:pPr>
+        <w:pStyle w:val="affff0"/>
+        <w:rPr>
+          <w:noProof/>
+        </w:rPr>
+      </w:pPr>
+    </w:p>
+    <w:p>
+      <w:pPr>
+        <w:pStyle w:val="affff0"/>
+        <w:spacing w:line="360" w:lineRule="auto"/>
+      </w:pPr>
+      <w:r>
+        <w:t>Рисунок А</w:t>
+      </w:r>
+      <w:r>
+        <w:t>1</w:t>
+      </w:r>
+      <w:r>
+        <w:t xml:space="preserve"> – Ошибка </w:t>
+      </w:r>
+      <w:r>
+        <w:t>загрузки данных</w:t>
+      </w:r>
+    </w:p>
+    <w:p>
+      <w:pPr>
+        <w:ind w:firstLine="0"/>
+        <w:jc w:val="center"/>
+        <w:rPr>
+          <w:kern w:val="32"/>
+          <w:szCs w:val="28"/>
+        </w:rPr>
+      </w:pPr>
+    </w:p>
+    <w:p>
+      <w:pPr>
+        <w:pStyle w:val="affff0"/>
+        <w:rPr>
+          <w:noProof/>
+        </w:rPr>
+      </w:pPr>
+      <w:r>
+        <w:rPr>
+          <w:noProof/>
+        </w:rPr>
+        <w:drawing>
+          <wp:inline distT="0" distB="0" distL="0" distR="0" wp14:anchorId="4063847D" wp14:editId="44DE8E0B">
+            <wp:extent cx="3848637" cy="1819529"/>
+            <wp:effectExtent l="0" t="0" r="0" b="9525"/>
+            <wp:docPr id="9" name="Рисунок 9"/>
+            <wp:cNvGraphicFramePr>
+              <a:graphicFrameLocks xmlns:a="http://schemas.openxmlformats.org/drawingml/2006/main" noChangeAspect="1"/>
+            </wp:cNvGraphicFramePr>
+            <a:graphic xmlns:a="http://schemas.openxmlformats.org/drawingml/2006/main">
+              <a:graphicData uri="http://schemas.openxmlformats.org/drawingml/2006/picture">
+                <pic:pic xmlns:pic="http://schemas.openxmlformats.org/drawingml/2006/picture">
+                  <pic:nvPicPr>
+                    <pic:cNvPr id="1" name=""/>
+                    <pic:cNvPicPr/>
+                  </pic:nvPicPr>
+                  <pic:blipFill>
+                    <a:blip r:embed="rId29"/>
+                    <a:stretch>
+                      <a:fillRect/>
+                    </a:stretch>
+                  </pic:blipFill>
+                  <pic:spPr>
+                    <a:xfrm>
+                      <a:off x="0" y="0"/>
                       <a:ext cx="3848637" cy="1819529"/>
                     </a:xfrm>
                     <a:prstGeom prst="rect">
@@ -7520,6 +8204,283 @@
       <w:r>
         <w:t>временного ряда</w:t>
       </w:r>
+    </w:p>
+    <w:p>
+      <w:pPr>
+        <w:pStyle w:val="affff0"/>
+        <w:spacing w:line="360" w:lineRule="auto"/>
+      </w:pPr>
+    </w:p>
+    <w:p>
+      <w:pPr>
+        <w:pStyle w:val="affff0"/>
+        <w:spacing w:line="360" w:lineRule="auto"/>
+      </w:pPr>
+      <w:r>
+        <w:drawing>
+          <wp:inline distT="0" distB="0" distL="0" distR="0" wp14:anchorId="18CB37FD" wp14:editId="472FAB58">
+            <wp:extent cx="2057687" cy="1743318"/>
+            <wp:effectExtent l="0" t="0" r="0" b="9525"/>
+            <wp:docPr id="10" name="Рисунок 10"/>
+            <wp:cNvGraphicFramePr>
+              <a:graphicFrameLocks xmlns:a="http://schemas.openxmlformats.org/drawingml/2006/main" noChangeAspect="1"/>
+            </wp:cNvGraphicFramePr>
+            <a:graphic xmlns:a="http://schemas.openxmlformats.org/drawingml/2006/main">
+              <a:graphicData uri="http://schemas.openxmlformats.org/drawingml/2006/picture">
+                <pic:pic xmlns:pic="http://schemas.openxmlformats.org/drawingml/2006/picture">
+                  <pic:nvPicPr>
+                    <pic:cNvPr id="1" name=""/>
+                    <pic:cNvPicPr/>
+                  </pic:nvPicPr>
+                  <pic:blipFill>
+                    <a:blip r:embed="rId30"/>
+                    <a:stretch>
+                      <a:fillRect/>
+                    </a:stretch>
+                  </pic:blipFill>
+                  <pic:spPr>
+                    <a:xfrm>
+                      <a:off x="0" y="0"/>
+                      <a:ext cx="2057687" cy="1743318"/>
+                    </a:xfrm>
+                    <a:prstGeom prst="rect">
+                      <a:avLst/>
+                    </a:prstGeom>
+                  </pic:spPr>
+                </pic:pic>
+              </a:graphicData>
+            </a:graphic>
+          </wp:inline>
+        </w:drawing>
+      </w:r>
+    </w:p>
+    <w:p>
+      <w:pPr>
+        <w:pStyle w:val="affff0"/>
+        <w:spacing w:line="360" w:lineRule="auto"/>
+        <w:rPr>
+          <w:lang w:val="en-US"/>
+        </w:rPr>
+      </w:pPr>
+      <w:r>
+        <w:t xml:space="preserve">Рисунок </w:t>
+      </w:r>
+      <w:r>
+        <w:rPr>
+          <w:lang w:val="en-US"/>
+        </w:rPr>
+        <w:t>A</w:t>
+      </w:r>
+      <w:r>
+        <w:t xml:space="preserve">3 – </w:t>
+      </w:r>
+      <w:r>
+        <w:t xml:space="preserve">Ошибка при загрузке заголовочного файла </w:t>
+      </w:r>
+      <w:r>
+        <w:rPr>
+          <w:lang w:val="en-US"/>
+        </w:rPr>
+        <w:t>XML</w:t>
+      </w:r>
+    </w:p>
+    <w:p>
+      <w:pPr>
+        <w:pStyle w:val="affff0"/>
+        <w:spacing w:line="360" w:lineRule="auto"/>
+        <w:rPr>
+          <w:lang w:val="en-US"/>
+        </w:rPr>
+      </w:pPr>
+    </w:p>
+    <w:p>
+      <w:pPr>
+        <w:pStyle w:val="affff0"/>
+        <w:spacing w:line="360" w:lineRule="auto"/>
+      </w:pPr>
+      <w:r>
+        <w:lastRenderedPageBreak/>
+        <w:drawing>
+          <wp:inline distT="0" distB="0" distL="0" distR="0" wp14:anchorId="274802CD" wp14:editId="10A04978">
+            <wp:extent cx="2067213" cy="1752845"/>
+            <wp:effectExtent l="0" t="0" r="0" b="0"/>
+            <wp:docPr id="11" name="Рисунок 11"/>
+            <wp:cNvGraphicFramePr>
+              <a:graphicFrameLocks xmlns:a="http://schemas.openxmlformats.org/drawingml/2006/main" noChangeAspect="1"/>
+            </wp:cNvGraphicFramePr>
+            <a:graphic xmlns:a="http://schemas.openxmlformats.org/drawingml/2006/main">
+              <a:graphicData uri="http://schemas.openxmlformats.org/drawingml/2006/picture">
+                <pic:pic xmlns:pic="http://schemas.openxmlformats.org/drawingml/2006/picture">
+                  <pic:nvPicPr>
+                    <pic:cNvPr id="1" name=""/>
+                    <pic:cNvPicPr/>
+                  </pic:nvPicPr>
+                  <pic:blipFill>
+                    <a:blip r:embed="rId31"/>
+                    <a:stretch>
+                      <a:fillRect/>
+                    </a:stretch>
+                  </pic:blipFill>
+                  <pic:spPr>
+                    <a:xfrm>
+                      <a:off x="0" y="0"/>
+                      <a:ext cx="2067213" cy="1752845"/>
+                    </a:xfrm>
+                    <a:prstGeom prst="rect">
+                      <a:avLst/>
+                    </a:prstGeom>
+                  </pic:spPr>
+                </pic:pic>
+              </a:graphicData>
+            </a:graphic>
+          </wp:inline>
+        </w:drawing>
+      </w:r>
+    </w:p>
+    <w:p>
+      <w:pPr>
+        <w:pStyle w:val="affff0"/>
+        <w:spacing w:line="360" w:lineRule="auto"/>
+      </w:pPr>
+    </w:p>
+    <w:p>
+      <w:pPr>
+        <w:pStyle w:val="affff0"/>
+        <w:spacing w:line="360" w:lineRule="auto"/>
+      </w:pPr>
+      <w:r>
+        <w:t xml:space="preserve">Рисунок </w:t>
+      </w:r>
+      <w:r>
+        <w:rPr>
+          <w:lang w:val="en-US"/>
+        </w:rPr>
+        <w:t>A</w:t>
+      </w:r>
+      <w:r>
+        <w:t>4</w:t>
+      </w:r>
+      <w:r>
+        <w:t xml:space="preserve"> – </w:t>
+      </w:r>
+      <w:r>
+        <w:t xml:space="preserve">Ошибка при загрузке заголовочного файла </w:t>
+      </w:r>
+      <w:r>
+        <w:rPr>
+          <w:lang w:val="en-US"/>
+        </w:rPr>
+        <w:t>TXT</w:t>
+      </w:r>
+    </w:p>
+    <w:p>
+      <w:pPr>
+        <w:pStyle w:val="affff0"/>
+        <w:spacing w:line="360" w:lineRule="auto"/>
+      </w:pPr>
+    </w:p>
+    <w:p>
+      <w:pPr>
+        <w:pStyle w:val="affff0"/>
+        <w:spacing w:line="360" w:lineRule="auto"/>
+      </w:pPr>
+    </w:p>
+    <w:p>
+      <w:pPr>
+        <w:pStyle w:val="affff0"/>
+        <w:spacing w:line="360" w:lineRule="auto"/>
+      </w:pPr>
+      <w:r>
+        <w:drawing>
+          <wp:inline distT="0" distB="0" distL="0" distR="0" wp14:anchorId="7F77F585" wp14:editId="3812D8F7">
+            <wp:extent cx="2067213" cy="1752845"/>
+            <wp:effectExtent l="0" t="0" r="0" b="0"/>
+            <wp:docPr id="13" name="Рисунок 13"/>
+            <wp:cNvGraphicFramePr>
+              <a:graphicFrameLocks xmlns:a="http://schemas.openxmlformats.org/drawingml/2006/main" noChangeAspect="1"/>
+            </wp:cNvGraphicFramePr>
+            <a:graphic xmlns:a="http://schemas.openxmlformats.org/drawingml/2006/main">
+              <a:graphicData uri="http://schemas.openxmlformats.org/drawingml/2006/picture">
+                <pic:pic xmlns:pic="http://schemas.openxmlformats.org/drawingml/2006/picture">
+                  <pic:nvPicPr>
+                    <pic:cNvPr id="1" name=""/>
+                    <pic:cNvPicPr/>
+                  </pic:nvPicPr>
+                  <pic:blipFill>
+                    <a:blip r:embed="rId32"/>
+                    <a:stretch>
+                      <a:fillRect/>
+                    </a:stretch>
+                  </pic:blipFill>
+                  <pic:spPr>
+                    <a:xfrm>
+                      <a:off x="0" y="0"/>
+                      <a:ext cx="2067213" cy="1752845"/>
+                    </a:xfrm>
+                    <a:prstGeom prst="rect">
+                      <a:avLst/>
+                    </a:prstGeom>
+                  </pic:spPr>
+                </pic:pic>
+              </a:graphicData>
+            </a:graphic>
+          </wp:inline>
+        </w:drawing>
+      </w:r>
+    </w:p>
+    <w:p>
+      <w:pPr>
+        <w:pStyle w:val="affff0"/>
+        <w:spacing w:line="360" w:lineRule="auto"/>
+      </w:pPr>
+    </w:p>
+    <w:p>
+      <w:pPr>
+        <w:pStyle w:val="affff0"/>
+        <w:spacing w:line="360" w:lineRule="auto"/>
+      </w:pPr>
+      <w:r>
+        <w:t xml:space="preserve">Рисунок </w:t>
+      </w:r>
+      <w:r>
+        <w:rPr>
+          <w:lang w:val="en-US"/>
+        </w:rPr>
+        <w:t>A</w:t>
+      </w:r>
+      <w:r>
+        <w:t>5</w:t>
+      </w:r>
+      <w:r>
+        <w:t xml:space="preserve"> – </w:t>
+      </w:r>
+      <w:r>
+        <w:t xml:space="preserve">Ошибка при загрузке заголовочного файла </w:t>
+      </w:r>
+      <w:r>
+        <w:rPr>
+          <w:lang w:val="en-US"/>
+        </w:rPr>
+        <w:t>JSON</w:t>
+      </w:r>
+    </w:p>
+    <w:p>
+      <w:pPr>
+        <w:pStyle w:val="affff0"/>
+        <w:spacing w:line="360" w:lineRule="auto"/>
+      </w:pPr>
+    </w:p>
+    <w:p>
+      <w:pPr>
+        <w:pStyle w:val="affff0"/>
+        <w:spacing w:line="360" w:lineRule="auto"/>
+      </w:pPr>
+    </w:p>
+    <w:p>
+      <w:pPr>
+        <w:pStyle w:val="affff0"/>
+        <w:spacing w:line="360" w:lineRule="auto"/>
+      </w:pPr>
       <w:r>
         <w:br w:type="page"/>
       </w:r>
@@ -7540,11 +8501,11 @@
           <w:szCs w:val="28"/>
         </w:rPr>
       </w:pPr>
-      <w:bookmarkStart w:id="36" w:name="_Toc359235792"/>
-      <w:bookmarkStart w:id="37" w:name="_Toc359236205"/>
-      <w:bookmarkStart w:id="38" w:name="_Toc370222974"/>
-      <w:bookmarkStart w:id="39" w:name="_Toc492474358"/>
-      <w:bookmarkStart w:id="40" w:name="_Toc214963279"/>
+      <w:bookmarkStart w:id="38" w:name="_Toc359235792"/>
+      <w:bookmarkStart w:id="39" w:name="_Toc359236205"/>
+      <w:bookmarkStart w:id="40" w:name="_Toc370222974"/>
+      <w:bookmarkStart w:id="41" w:name="_Toc492474358"/>
+      <w:bookmarkStart w:id="42" w:name="_Toc215053450"/>
       <w:bookmarkEnd w:id="22"/>
       <w:r>
         <w:rPr>
@@ -7552,11 +8513,11 @@
         </w:rPr>
         <w:t>ЛИСТ РЕГИСТРАЦИИ ИЗМЕНЕНИЙ</w:t>
       </w:r>
-      <w:bookmarkEnd w:id="36"/>
-      <w:bookmarkEnd w:id="37"/>
       <w:bookmarkEnd w:id="38"/>
       <w:bookmarkEnd w:id="39"/>
       <w:bookmarkEnd w:id="40"/>
+      <w:bookmarkEnd w:id="41"/>
+      <w:bookmarkEnd w:id="42"/>
     </w:p>
     <w:p>
       <w:pPr>
@@ -14007,10 +14968,10 @@
       </w:pPr>
     </w:p>
     <w:sectPr>
-      <w:headerReference w:type="default" r:id="rId26"/>
-      <w:footerReference w:type="default" r:id="rId27"/>
-      <w:headerReference w:type="first" r:id="rId28"/>
-      <w:footerReference w:type="first" r:id="rId29"/>
+      <w:headerReference w:type="default" r:id="rId33"/>
+      <w:footerReference w:type="default" r:id="rId34"/>
+      <w:headerReference w:type="first" r:id="rId35"/>
+      <w:footerReference w:type="first" r:id="rId36"/>
       <w:pgSz w:w="11906" w:h="16838" w:code="9"/>
       <w:pgMar w:top="482" w:right="567" w:bottom="709" w:left="1701" w:header="0" w:footer="0" w:gutter="0"/>
       <w:pgNumType w:start="2"/>
@@ -15817,7 +16778,7 @@
             </wp:anchor>
           </w:drawing>
         </mc:Choice>
-        <mc:Fallback xmlns:w16sdtfl="http://schemas.microsoft.com/office/word/2024/wordml/sdtformatlock" xmlns:w16du="http://schemas.microsoft.com/office/word/2023/wordml/word16du" xmlns:oel="http://schemas.microsoft.com/office/2019/extlst">
+        <mc:Fallback xmlns:oel="http://schemas.microsoft.com/office/2019/extlst" xmlns:w16du="http://schemas.microsoft.com/office/word/2023/wordml/word16du" xmlns:w16sdtfl="http://schemas.microsoft.com/office/word/2024/wordml/sdtformatlock">
           <w:pict>
             <v:line w14:anchorId="11AF9961" id="Прямая соединительная линия 7440" o:spid="_x0000_s1026" style="position:absolute;z-index:251675136;visibility:visible;mso-wrap-style:square;mso-width-percent:0;mso-height-percent:0;mso-wrap-distance-left:9pt;mso-wrap-distance-top:-3e-5mm;mso-wrap-distance-right:9pt;mso-wrap-distance-bottom:-3e-5mm;mso-position-horizontal:absolute;mso-position-horizontal-relative:text;mso-position-vertical:absolute;mso-position-vertical-relative:text;mso-width-percent:0;mso-height-percent:0;mso-width-relative:page;mso-height-relative:page" from="-51.05pt,-45.1pt" to="-14.2pt,-45.1pt" o:gfxdata="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" o:allowincell="f" strokeweight="2pt"/>
           </w:pict>
@@ -15891,7 +16852,7 @@
             </wp:anchor>
           </w:drawing>
         </mc:Choice>
-        <mc:Fallback xmlns:w16sdtfl="http://schemas.microsoft.com/office/word/2024/wordml/sdtformatlock" xmlns:w16du="http://schemas.microsoft.com/office/word/2023/wordml/word16du" xmlns:oel="http://schemas.microsoft.com/office/2019/extlst">
+        <mc:Fallback xmlns:oel="http://schemas.microsoft.com/office/2019/extlst" xmlns:w16du="http://schemas.microsoft.com/office/word/2023/wordml/word16du" xmlns:w16sdtfl="http://schemas.microsoft.com/office/word/2024/wordml/sdtformatlock">
           <w:pict>
             <v:line w14:anchorId="57DC6D6F" id="Прямая соединительная линия 7439" o:spid="_x0000_s1026" style="position:absolute;z-index:251674112;visibility:visible;mso-wrap-style:square;mso-width-percent:0;mso-height-percent:0;mso-wrap-distance-left:9pt;mso-wrap-distance-top:-3e-5mm;mso-wrap-distance-right:9pt;mso-wrap-distance-bottom:-3e-5mm;mso-position-horizontal:absolute;mso-position-horizontal-relative:text;mso-position-vertical:absolute;mso-position-vertical-relative:text;mso-width-percent:0;mso-height-percent:0;mso-width-relative:page;mso-height-relative:page" from="-51.05pt,-144.35pt" to="-14.2pt,-144.35pt" o:gfxdata="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" o:allowincell="f" strokeweight="2pt"/>
           </w:pict>
@@ -15965,7 +16926,7 @@
             </wp:anchor>
           </w:drawing>
         </mc:Choice>
-        <mc:Fallback xmlns:w16sdtfl="http://schemas.microsoft.com/office/word/2024/wordml/sdtformatlock" xmlns:w16du="http://schemas.microsoft.com/office/word/2023/wordml/word16du" xmlns:oel="http://schemas.microsoft.com/office/2019/extlst">
+        <mc:Fallback xmlns:oel="http://schemas.microsoft.com/office/2019/extlst" xmlns:w16du="http://schemas.microsoft.com/office/word/2023/wordml/word16du" xmlns:w16sdtfl="http://schemas.microsoft.com/office/word/2024/wordml/sdtformatlock">
           <w:pict>
             <v:line w14:anchorId="20B3CAF0" id="Прямая соединительная линия 7438" o:spid="_x0000_s1026" style="position:absolute;z-index:251673088;visibility:visible;mso-wrap-style:square;mso-width-percent:0;mso-height-percent:0;mso-wrap-distance-left:9pt;mso-wrap-distance-top:-3e-5mm;mso-wrap-distance-right:9pt;mso-wrap-distance-bottom:-3e-5mm;mso-position-horizontal:absolute;mso-position-horizontal-relative:text;mso-position-vertical:absolute;mso-position-vertical-relative:text;mso-width-percent:0;mso-height-percent:0;mso-width-relative:page;mso-height-relative:page" from="-51.05pt,-215.2pt" to="-14.2pt,-215.2pt" o:gfxdata="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" o:allowincell="f" strokeweight="2pt"/>
           </w:pict>
@@ -16039,7 +17000,7 @@
             </wp:anchor>
           </w:drawing>
         </mc:Choice>
-        <mc:Fallback xmlns:w16sdtfl="http://schemas.microsoft.com/office/word/2024/wordml/sdtformatlock" xmlns:w16du="http://schemas.microsoft.com/office/word/2023/wordml/word16du" xmlns:oel="http://schemas.microsoft.com/office/2019/extlst">
+        <mc:Fallback xmlns:oel="http://schemas.microsoft.com/office/2019/extlst" xmlns:w16du="http://schemas.microsoft.com/office/word/2023/wordml/word16du" xmlns:w16sdtfl="http://schemas.microsoft.com/office/word/2024/wordml/sdtformatlock">
           <w:pict>
             <v:line w14:anchorId="664A659F" id="Прямая соединительная линия 7437" o:spid="_x0000_s1026" style="position:absolute;z-index:251672064;visibility:visible;mso-wrap-style:square;mso-width-percent:0;mso-height-percent:0;mso-wrap-distance-left:9pt;mso-wrap-distance-top:-3e-5mm;mso-wrap-distance-right:9pt;mso-wrap-distance-bottom:-3e-5mm;mso-position-horizontal:absolute;mso-position-horizontal-relative:text;mso-position-vertical:absolute;mso-position-vertical-relative:text;mso-width-percent:0;mso-height-percent:0;mso-width-relative:page;mso-height-relative:page" from="-51.05pt,-286.1pt" to="-14.2pt,-286.1pt" o:gfxdata="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" o:allowincell="f" strokeweight="2pt"/>
           </w:pict>
@@ -17046,8 +18007,8 @@
             <w:lang w:val="ru-RU"/>
           </w:rPr>
         </w:pPr>
-        <w:bookmarkStart w:id="7" w:name="_Hlk199924287"/>
-        <w:bookmarkStart w:id="8" w:name="_Hlk199924288"/>
+        <w:bookmarkStart w:id="7" w:name="_Hlk199924288"/>
+        <w:bookmarkStart w:id="8" w:name="_Hlk199924287"/>
         <w:r>
           <w:rPr>
             <w:bCs/>
@@ -17483,7 +18444,7 @@
             </wp:anchor>
           </w:drawing>
         </mc:Choice>
-        <mc:Fallback xmlns:w16sdtfl="http://schemas.microsoft.com/office/word/2024/wordml/sdtformatlock" xmlns:w16du="http://schemas.microsoft.com/office/word/2023/wordml/word16du" xmlns:oel="http://schemas.microsoft.com/office/2019/extlst">
+        <mc:Fallback xmlns:oel="http://schemas.microsoft.com/office/2019/extlst" xmlns:w16du="http://schemas.microsoft.com/office/word/2023/wordml/word16du" xmlns:w16sdtfl="http://schemas.microsoft.com/office/word/2024/wordml/sdtformatlock">
           <w:pict>
             <v:line w14:anchorId="42D1BDC4" id="Прямая соединительная линия 7469" o:spid="_x0000_s1026" style="position:absolute;z-index:251671040;visibility:visible;mso-wrap-style:square;mso-width-percent:0;mso-height-percent:0;mso-wrap-distance-left:3.17497mm;mso-wrap-distance-top:0;mso-wrap-distance-right:3.17497mm;mso-wrap-distance-bottom:0;mso-position-horizontal:absolute;mso-position-horizontal-relative:text;mso-position-vertical:absolute;mso-position-vertical-relative:text;mso-width-percent:0;mso-height-percent:0;mso-width-relative:page;mso-height-relative:page" from="-34.05pt,377.1pt" to="-34.05pt,788.1pt" o:gfxdata="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" o:allowincell="f" strokeweight="2pt"/>
           </w:pict>
@@ -17561,7 +18522,7 @@
             </wp:anchor>
           </w:drawing>
         </mc:Choice>
-        <mc:Fallback xmlns:w16sdtfl="http://schemas.microsoft.com/office/word/2024/wordml/sdtformatlock" xmlns:w16du="http://schemas.microsoft.com/office/word/2023/wordml/word16du" xmlns:oel="http://schemas.microsoft.com/office/2019/extlst">
+        <mc:Fallback xmlns:oel="http://schemas.microsoft.com/office/2019/extlst" xmlns:w16du="http://schemas.microsoft.com/office/word/2023/wordml/word16du" xmlns:w16sdtfl="http://schemas.microsoft.com/office/word/2024/wordml/sdtformatlock">
           <w:pict>
             <v:rect w14:anchorId="02CE86AC" id="Прямоугольник 7468" o:spid="_x0000_s1026" style="position:absolute;margin-left:-51.05pt;margin-top:377.1pt;width:36.85pt;height:411pt;z-index:251670016;visibility:visible;mso-wrap-style:square;mso-width-percent:0;mso-height-percent:0;mso-wrap-distance-left:9pt;mso-wrap-distance-top:0;mso-wrap-distance-right:9pt;mso-wrap-distance-bottom:0;mso-position-horizontal:absolute;mso-position-horizontal-relative:text;mso-position-vertical:absolute;mso-position-vertical-relative:text;mso-width-percent:0;mso-height-percent:0;mso-width-relative:page;mso-height-relative:page;v-text-anchor:top" o:gfxdata="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" o:allowincell="f" filled="f" strokeweight="2pt"/>
           </w:pict>
